--- a/Mastering Data Structures & Algorithms using C and C++.docx
+++ b/Mastering Data Structures & Algorithms using C and C++.docx
@@ -84,18 +84,8 @@
           <w:szCs w:val="24"/>
           <w:highlight w:val="yellow"/>
         </w:rPr>
-        <w:t xml:space="preserve">C++/C </w:t>
-      </w:r>
-      <w:proofErr w:type="spellStart"/>
-      <w:r>
-        <w:rPr>
-          <w:sz w:val="24"/>
-          <w:szCs w:val="24"/>
-          <w:highlight w:val="yellow"/>
-        </w:rPr>
-        <w:t>dataStructures</w:t>
-      </w:r>
-      <w:proofErr w:type="spellEnd"/>
+        <w:t>C++/C dataStructures</w:t>
+      </w:r>
     </w:p>
     <w:p>
       <w:pPr>
@@ -109,21 +99,12 @@
           <w:szCs w:val="24"/>
         </w:rPr>
       </w:pPr>
-      <w:proofErr w:type="spellStart"/>
-      <w:r>
-        <w:rPr>
-          <w:sz w:val="24"/>
-          <w:szCs w:val="24"/>
-        </w:rPr>
-        <w:t>Gbd</w:t>
-      </w:r>
-      <w:proofErr w:type="spellEnd"/>
-      <w:r>
-        <w:rPr>
-          <w:sz w:val="24"/>
-          <w:szCs w:val="24"/>
-        </w:rPr>
-        <w:t xml:space="preserve"> online code editor</w:t>
+      <w:r>
+        <w:rPr>
+          <w:sz w:val="24"/>
+          <w:szCs w:val="24"/>
+        </w:rPr>
+        <w:t>Gbd online code editor</w:t>
       </w:r>
       <w:r>
         <w:rPr>
@@ -157,23 +138,7 @@
           <w:sz w:val="24"/>
           <w:szCs w:val="24"/>
         </w:rPr>
-        <w:t>Main Memory is divided in 3 section</w:t>
-      </w:r>
-      <w:proofErr w:type="gramStart"/>
-      <w:r>
-        <w:rPr>
-          <w:sz w:val="24"/>
-          <w:szCs w:val="24"/>
-        </w:rPr>
-        <w:t xml:space="preserve"> ..</w:t>
-      </w:r>
-      <w:proofErr w:type="gramEnd"/>
-      <w:r>
-        <w:rPr>
-          <w:sz w:val="24"/>
-          <w:szCs w:val="24"/>
-        </w:rPr>
-        <w:t xml:space="preserve"> Heap Stack and Code Section.</w:t>
+        <w:t>Main Memory is divided in 3 section .. Heap Stack and Code Section.</w:t>
       </w:r>
     </w:p>
     <w:p>
@@ -193,23 +158,860 @@
           <w:sz w:val="24"/>
           <w:szCs w:val="24"/>
         </w:rPr>
-        <w:t xml:space="preserve">In </w:t>
-      </w:r>
-      <w:proofErr w:type="gramStart"/>
-      <w:r>
-        <w:rPr>
-          <w:sz w:val="24"/>
-          <w:szCs w:val="24"/>
-        </w:rPr>
-        <w:t>Array ,Variable</w:t>
-      </w:r>
-      <w:proofErr w:type="gramEnd"/>
-      <w:r>
-        <w:rPr>
-          <w:sz w:val="24"/>
-          <w:szCs w:val="24"/>
-        </w:rPr>
-        <w:t xml:space="preserve"> type array contains garbage value when not initialized where as when Array with constant size have 0 in the places where the values are not initialized.</w:t>
+        <w:t xml:space="preserve">In Array ,Variable </w:t>
+      </w:r>
+      <w:r>
+        <w:rPr>
+          <w:sz w:val="24"/>
+          <w:szCs w:val="24"/>
+        </w:rPr>
+        <w:t>size</w:t>
+      </w:r>
+      <w:r>
+        <w:rPr>
+          <w:sz w:val="24"/>
+          <w:szCs w:val="24"/>
+        </w:rPr>
+        <w:t xml:space="preserve"> array contains garbage value when not initialized where as when Array with constant size have 0 in the places where the values are not initialized.</w:t>
+      </w:r>
+    </w:p>
+    <w:p>
+      <w:pPr>
+        <w:pStyle w:val="ListParagraph"/>
+        <w:numPr>
+          <w:ilvl w:val="0"/>
+          <w:numId w:val="1"/>
+        </w:numPr>
+        <w:rPr>
+          <w:sz w:val="24"/>
+          <w:szCs w:val="24"/>
+        </w:rPr>
+      </w:pPr>
+      <w:r>
+        <w:rPr>
+          <w:sz w:val="24"/>
+          <w:szCs w:val="24"/>
+        </w:rPr>
+        <w:t>c</w:t>
+      </w:r>
+      <w:r>
+        <w:rPr>
+          <w:sz w:val="24"/>
+          <w:szCs w:val="24"/>
+        </w:rPr>
+        <w:t>in&gt;&gt;n;</w:t>
+      </w:r>
+    </w:p>
+    <w:p>
+      <w:pPr>
+        <w:pStyle w:val="ListParagraph"/>
+        <w:rPr>
+          <w:sz w:val="24"/>
+          <w:szCs w:val="24"/>
+        </w:rPr>
+      </w:pPr>
+      <w:r>
+        <w:rPr>
+          <w:sz w:val="24"/>
+          <w:szCs w:val="24"/>
+        </w:rPr>
+        <w:t>Int A[n];</w:t>
+      </w:r>
+    </w:p>
+    <w:p>
+      <w:pPr>
+        <w:pStyle w:val="ListParagraph"/>
+        <w:numPr>
+          <w:ilvl w:val="0"/>
+          <w:numId w:val="1"/>
+        </w:numPr>
+        <w:rPr>
+          <w:sz w:val="24"/>
+          <w:szCs w:val="24"/>
+        </w:rPr>
+      </w:pPr>
+      <w:r>
+        <w:rPr>
+          <w:sz w:val="24"/>
+          <w:szCs w:val="24"/>
+        </w:rPr>
+        <w:t>Structure size is the total number of variables in the structure.</w:t>
+      </w:r>
+    </w:p>
+    <w:p>
+      <w:pPr>
+        <w:pStyle w:val="ListParagraph"/>
+        <w:rPr>
+          <w:sz w:val="24"/>
+          <w:szCs w:val="24"/>
+        </w:rPr>
+      </w:pPr>
+      <w:r>
+        <w:rPr>
+          <w:sz w:val="24"/>
+          <w:szCs w:val="24"/>
+        </w:rPr>
+        <w:t>#include &lt;iostream&gt;</w:t>
+      </w:r>
+    </w:p>
+    <w:p>
+      <w:pPr>
+        <w:pStyle w:val="ListParagraph"/>
+        <w:rPr>
+          <w:sz w:val="24"/>
+          <w:szCs w:val="24"/>
+        </w:rPr>
+      </w:pPr>
+      <w:r>
+        <w:rPr>
+          <w:sz w:val="24"/>
+          <w:szCs w:val="24"/>
+        </w:rPr>
+        <w:t>struct card</w:t>
+      </w:r>
+    </w:p>
+    <w:p>
+      <w:pPr>
+        <w:pStyle w:val="ListParagraph"/>
+        <w:rPr>
+          <w:sz w:val="24"/>
+          <w:szCs w:val="24"/>
+        </w:rPr>
+      </w:pPr>
+      <w:r>
+        <w:rPr>
+          <w:sz w:val="24"/>
+          <w:szCs w:val="24"/>
+        </w:rPr>
+        <w:t>{</w:t>
+      </w:r>
+    </w:p>
+    <w:p>
+      <w:pPr>
+        <w:pStyle w:val="ListParagraph"/>
+        <w:rPr>
+          <w:sz w:val="24"/>
+          <w:szCs w:val="24"/>
+        </w:rPr>
+      </w:pPr>
+      <w:r>
+        <w:rPr>
+          <w:sz w:val="24"/>
+          <w:szCs w:val="24"/>
+        </w:rPr>
+        <w:t xml:space="preserve">    int face;</w:t>
+      </w:r>
+    </w:p>
+    <w:p>
+      <w:pPr>
+        <w:pStyle w:val="ListParagraph"/>
+        <w:rPr>
+          <w:sz w:val="24"/>
+          <w:szCs w:val="24"/>
+        </w:rPr>
+      </w:pPr>
+      <w:r>
+        <w:rPr>
+          <w:sz w:val="24"/>
+          <w:szCs w:val="24"/>
+        </w:rPr>
+        <w:t xml:space="preserve">    int shape;</w:t>
+      </w:r>
+    </w:p>
+    <w:p>
+      <w:pPr>
+        <w:pStyle w:val="ListParagraph"/>
+        <w:rPr>
+          <w:sz w:val="24"/>
+          <w:szCs w:val="24"/>
+        </w:rPr>
+      </w:pPr>
+      <w:r>
+        <w:rPr>
+          <w:sz w:val="24"/>
+          <w:szCs w:val="24"/>
+        </w:rPr>
+        <w:t xml:space="preserve">    int color;</w:t>
+      </w:r>
+    </w:p>
+    <w:p>
+      <w:pPr>
+        <w:pStyle w:val="ListParagraph"/>
+        <w:rPr>
+          <w:sz w:val="24"/>
+          <w:szCs w:val="24"/>
+        </w:rPr>
+      </w:pPr>
+      <w:r>
+        <w:rPr>
+          <w:sz w:val="24"/>
+          <w:szCs w:val="24"/>
+        </w:rPr>
+        <w:t>};</w:t>
+      </w:r>
+    </w:p>
+    <w:p>
+      <w:pPr>
+        <w:pStyle w:val="ListParagraph"/>
+        <w:rPr>
+          <w:sz w:val="24"/>
+          <w:szCs w:val="24"/>
+        </w:rPr>
+      </w:pPr>
+      <w:r>
+        <w:rPr>
+          <w:sz w:val="24"/>
+          <w:szCs w:val="24"/>
+        </w:rPr>
+        <w:t>Int main()</w:t>
+      </w:r>
+    </w:p>
+    <w:p>
+      <w:pPr>
+        <w:pStyle w:val="ListParagraph"/>
+        <w:rPr>
+          <w:sz w:val="24"/>
+          <w:szCs w:val="24"/>
+        </w:rPr>
+      </w:pPr>
+      <w:r>
+        <w:rPr>
+          <w:sz w:val="24"/>
+          <w:szCs w:val="24"/>
+        </w:rPr>
+        <w:t>{</w:t>
+      </w:r>
+    </w:p>
+    <w:p>
+      <w:pPr>
+        <w:pStyle w:val="ListParagraph"/>
+        <w:rPr>
+          <w:sz w:val="24"/>
+          <w:szCs w:val="24"/>
+        </w:rPr>
+      </w:pPr>
+      <w:r>
+        <w:rPr>
+          <w:sz w:val="24"/>
+          <w:szCs w:val="24"/>
+        </w:rPr>
+        <w:t>struct card deck;</w:t>
+      </w:r>
+    </w:p>
+    <w:p>
+      <w:pPr>
+        <w:pStyle w:val="ListParagraph"/>
+        <w:rPr>
+          <w:sz w:val="24"/>
+          <w:szCs w:val="24"/>
+        </w:rPr>
+      </w:pPr>
+      <w:r>
+        <w:rPr>
+          <w:sz w:val="24"/>
+          <w:szCs w:val="24"/>
+        </w:rPr>
+        <w:t>cout&lt;&lt;sizeof(deck);</w:t>
+      </w:r>
+    </w:p>
+    <w:p>
+      <w:pPr>
+        <w:pStyle w:val="ListParagraph"/>
+        <w:rPr>
+          <w:sz w:val="24"/>
+          <w:szCs w:val="24"/>
+        </w:rPr>
+      </w:pPr>
+      <w:r>
+        <w:rPr>
+          <w:sz w:val="24"/>
+          <w:szCs w:val="24"/>
+        </w:rPr>
+        <w:t>Return 0;</w:t>
+      </w:r>
+    </w:p>
+    <w:p>
+      <w:pPr>
+        <w:pStyle w:val="ListParagraph"/>
+        <w:rPr>
+          <w:sz w:val="24"/>
+          <w:szCs w:val="24"/>
+        </w:rPr>
+      </w:pPr>
+      <w:r>
+        <w:rPr>
+          <w:sz w:val="24"/>
+          <w:szCs w:val="24"/>
+        </w:rPr>
+        <w:t>}</w:t>
+      </w:r>
+    </w:p>
+    <w:p>
+      <w:pPr>
+        <w:pStyle w:val="ListParagraph"/>
+        <w:numPr>
+          <w:ilvl w:val="0"/>
+          <w:numId w:val="1"/>
+        </w:numPr>
+        <w:rPr>
+          <w:sz w:val="24"/>
+          <w:szCs w:val="24"/>
+        </w:rPr>
+      </w:pPr>
+      <w:r>
+        <w:rPr>
+          <w:sz w:val="24"/>
+          <w:szCs w:val="24"/>
+        </w:rPr>
+        <w:t xml:space="preserve">  p=(int *)malloc(5*sizeof(int));</w:t>
+      </w:r>
+      <w:r>
+        <w:rPr>
+          <w:sz w:val="24"/>
+          <w:szCs w:val="24"/>
+        </w:rPr>
+        <w:t xml:space="preserve"> is used to make storage in heap also include stdlib.h</w:t>
+      </w:r>
+    </w:p>
+    <w:p>
+      <w:pPr>
+        <w:pStyle w:val="ListParagraph"/>
+        <w:numPr>
+          <w:ilvl w:val="0"/>
+          <w:numId w:val="1"/>
+        </w:numPr>
+        <w:rPr>
+          <w:sz w:val="24"/>
+          <w:szCs w:val="24"/>
+        </w:rPr>
+      </w:pPr>
+      <w:r>
+        <w:rPr>
+          <w:sz w:val="24"/>
+          <w:szCs w:val="24"/>
+        </w:rPr>
+        <w:t xml:space="preserve">P= new int[5]; is used to make the storage in heap </w:t>
+      </w:r>
+    </w:p>
+    <w:p>
+      <w:pPr>
+        <w:pStyle w:val="ListParagraph"/>
+        <w:numPr>
+          <w:ilvl w:val="0"/>
+          <w:numId w:val="1"/>
+        </w:numPr>
+        <w:rPr>
+          <w:sz w:val="24"/>
+          <w:szCs w:val="24"/>
+        </w:rPr>
+      </w:pPr>
+      <w:r>
+        <w:rPr>
+          <w:sz w:val="24"/>
+          <w:szCs w:val="24"/>
+        </w:rPr>
+        <w:t>Heap memory should be released delete([] p); free(p);</w:t>
+      </w:r>
+    </w:p>
+    <w:p>
+      <w:pPr>
+        <w:pStyle w:val="ListParagraph"/>
+        <w:numPr>
+          <w:ilvl w:val="0"/>
+          <w:numId w:val="1"/>
+        </w:numPr>
+        <w:rPr>
+          <w:sz w:val="24"/>
+          <w:szCs w:val="24"/>
+        </w:rPr>
+      </w:pPr>
+      <w:r>
+        <w:rPr>
+          <w:sz w:val="24"/>
+          <w:szCs w:val="24"/>
+        </w:rPr>
+        <w:t>Reference is used in C++ only.</w:t>
+      </w:r>
+    </w:p>
+    <w:p>
+      <w:pPr>
+        <w:pStyle w:val="ListParagraph"/>
+        <w:rPr>
+          <w:sz w:val="24"/>
+          <w:szCs w:val="24"/>
+        </w:rPr>
+      </w:pPr>
+      <w:r>
+        <w:rPr>
+          <w:sz w:val="24"/>
+          <w:szCs w:val="24"/>
+        </w:rPr>
+        <w:t>int a=10;</w:t>
+      </w:r>
+    </w:p>
+    <w:p>
+      <w:pPr>
+        <w:pStyle w:val="ListParagraph"/>
+        <w:rPr>
+          <w:sz w:val="24"/>
+          <w:szCs w:val="24"/>
+        </w:rPr>
+      </w:pPr>
+      <w:r>
+        <w:rPr>
+          <w:sz w:val="24"/>
+          <w:szCs w:val="24"/>
+        </w:rPr>
+        <w:t>int &amp;r = a;</w:t>
+      </w:r>
+    </w:p>
+    <w:p>
+      <w:pPr>
+        <w:pStyle w:val="ListParagraph"/>
+        <w:rPr>
+          <w:sz w:val="24"/>
+          <w:szCs w:val="24"/>
+        </w:rPr>
+      </w:pPr>
+      <w:r>
+        <w:rPr>
+          <w:sz w:val="24"/>
+          <w:szCs w:val="24"/>
+        </w:rPr>
+        <w:t>cout&lt;&lt;r;</w:t>
+      </w:r>
+      <w:r>
+        <w:rPr>
+          <w:sz w:val="24"/>
+          <w:szCs w:val="24"/>
+        </w:rPr>
+        <w:t xml:space="preserve"> //10</w:t>
+      </w:r>
+    </w:p>
+    <w:p>
+      <w:pPr>
+        <w:pStyle w:val="ListParagraph"/>
+        <w:rPr>
+          <w:sz w:val="24"/>
+          <w:szCs w:val="24"/>
+        </w:rPr>
+      </w:pPr>
+      <w:r>
+        <w:rPr>
+          <w:sz w:val="24"/>
+          <w:szCs w:val="24"/>
+        </w:rPr>
+        <w:t>reference must be initialized as declared.</w:t>
+      </w:r>
+    </w:p>
+    <w:p>
+      <w:pPr>
+        <w:pStyle w:val="ListParagraph"/>
+        <w:numPr>
+          <w:ilvl w:val="0"/>
+          <w:numId w:val="1"/>
+        </w:numPr>
+        <w:rPr>
+          <w:sz w:val="24"/>
+          <w:szCs w:val="24"/>
+        </w:rPr>
+      </w:pPr>
+      <w:r>
+        <w:rPr>
+          <w:sz w:val="24"/>
+          <w:szCs w:val="24"/>
+        </w:rPr>
+        <w:t>Pointer to the structure is used to point the structure with arrow.</w:t>
+      </w:r>
+    </w:p>
+    <w:p>
+      <w:pPr>
+        <w:pStyle w:val="ListParagraph"/>
+        <w:rPr>
+          <w:sz w:val="24"/>
+          <w:szCs w:val="24"/>
+        </w:rPr>
+      </w:pPr>
+    </w:p>
+    <w:p>
+      <w:pPr>
+        <w:pStyle w:val="ListParagraph"/>
+        <w:rPr>
+          <w:rStyle w:val="IntenseEmphasis"/>
+        </w:rPr>
+      </w:pPr>
+      <w:r>
+        <w:rPr>
+          <w:rStyle w:val="IntenseEmphasis"/>
+        </w:rPr>
+        <w:t>#include &lt;iostream&gt;</w:t>
+      </w:r>
+    </w:p>
+    <w:p>
+      <w:pPr>
+        <w:pStyle w:val="ListParagraph"/>
+        <w:rPr>
+          <w:rStyle w:val="IntenseEmphasis"/>
+        </w:rPr>
+      </w:pPr>
+      <w:r>
+        <w:rPr>
+          <w:rStyle w:val="IntenseEmphasis"/>
+        </w:rPr>
+        <w:t>#include &lt;stdlib.h&gt;</w:t>
+      </w:r>
+    </w:p>
+    <w:p>
+      <w:pPr>
+        <w:pStyle w:val="ListParagraph"/>
+        <w:rPr>
+          <w:rStyle w:val="IntenseEmphasis"/>
+        </w:rPr>
+      </w:pPr>
+      <w:r>
+        <w:rPr>
+          <w:rStyle w:val="IntenseEmphasis"/>
+        </w:rPr>
+        <w:t>using namespace std;</w:t>
+      </w:r>
+    </w:p>
+    <w:p>
+      <w:pPr>
+        <w:pStyle w:val="ListParagraph"/>
+        <w:rPr>
+          <w:rStyle w:val="IntenseEmphasis"/>
+        </w:rPr>
+      </w:pPr>
+      <w:r>
+        <w:rPr>
+          <w:rStyle w:val="IntenseEmphasis"/>
+        </w:rPr>
+        <w:t>struct Rectangle</w:t>
+      </w:r>
+    </w:p>
+    <w:p>
+      <w:pPr>
+        <w:pStyle w:val="ListParagraph"/>
+        <w:rPr>
+          <w:rStyle w:val="IntenseEmphasis"/>
+        </w:rPr>
+      </w:pPr>
+      <w:r>
+        <w:rPr>
+          <w:rStyle w:val="IntenseEmphasis"/>
+        </w:rPr>
+        <w:t>{</w:t>
+      </w:r>
+    </w:p>
+    <w:p>
+      <w:pPr>
+        <w:pStyle w:val="ListParagraph"/>
+        <w:rPr>
+          <w:rStyle w:val="IntenseEmphasis"/>
+        </w:rPr>
+      </w:pPr>
+      <w:r>
+        <w:rPr>
+          <w:rStyle w:val="IntenseEmphasis"/>
+        </w:rPr>
+        <w:lastRenderedPageBreak/>
+        <w:t xml:space="preserve">    int length;</w:t>
+      </w:r>
+    </w:p>
+    <w:p>
+      <w:pPr>
+        <w:pStyle w:val="ListParagraph"/>
+        <w:rPr>
+          <w:rStyle w:val="IntenseEmphasis"/>
+        </w:rPr>
+      </w:pPr>
+      <w:r>
+        <w:rPr>
+          <w:rStyle w:val="IntenseEmphasis"/>
+        </w:rPr>
+        <w:t xml:space="preserve">    int breadth;</w:t>
+      </w:r>
+    </w:p>
+    <w:p>
+      <w:pPr>
+        <w:pStyle w:val="ListParagraph"/>
+        <w:rPr>
+          <w:rStyle w:val="IntenseEmphasis"/>
+        </w:rPr>
+      </w:pPr>
+      <w:r>
+        <w:rPr>
+          <w:rStyle w:val="IntenseEmphasis"/>
+        </w:rPr>
+        <w:t>};</w:t>
+      </w:r>
+    </w:p>
+    <w:p>
+      <w:pPr>
+        <w:pStyle w:val="ListParagraph"/>
+        <w:rPr>
+          <w:rStyle w:val="IntenseEmphasis"/>
+        </w:rPr>
+      </w:pPr>
+    </w:p>
+    <w:p>
+      <w:pPr>
+        <w:pStyle w:val="ListParagraph"/>
+        <w:rPr>
+          <w:rStyle w:val="IntenseEmphasis"/>
+        </w:rPr>
+      </w:pPr>
+      <w:r>
+        <w:rPr>
+          <w:rStyle w:val="IntenseEmphasis"/>
+        </w:rPr>
+        <w:t>int main()</w:t>
+      </w:r>
+    </w:p>
+    <w:p>
+      <w:pPr>
+        <w:pStyle w:val="ListParagraph"/>
+        <w:rPr>
+          <w:rStyle w:val="IntenseEmphasis"/>
+        </w:rPr>
+      </w:pPr>
+      <w:r>
+        <w:rPr>
+          <w:rStyle w:val="IntenseEmphasis"/>
+        </w:rPr>
+        <w:t>{</w:t>
+      </w:r>
+    </w:p>
+    <w:p>
+      <w:pPr>
+        <w:pStyle w:val="ListParagraph"/>
+        <w:rPr>
+          <w:rStyle w:val="IntenseEmphasis"/>
+        </w:rPr>
+      </w:pPr>
+      <w:r>
+        <w:rPr>
+          <w:rStyle w:val="IntenseEmphasis"/>
+        </w:rPr>
+        <w:t xml:space="preserve">    struct Rectangle r{10,5}, *p;</w:t>
+      </w:r>
+    </w:p>
+    <w:p>
+      <w:pPr>
+        <w:pStyle w:val="ListParagraph"/>
+        <w:rPr>
+          <w:rStyle w:val="IntenseEmphasis"/>
+        </w:rPr>
+      </w:pPr>
+      <w:r>
+        <w:rPr>
+          <w:rStyle w:val="IntenseEmphasis"/>
+        </w:rPr>
+        <w:t xml:space="preserve">    // p=new Rectangle;</w:t>
+      </w:r>
+    </w:p>
+    <w:p>
+      <w:pPr>
+        <w:pStyle w:val="ListParagraph"/>
+        <w:rPr>
+          <w:rStyle w:val="IntenseEmphasis"/>
+        </w:rPr>
+      </w:pPr>
+      <w:r>
+        <w:rPr>
+          <w:rStyle w:val="IntenseEmphasis"/>
+        </w:rPr>
+        <w:t xml:space="preserve">    p=(struct Rectangle*)malloc(sizeof(Rectangle));</w:t>
+      </w:r>
+    </w:p>
+    <w:p>
+      <w:pPr>
+        <w:pStyle w:val="ListParagraph"/>
+        <w:rPr>
+          <w:rStyle w:val="IntenseEmphasis"/>
+        </w:rPr>
+      </w:pPr>
+      <w:r>
+        <w:rPr>
+          <w:rStyle w:val="IntenseEmphasis"/>
+        </w:rPr>
+        <w:t xml:space="preserve">    </w:t>
+      </w:r>
+    </w:p>
+    <w:p>
+      <w:pPr>
+        <w:pStyle w:val="ListParagraph"/>
+        <w:rPr>
+          <w:rStyle w:val="IntenseEmphasis"/>
+        </w:rPr>
+      </w:pPr>
+      <w:r>
+        <w:rPr>
+          <w:rStyle w:val="IntenseEmphasis"/>
+        </w:rPr>
+        <w:t xml:space="preserve">    p-&gt;length=5;</w:t>
+      </w:r>
+    </w:p>
+    <w:p>
+      <w:pPr>
+        <w:pStyle w:val="ListParagraph"/>
+        <w:rPr>
+          <w:rStyle w:val="IntenseEmphasis"/>
+        </w:rPr>
+      </w:pPr>
+      <w:r>
+        <w:rPr>
+          <w:rStyle w:val="IntenseEmphasis"/>
+        </w:rPr>
+        <w:t xml:space="preserve">    p-&gt;breadth=10;</w:t>
+      </w:r>
+    </w:p>
+    <w:p>
+      <w:pPr>
+        <w:pStyle w:val="ListParagraph"/>
+        <w:rPr>
+          <w:rStyle w:val="IntenseEmphasis"/>
+        </w:rPr>
+      </w:pPr>
+      <w:r>
+        <w:rPr>
+          <w:rStyle w:val="IntenseEmphasis"/>
+        </w:rPr>
+        <w:t xml:space="preserve">    </w:t>
+      </w:r>
+    </w:p>
+    <w:p>
+      <w:pPr>
+        <w:pStyle w:val="ListParagraph"/>
+        <w:rPr>
+          <w:rStyle w:val="IntenseEmphasis"/>
+        </w:rPr>
+      </w:pPr>
+      <w:r>
+        <w:rPr>
+          <w:rStyle w:val="IntenseEmphasis"/>
+        </w:rPr>
+        <w:t xml:space="preserve">    cout&lt;&lt;p-&gt;length&lt;&lt;endl;</w:t>
+      </w:r>
+    </w:p>
+    <w:p>
+      <w:pPr>
+        <w:pStyle w:val="ListParagraph"/>
+        <w:rPr>
+          <w:rStyle w:val="IntenseEmphasis"/>
+        </w:rPr>
+      </w:pPr>
+      <w:r>
+        <w:rPr>
+          <w:rStyle w:val="IntenseEmphasis"/>
+        </w:rPr>
+        <w:t xml:space="preserve">    cout&lt;&lt;p-&gt;breadth&lt;&lt;endl;</w:t>
+      </w:r>
+    </w:p>
+    <w:p>
+      <w:pPr>
+        <w:pStyle w:val="ListParagraph"/>
+        <w:rPr>
+          <w:rStyle w:val="IntenseEmphasis"/>
+        </w:rPr>
+      </w:pPr>
+      <w:r>
+        <w:rPr>
+          <w:rStyle w:val="IntenseEmphasis"/>
+        </w:rPr>
+        <w:t xml:space="preserve">    </w:t>
+      </w:r>
+    </w:p>
+    <w:p>
+      <w:pPr>
+        <w:pStyle w:val="ListParagraph"/>
+        <w:rPr>
+          <w:rStyle w:val="IntenseEmphasis"/>
+        </w:rPr>
+      </w:pPr>
+      <w:r>
+        <w:rPr>
+          <w:rStyle w:val="IntenseEmphasis"/>
+        </w:rPr>
+        <w:t xml:space="preserve">    cout&lt;&lt;r.length&lt;&lt;endl;</w:t>
+      </w:r>
+    </w:p>
+    <w:p>
+      <w:pPr>
+        <w:pStyle w:val="ListParagraph"/>
+        <w:rPr>
+          <w:rStyle w:val="IntenseEmphasis"/>
+        </w:rPr>
+      </w:pPr>
+      <w:r>
+        <w:rPr>
+          <w:rStyle w:val="IntenseEmphasis"/>
+        </w:rPr>
+        <w:t xml:space="preserve">    cout&lt;&lt;r.breadth&lt;&lt;endl;</w:t>
+      </w:r>
+    </w:p>
+    <w:p>
+      <w:pPr>
+        <w:pStyle w:val="ListParagraph"/>
+        <w:rPr>
+          <w:rStyle w:val="IntenseEmphasis"/>
+        </w:rPr>
+      </w:pPr>
+      <w:r>
+        <w:rPr>
+          <w:rStyle w:val="IntenseEmphasis"/>
+        </w:rPr>
+        <w:t xml:space="preserve">    </w:t>
+      </w:r>
+    </w:p>
+    <w:p>
+      <w:pPr>
+        <w:pStyle w:val="ListParagraph"/>
+        <w:rPr>
+          <w:rStyle w:val="IntenseEmphasis"/>
+        </w:rPr>
+      </w:pPr>
+      <w:r>
+        <w:rPr>
+          <w:rStyle w:val="IntenseEmphasis"/>
+        </w:rPr>
+        <w:t xml:space="preserve">    return 0;</w:t>
+      </w:r>
+    </w:p>
+    <w:p>
+      <w:pPr>
+        <w:pStyle w:val="ListParagraph"/>
+        <w:rPr>
+          <w:rStyle w:val="IntenseEmphasis"/>
+        </w:rPr>
+      </w:pPr>
+      <w:r>
+        <w:rPr>
+          <w:rStyle w:val="IntenseEmphasis"/>
+        </w:rPr>
+        <w:t>}</w:t>
+      </w:r>
+    </w:p>
+    <w:p>
+      <w:pPr>
+        <w:rPr>
+          <w:rStyle w:val="IntenseEmphasis"/>
+        </w:rPr>
+      </w:pPr>
+    </w:p>
+    <w:p>
+      <w:pPr>
+        <w:pStyle w:val="ListParagraph"/>
+        <w:numPr>
+          <w:ilvl w:val="0"/>
+          <w:numId w:val="1"/>
+        </w:numPr>
+        <w:tabs>
+          <w:tab w:val="left" w:pos="964"/>
+        </w:tabs>
+      </w:pPr>
+      <w:r>
+        <w:t>Pointer have same length regardless of which it is pointing or declared with.</w:t>
       </w:r>
     </w:p>
     <w:sectPr>
@@ -227,7 +1029,7 @@
   <w:abstractNum w:abstractNumId="0" w15:restartNumberingAfterBreak="0">
     <w:nsid w:val="3AF343F5"/>
     <w:multiLevelType w:val="hybridMultilevel"/>
-    <w:tmpl w:val="C250F75C"/>
+    <w:tmpl w:val="2F30B3C0"/>
     <w:lvl w:ilvl="0" w:tplc="04090001">
       <w:start w:val="1"/>
       <w:numFmt w:val="bullet"/>
@@ -782,6 +1584,18 @@
       <w:contextualSpacing/>
     </w:pPr>
   </w:style>
+  <w:style w:type="character" w:styleId="IntenseEmphasis">
+    <w:name w:val="Intense Emphasis"/>
+    <w:basedOn w:val="DefaultParagraphFont"/>
+    <w:uiPriority w:val="21"/>
+    <w:qFormat/>
+    <w:rsid w:val="00DA2C69"/>
+    <w:rPr>
+      <w:i/>
+      <w:iCs/>
+      <w:color w:val="4472C4" w:themeColor="accent1"/>
+    </w:rPr>
+  </w:style>
 </w:styles>
 </file>
 

--- a/Mastering Data Structures & Algorithms using C and C++.docx
+++ b/Mastering Data Structures & Algorithms using C and C++.docx
@@ -84,8 +84,18 @@
           <w:szCs w:val="24"/>
           <w:highlight w:val="yellow"/>
         </w:rPr>
-        <w:t>C++/C dataStructures</w:t>
-      </w:r>
+        <w:t xml:space="preserve">C++/C </w:t>
+      </w:r>
+      <w:proofErr w:type="spellStart"/>
+      <w:r>
+        <w:rPr>
+          <w:sz w:val="24"/>
+          <w:szCs w:val="24"/>
+          <w:highlight w:val="yellow"/>
+        </w:rPr>
+        <w:t>dataStructures</w:t>
+      </w:r>
+      <w:proofErr w:type="spellEnd"/>
     </w:p>
     <w:p>
       <w:pPr>
@@ -99,12 +109,21 @@
           <w:szCs w:val="24"/>
         </w:rPr>
       </w:pPr>
-      <w:r>
-        <w:rPr>
-          <w:sz w:val="24"/>
-          <w:szCs w:val="24"/>
-        </w:rPr>
-        <w:t>Gbd online code editor</w:t>
+      <w:proofErr w:type="spellStart"/>
+      <w:r>
+        <w:rPr>
+          <w:sz w:val="24"/>
+          <w:szCs w:val="24"/>
+        </w:rPr>
+        <w:t>Gbd</w:t>
+      </w:r>
+      <w:proofErr w:type="spellEnd"/>
+      <w:r>
+        <w:rPr>
+          <w:sz w:val="24"/>
+          <w:szCs w:val="24"/>
+        </w:rPr>
+        <w:t xml:space="preserve"> online code editor</w:t>
       </w:r>
       <w:r>
         <w:rPr>
@@ -138,7 +157,23 @@
           <w:sz w:val="24"/>
           <w:szCs w:val="24"/>
         </w:rPr>
-        <w:t>Main Memory is divided in 3 section .. Heap Stack and Code Section.</w:t>
+        <w:t>Main Memory is divided in 3 section</w:t>
+      </w:r>
+      <w:proofErr w:type="gramStart"/>
+      <w:r>
+        <w:rPr>
+          <w:sz w:val="24"/>
+          <w:szCs w:val="24"/>
+        </w:rPr>
+        <w:t xml:space="preserve"> ..</w:t>
+      </w:r>
+      <w:proofErr w:type="gramEnd"/>
+      <w:r>
+        <w:rPr>
+          <w:sz w:val="24"/>
+          <w:szCs w:val="24"/>
+        </w:rPr>
+        <w:t xml:space="preserve"> Heap Stack and Code Section.</w:t>
       </w:r>
     </w:p>
     <w:p>
@@ -158,7 +193,23 @@
           <w:sz w:val="24"/>
           <w:szCs w:val="24"/>
         </w:rPr>
-        <w:t xml:space="preserve">In Array ,Variable </w:t>
+        <w:t xml:space="preserve">In </w:t>
+      </w:r>
+      <w:proofErr w:type="gramStart"/>
+      <w:r>
+        <w:rPr>
+          <w:sz w:val="24"/>
+          <w:szCs w:val="24"/>
+        </w:rPr>
+        <w:t>Array ,Variable</w:t>
+      </w:r>
+      <w:proofErr w:type="gramEnd"/>
+      <w:r>
+        <w:rPr>
+          <w:sz w:val="24"/>
+          <w:szCs w:val="24"/>
+        </w:rPr>
+        <w:t xml:space="preserve"> </w:t>
       </w:r>
       <w:r>
         <w:rPr>
@@ -172,7 +223,23 @@
           <w:sz w:val="24"/>
           <w:szCs w:val="24"/>
         </w:rPr>
-        <w:t xml:space="preserve"> array contains garbage value when not initialized where as when Array with constant size have 0 in the places where the values are not initialized.</w:t>
+        <w:t xml:space="preserve"> array contains garbage value when not initialized </w:t>
+      </w:r>
+      <w:proofErr w:type="spellStart"/>
+      <w:r>
+        <w:rPr>
+          <w:sz w:val="24"/>
+          <w:szCs w:val="24"/>
+        </w:rPr>
+        <w:t>where as</w:t>
+      </w:r>
+      <w:proofErr w:type="spellEnd"/>
+      <w:r>
+        <w:rPr>
+          <w:sz w:val="24"/>
+          <w:szCs w:val="24"/>
+        </w:rPr>
+        <w:t xml:space="preserve"> when Array with constant size have 0 in the places where the values are not initialized.</w:t>
       </w:r>
     </w:p>
     <w:p>
@@ -187,6 +254,7 @@
           <w:szCs w:val="24"/>
         </w:rPr>
       </w:pPr>
+      <w:proofErr w:type="spellStart"/>
       <w:r>
         <w:rPr>
           <w:sz w:val="24"/>
@@ -199,24 +267,50 @@
           <w:sz w:val="24"/>
           <w:szCs w:val="24"/>
         </w:rPr>
-        <w:t>in&gt;&gt;n;</w:t>
-      </w:r>
-    </w:p>
-    <w:p>
-      <w:pPr>
-        <w:pStyle w:val="ListParagraph"/>
-        <w:rPr>
-          <w:sz w:val="24"/>
-          <w:szCs w:val="24"/>
-        </w:rPr>
-      </w:pPr>
-      <w:r>
-        <w:rPr>
-          <w:sz w:val="24"/>
-          <w:szCs w:val="24"/>
-        </w:rPr>
-        <w:t>Int A[n];</w:t>
-      </w:r>
+        <w:t>in</w:t>
+      </w:r>
+      <w:proofErr w:type="spellEnd"/>
+      <w:r>
+        <w:rPr>
+          <w:sz w:val="24"/>
+          <w:szCs w:val="24"/>
+        </w:rPr>
+        <w:t>&gt;&gt;</w:t>
+      </w:r>
+      <w:proofErr w:type="gramStart"/>
+      <w:r>
+        <w:rPr>
+          <w:sz w:val="24"/>
+          <w:szCs w:val="24"/>
+        </w:rPr>
+        <w:t>n;</w:t>
+      </w:r>
+      <w:proofErr w:type="gramEnd"/>
+    </w:p>
+    <w:p>
+      <w:pPr>
+        <w:pStyle w:val="ListParagraph"/>
+        <w:rPr>
+          <w:sz w:val="24"/>
+          <w:szCs w:val="24"/>
+        </w:rPr>
+      </w:pPr>
+      <w:r>
+        <w:rPr>
+          <w:sz w:val="24"/>
+          <w:szCs w:val="24"/>
+        </w:rPr>
+        <w:t>Int A[n</w:t>
+      </w:r>
+      <w:proofErr w:type="gramStart"/>
+      <w:r>
+        <w:rPr>
+          <w:sz w:val="24"/>
+          <w:szCs w:val="24"/>
+        </w:rPr>
+        <w:t>];</w:t>
+      </w:r>
+      <w:proofErr w:type="gramEnd"/>
     </w:p>
     <w:p>
       <w:pPr>
@@ -267,8 +361,17 @@
           <w:sz w:val="24"/>
           <w:szCs w:val="24"/>
         </w:rPr>
-        <w:t>struct card</w:t>
-      </w:r>
+        <w:t xml:space="preserve">struct </w:t>
+      </w:r>
+      <w:proofErr w:type="gramStart"/>
+      <w:r>
+        <w:rPr>
+          <w:sz w:val="24"/>
+          <w:szCs w:val="24"/>
+        </w:rPr>
+        <w:t>card</w:t>
+      </w:r>
+      <w:proofErr w:type="gramEnd"/>
     </w:p>
     <w:p>
       <w:pPr>
@@ -299,40 +402,67 @@
           <w:sz w:val="24"/>
           <w:szCs w:val="24"/>
         </w:rPr>
-        <w:t xml:space="preserve">    int face;</w:t>
-      </w:r>
-    </w:p>
-    <w:p>
-      <w:pPr>
-        <w:pStyle w:val="ListParagraph"/>
-        <w:rPr>
-          <w:sz w:val="24"/>
-          <w:szCs w:val="24"/>
-        </w:rPr>
-      </w:pPr>
-      <w:r>
-        <w:rPr>
-          <w:sz w:val="24"/>
-          <w:szCs w:val="24"/>
-        </w:rPr>
-        <w:t xml:space="preserve">    int shape;</w:t>
-      </w:r>
-    </w:p>
-    <w:p>
-      <w:pPr>
-        <w:pStyle w:val="ListParagraph"/>
-        <w:rPr>
-          <w:sz w:val="24"/>
-          <w:szCs w:val="24"/>
-        </w:rPr>
-      </w:pPr>
-      <w:r>
-        <w:rPr>
-          <w:sz w:val="24"/>
-          <w:szCs w:val="24"/>
-        </w:rPr>
-        <w:t xml:space="preserve">    int color;</w:t>
-      </w:r>
+        <w:t xml:space="preserve">    int </w:t>
+      </w:r>
+      <w:proofErr w:type="gramStart"/>
+      <w:r>
+        <w:rPr>
+          <w:sz w:val="24"/>
+          <w:szCs w:val="24"/>
+        </w:rPr>
+        <w:t>face;</w:t>
+      </w:r>
+      <w:proofErr w:type="gramEnd"/>
+    </w:p>
+    <w:p>
+      <w:pPr>
+        <w:pStyle w:val="ListParagraph"/>
+        <w:rPr>
+          <w:sz w:val="24"/>
+          <w:szCs w:val="24"/>
+        </w:rPr>
+      </w:pPr>
+      <w:r>
+        <w:rPr>
+          <w:sz w:val="24"/>
+          <w:szCs w:val="24"/>
+        </w:rPr>
+        <w:t xml:space="preserve">    int </w:t>
+      </w:r>
+      <w:proofErr w:type="gramStart"/>
+      <w:r>
+        <w:rPr>
+          <w:sz w:val="24"/>
+          <w:szCs w:val="24"/>
+        </w:rPr>
+        <w:t>shape;</w:t>
+      </w:r>
+      <w:proofErr w:type="gramEnd"/>
+    </w:p>
+    <w:p>
+      <w:pPr>
+        <w:pStyle w:val="ListParagraph"/>
+        <w:rPr>
+          <w:sz w:val="24"/>
+          <w:szCs w:val="24"/>
+        </w:rPr>
+      </w:pPr>
+      <w:r>
+        <w:rPr>
+          <w:sz w:val="24"/>
+          <w:szCs w:val="24"/>
+        </w:rPr>
+        <w:t xml:space="preserve">    int </w:t>
+      </w:r>
+      <w:proofErr w:type="gramStart"/>
+      <w:r>
+        <w:rPr>
+          <w:sz w:val="24"/>
+          <w:szCs w:val="24"/>
+        </w:rPr>
+        <w:t>color;</w:t>
+      </w:r>
+      <w:proofErr w:type="gramEnd"/>
     </w:p>
     <w:p>
       <w:pPr>
@@ -363,7 +493,23 @@
           <w:sz w:val="24"/>
           <w:szCs w:val="24"/>
         </w:rPr>
-        <w:t>Int main()</w:t>
+        <w:t xml:space="preserve">Int </w:t>
+      </w:r>
+      <w:proofErr w:type="gramStart"/>
+      <w:r>
+        <w:rPr>
+          <w:sz w:val="24"/>
+          <w:szCs w:val="24"/>
+        </w:rPr>
+        <w:t>main(</w:t>
+      </w:r>
+      <w:proofErr w:type="gramEnd"/>
+      <w:r>
+        <w:rPr>
+          <w:sz w:val="24"/>
+          <w:szCs w:val="24"/>
+        </w:rPr>
+        <w:t>)</w:t>
       </w:r>
     </w:p>
     <w:p>
@@ -395,40 +541,92 @@
           <w:sz w:val="24"/>
           <w:szCs w:val="24"/>
         </w:rPr>
-        <w:t>struct card deck;</w:t>
-      </w:r>
-    </w:p>
-    <w:p>
-      <w:pPr>
-        <w:pStyle w:val="ListParagraph"/>
-        <w:rPr>
-          <w:sz w:val="24"/>
-          <w:szCs w:val="24"/>
-        </w:rPr>
-      </w:pPr>
-      <w:r>
-        <w:rPr>
-          <w:sz w:val="24"/>
-          <w:szCs w:val="24"/>
-        </w:rPr>
-        <w:t>cout&lt;&lt;sizeof(deck);</w:t>
-      </w:r>
-    </w:p>
-    <w:p>
-      <w:pPr>
-        <w:pStyle w:val="ListParagraph"/>
-        <w:rPr>
-          <w:sz w:val="24"/>
-          <w:szCs w:val="24"/>
-        </w:rPr>
-      </w:pPr>
-      <w:r>
-        <w:rPr>
-          <w:sz w:val="24"/>
-          <w:szCs w:val="24"/>
-        </w:rPr>
-        <w:t>Return 0;</w:t>
-      </w:r>
+        <w:t xml:space="preserve">struct card </w:t>
+      </w:r>
+      <w:proofErr w:type="gramStart"/>
+      <w:r>
+        <w:rPr>
+          <w:sz w:val="24"/>
+          <w:szCs w:val="24"/>
+        </w:rPr>
+        <w:t>deck;</w:t>
+      </w:r>
+      <w:proofErr w:type="gramEnd"/>
+    </w:p>
+    <w:p>
+      <w:pPr>
+        <w:pStyle w:val="ListParagraph"/>
+        <w:rPr>
+          <w:sz w:val="24"/>
+          <w:szCs w:val="24"/>
+        </w:rPr>
+      </w:pPr>
+      <w:proofErr w:type="spellStart"/>
+      <w:r>
+        <w:rPr>
+          <w:sz w:val="24"/>
+          <w:szCs w:val="24"/>
+        </w:rPr>
+        <w:t>cout</w:t>
+      </w:r>
+      <w:proofErr w:type="spellEnd"/>
+      <w:r>
+        <w:rPr>
+          <w:sz w:val="24"/>
+          <w:szCs w:val="24"/>
+        </w:rPr>
+        <w:t>&lt;&lt;</w:t>
+      </w:r>
+      <w:proofErr w:type="spellStart"/>
+      <w:r>
+        <w:rPr>
+          <w:sz w:val="24"/>
+          <w:szCs w:val="24"/>
+        </w:rPr>
+        <w:t>sizeof</w:t>
+      </w:r>
+      <w:proofErr w:type="spellEnd"/>
+      <w:r>
+        <w:rPr>
+          <w:sz w:val="24"/>
+          <w:szCs w:val="24"/>
+        </w:rPr>
+        <w:t>(deck</w:t>
+      </w:r>
+      <w:proofErr w:type="gramStart"/>
+      <w:r>
+        <w:rPr>
+          <w:sz w:val="24"/>
+          <w:szCs w:val="24"/>
+        </w:rPr>
+        <w:t>);</w:t>
+      </w:r>
+      <w:proofErr w:type="gramEnd"/>
+    </w:p>
+    <w:p>
+      <w:pPr>
+        <w:pStyle w:val="ListParagraph"/>
+        <w:rPr>
+          <w:sz w:val="24"/>
+          <w:szCs w:val="24"/>
+        </w:rPr>
+      </w:pPr>
+      <w:r>
+        <w:rPr>
+          <w:sz w:val="24"/>
+          <w:szCs w:val="24"/>
+        </w:rPr>
+        <w:t xml:space="preserve">Return </w:t>
+      </w:r>
+      <w:proofErr w:type="gramStart"/>
+      <w:r>
+        <w:rPr>
+          <w:sz w:val="24"/>
+          <w:szCs w:val="24"/>
+        </w:rPr>
+        <w:t>0;</w:t>
+      </w:r>
+      <w:proofErr w:type="gramEnd"/>
     </w:p>
     <w:p>
       <w:pPr>
@@ -463,15 +661,56 @@
           <w:sz w:val="24"/>
           <w:szCs w:val="24"/>
         </w:rPr>
-        <w:t xml:space="preserve">  p=(int *)malloc(5*sizeof(int));</w:t>
-      </w:r>
-      <w:r>
-        <w:rPr>
-          <w:sz w:val="24"/>
-          <w:szCs w:val="24"/>
-        </w:rPr>
-        <w:t xml:space="preserve"> is used to make storage in heap also include stdlib.h</w:t>
-      </w:r>
+        <w:t xml:space="preserve">  p</w:t>
+      </w:r>
+      <w:proofErr w:type="gramStart"/>
+      <w:r>
+        <w:rPr>
+          <w:sz w:val="24"/>
+          <w:szCs w:val="24"/>
+        </w:rPr>
+        <w:t>=(</w:t>
+      </w:r>
+      <w:proofErr w:type="gramEnd"/>
+      <w:r>
+        <w:rPr>
+          <w:sz w:val="24"/>
+          <w:szCs w:val="24"/>
+        </w:rPr>
+        <w:t>int *)malloc(5*</w:t>
+      </w:r>
+      <w:proofErr w:type="spellStart"/>
+      <w:r>
+        <w:rPr>
+          <w:sz w:val="24"/>
+          <w:szCs w:val="24"/>
+        </w:rPr>
+        <w:t>sizeof</w:t>
+      </w:r>
+      <w:proofErr w:type="spellEnd"/>
+      <w:r>
+        <w:rPr>
+          <w:sz w:val="24"/>
+          <w:szCs w:val="24"/>
+        </w:rPr>
+        <w:t>(int));</w:t>
+      </w:r>
+      <w:r>
+        <w:rPr>
+          <w:sz w:val="24"/>
+          <w:szCs w:val="24"/>
+        </w:rPr>
+        <w:t xml:space="preserve"> is used to make storage in heap also include </w:t>
+      </w:r>
+      <w:proofErr w:type="spellStart"/>
+      <w:r>
+        <w:rPr>
+          <w:sz w:val="24"/>
+          <w:szCs w:val="24"/>
+        </w:rPr>
+        <w:t>stdlib.h</w:t>
+      </w:r>
+      <w:proofErr w:type="spellEnd"/>
     </w:p>
     <w:p>
       <w:pPr>
@@ -490,7 +729,23 @@
           <w:sz w:val="24"/>
           <w:szCs w:val="24"/>
         </w:rPr>
-        <w:t xml:space="preserve">P= new int[5]; is used to make the storage in heap </w:t>
+        <w:t xml:space="preserve">P= new </w:t>
+      </w:r>
+      <w:proofErr w:type="gramStart"/>
+      <w:r>
+        <w:rPr>
+          <w:sz w:val="24"/>
+          <w:szCs w:val="24"/>
+        </w:rPr>
+        <w:t>int[</w:t>
+      </w:r>
+      <w:proofErr w:type="gramEnd"/>
+      <w:r>
+        <w:rPr>
+          <w:sz w:val="24"/>
+          <w:szCs w:val="24"/>
+        </w:rPr>
+        <w:t xml:space="preserve">5]; is used to make the storage in heap </w:t>
       </w:r>
     </w:p>
     <w:p>
@@ -510,7 +765,23 @@
           <w:sz w:val="24"/>
           <w:szCs w:val="24"/>
         </w:rPr>
-        <w:t>Heap memory should be released delete([] p); free(p);</w:t>
+        <w:t xml:space="preserve">Heap memory should be released </w:t>
+      </w:r>
+      <w:proofErr w:type="gramStart"/>
+      <w:r>
+        <w:rPr>
+          <w:sz w:val="24"/>
+          <w:szCs w:val="24"/>
+        </w:rPr>
+        <w:t>delete(</w:t>
+      </w:r>
+      <w:proofErr w:type="gramEnd"/>
+      <w:r>
+        <w:rPr>
+          <w:sz w:val="24"/>
+          <w:szCs w:val="24"/>
+        </w:rPr>
+        <w:t>[] p); free(p);</w:t>
       </w:r>
     </w:p>
     <w:p>
@@ -546,39 +817,66 @@
           <w:sz w:val="24"/>
           <w:szCs w:val="24"/>
         </w:rPr>
-        <w:t>int a=10;</w:t>
-      </w:r>
-    </w:p>
-    <w:p>
-      <w:pPr>
-        <w:pStyle w:val="ListParagraph"/>
-        <w:rPr>
-          <w:sz w:val="24"/>
-          <w:szCs w:val="24"/>
-        </w:rPr>
-      </w:pPr>
-      <w:r>
-        <w:rPr>
-          <w:sz w:val="24"/>
-          <w:szCs w:val="24"/>
-        </w:rPr>
-        <w:t>int &amp;r = a;</w:t>
-      </w:r>
-    </w:p>
-    <w:p>
-      <w:pPr>
-        <w:pStyle w:val="ListParagraph"/>
-        <w:rPr>
-          <w:sz w:val="24"/>
-          <w:szCs w:val="24"/>
-        </w:rPr>
-      </w:pPr>
-      <w:r>
-        <w:rPr>
-          <w:sz w:val="24"/>
-          <w:szCs w:val="24"/>
-        </w:rPr>
-        <w:t>cout&lt;&lt;r;</w:t>
+        <w:t>int a=</w:t>
+      </w:r>
+      <w:proofErr w:type="gramStart"/>
+      <w:r>
+        <w:rPr>
+          <w:sz w:val="24"/>
+          <w:szCs w:val="24"/>
+        </w:rPr>
+        <w:t>10;</w:t>
+      </w:r>
+      <w:proofErr w:type="gramEnd"/>
+    </w:p>
+    <w:p>
+      <w:pPr>
+        <w:pStyle w:val="ListParagraph"/>
+        <w:rPr>
+          <w:sz w:val="24"/>
+          <w:szCs w:val="24"/>
+        </w:rPr>
+      </w:pPr>
+      <w:r>
+        <w:rPr>
+          <w:sz w:val="24"/>
+          <w:szCs w:val="24"/>
+        </w:rPr>
+        <w:t xml:space="preserve">int &amp;r = </w:t>
+      </w:r>
+      <w:proofErr w:type="gramStart"/>
+      <w:r>
+        <w:rPr>
+          <w:sz w:val="24"/>
+          <w:szCs w:val="24"/>
+        </w:rPr>
+        <w:t>a;</w:t>
+      </w:r>
+      <w:proofErr w:type="gramEnd"/>
+    </w:p>
+    <w:p>
+      <w:pPr>
+        <w:pStyle w:val="ListParagraph"/>
+        <w:rPr>
+          <w:sz w:val="24"/>
+          <w:szCs w:val="24"/>
+        </w:rPr>
+      </w:pPr>
+      <w:proofErr w:type="spellStart"/>
+      <w:r>
+        <w:rPr>
+          <w:sz w:val="24"/>
+          <w:szCs w:val="24"/>
+        </w:rPr>
+        <w:t>cout</w:t>
+      </w:r>
+      <w:proofErr w:type="spellEnd"/>
+      <w:r>
+        <w:rPr>
+          <w:sz w:val="24"/>
+          <w:szCs w:val="24"/>
+        </w:rPr>
+        <w:t>&lt;&lt;r;</w:t>
       </w:r>
       <w:r>
         <w:rPr>
@@ -658,22 +956,44 @@
         <w:rPr>
           <w:rStyle w:val="IntenseEmphasis"/>
         </w:rPr>
-        <w:t>#include &lt;stdlib.h&gt;</w:t>
-      </w:r>
-    </w:p>
-    <w:p>
-      <w:pPr>
-        <w:pStyle w:val="ListParagraph"/>
-        <w:rPr>
-          <w:rStyle w:val="IntenseEmphasis"/>
-        </w:rPr>
-      </w:pPr>
-      <w:r>
-        <w:rPr>
-          <w:rStyle w:val="IntenseEmphasis"/>
-        </w:rPr>
-        <w:t>using namespace std;</w:t>
-      </w:r>
+        <w:t>#include &lt;</w:t>
+      </w:r>
+      <w:proofErr w:type="spellStart"/>
+      <w:r>
+        <w:rPr>
+          <w:rStyle w:val="IntenseEmphasis"/>
+        </w:rPr>
+        <w:t>stdlib.h</w:t>
+      </w:r>
+      <w:proofErr w:type="spellEnd"/>
+      <w:r>
+        <w:rPr>
+          <w:rStyle w:val="IntenseEmphasis"/>
+        </w:rPr>
+        <w:t>&gt;</w:t>
+      </w:r>
+    </w:p>
+    <w:p>
+      <w:pPr>
+        <w:pStyle w:val="ListParagraph"/>
+        <w:rPr>
+          <w:rStyle w:val="IntenseEmphasis"/>
+        </w:rPr>
+      </w:pPr>
+      <w:r>
+        <w:rPr>
+          <w:rStyle w:val="IntenseEmphasis"/>
+        </w:rPr>
+        <w:t xml:space="preserve">using namespace </w:t>
+      </w:r>
+      <w:proofErr w:type="gramStart"/>
+      <w:r>
+        <w:rPr>
+          <w:rStyle w:val="IntenseEmphasis"/>
+        </w:rPr>
+        <w:t>std;</w:t>
+      </w:r>
+      <w:proofErr w:type="gramEnd"/>
     </w:p>
     <w:p>
       <w:pPr>
@@ -715,22 +1035,38 @@
           <w:rStyle w:val="IntenseEmphasis"/>
         </w:rPr>
         <w:lastRenderedPageBreak/>
-        <w:t xml:space="preserve">    int length;</w:t>
-      </w:r>
-    </w:p>
-    <w:p>
-      <w:pPr>
-        <w:pStyle w:val="ListParagraph"/>
-        <w:rPr>
-          <w:rStyle w:val="IntenseEmphasis"/>
-        </w:rPr>
-      </w:pPr>
-      <w:r>
-        <w:rPr>
-          <w:rStyle w:val="IntenseEmphasis"/>
-        </w:rPr>
-        <w:t xml:space="preserve">    int breadth;</w:t>
-      </w:r>
+        <w:t xml:space="preserve">    int </w:t>
+      </w:r>
+      <w:proofErr w:type="gramStart"/>
+      <w:r>
+        <w:rPr>
+          <w:rStyle w:val="IntenseEmphasis"/>
+        </w:rPr>
+        <w:t>length;</w:t>
+      </w:r>
+      <w:proofErr w:type="gramEnd"/>
+    </w:p>
+    <w:p>
+      <w:pPr>
+        <w:pStyle w:val="ListParagraph"/>
+        <w:rPr>
+          <w:rStyle w:val="IntenseEmphasis"/>
+        </w:rPr>
+      </w:pPr>
+      <w:r>
+        <w:rPr>
+          <w:rStyle w:val="IntenseEmphasis"/>
+        </w:rPr>
+        <w:t xml:space="preserve">    int </w:t>
+      </w:r>
+      <w:proofErr w:type="gramStart"/>
+      <w:r>
+        <w:rPr>
+          <w:rStyle w:val="IntenseEmphasis"/>
+        </w:rPr>
+        <w:t>breadth;</w:t>
+      </w:r>
+      <w:proofErr w:type="gramEnd"/>
     </w:p>
     <w:p>
       <w:pPr>
@@ -765,7 +1101,21 @@
         <w:rPr>
           <w:rStyle w:val="IntenseEmphasis"/>
         </w:rPr>
-        <w:t>int main()</w:t>
+        <w:t xml:space="preserve">int </w:t>
+      </w:r>
+      <w:proofErr w:type="gramStart"/>
+      <w:r>
+        <w:rPr>
+          <w:rStyle w:val="IntenseEmphasis"/>
+        </w:rPr>
+        <w:t>main(</w:t>
+      </w:r>
+      <w:proofErr w:type="gramEnd"/>
+      <w:r>
+        <w:rPr>
+          <w:rStyle w:val="IntenseEmphasis"/>
+        </w:rPr>
+        <w:t>)</w:t>
       </w:r>
     </w:p>
     <w:p>
@@ -793,35 +1143,85 @@
         <w:rPr>
           <w:rStyle w:val="IntenseEmphasis"/>
         </w:rPr>
-        <w:t xml:space="preserve">    struct Rectangle r{10,5}, *p;</w:t>
-      </w:r>
-    </w:p>
-    <w:p>
-      <w:pPr>
-        <w:pStyle w:val="ListParagraph"/>
-        <w:rPr>
-          <w:rStyle w:val="IntenseEmphasis"/>
-        </w:rPr>
-      </w:pPr>
-      <w:r>
-        <w:rPr>
-          <w:rStyle w:val="IntenseEmphasis"/>
-        </w:rPr>
-        <w:t xml:space="preserve">    // p=new Rectangle;</w:t>
-      </w:r>
-    </w:p>
-    <w:p>
-      <w:pPr>
-        <w:pStyle w:val="ListParagraph"/>
-        <w:rPr>
-          <w:rStyle w:val="IntenseEmphasis"/>
-        </w:rPr>
-      </w:pPr>
-      <w:r>
-        <w:rPr>
-          <w:rStyle w:val="IntenseEmphasis"/>
-        </w:rPr>
-        <w:t xml:space="preserve">    p=(struct Rectangle*)malloc(sizeof(Rectangle));</w:t>
+        <w:t xml:space="preserve">    struct Rectangle </w:t>
+      </w:r>
+      <w:proofErr w:type="gramStart"/>
+      <w:r>
+        <w:rPr>
+          <w:rStyle w:val="IntenseEmphasis"/>
+        </w:rPr>
+        <w:t>r{</w:t>
+      </w:r>
+      <w:proofErr w:type="gramEnd"/>
+      <w:r>
+        <w:rPr>
+          <w:rStyle w:val="IntenseEmphasis"/>
+        </w:rPr>
+        <w:t>10,5}, *p;</w:t>
+      </w:r>
+    </w:p>
+    <w:p>
+      <w:pPr>
+        <w:pStyle w:val="ListParagraph"/>
+        <w:rPr>
+          <w:rStyle w:val="IntenseEmphasis"/>
+        </w:rPr>
+      </w:pPr>
+      <w:r>
+        <w:rPr>
+          <w:rStyle w:val="IntenseEmphasis"/>
+        </w:rPr>
+        <w:t xml:space="preserve">    // p=new </w:t>
+      </w:r>
+      <w:proofErr w:type="gramStart"/>
+      <w:r>
+        <w:rPr>
+          <w:rStyle w:val="IntenseEmphasis"/>
+        </w:rPr>
+        <w:t>Rectangle;</w:t>
+      </w:r>
+      <w:proofErr w:type="gramEnd"/>
+    </w:p>
+    <w:p>
+      <w:pPr>
+        <w:pStyle w:val="ListParagraph"/>
+        <w:rPr>
+          <w:rStyle w:val="IntenseEmphasis"/>
+        </w:rPr>
+      </w:pPr>
+      <w:r>
+        <w:rPr>
+          <w:rStyle w:val="IntenseEmphasis"/>
+        </w:rPr>
+        <w:t xml:space="preserve">    p</w:t>
+      </w:r>
+      <w:proofErr w:type="gramStart"/>
+      <w:r>
+        <w:rPr>
+          <w:rStyle w:val="IntenseEmphasis"/>
+        </w:rPr>
+        <w:t>=(</w:t>
+      </w:r>
+      <w:proofErr w:type="gramEnd"/>
+      <w:r>
+        <w:rPr>
+          <w:rStyle w:val="IntenseEmphasis"/>
+        </w:rPr>
+        <w:t>struct Rectangle*)malloc(</w:t>
+      </w:r>
+      <w:proofErr w:type="spellStart"/>
+      <w:r>
+        <w:rPr>
+          <w:rStyle w:val="IntenseEmphasis"/>
+        </w:rPr>
+        <w:t>sizeof</w:t>
+      </w:r>
+      <w:proofErr w:type="spellEnd"/>
+      <w:r>
+        <w:rPr>
+          <w:rStyle w:val="IntenseEmphasis"/>
+        </w:rPr>
+        <w:t>(Rectangle));</w:t>
       </w:r>
     </w:p>
     <w:p>
@@ -849,22 +1249,38 @@
         <w:rPr>
           <w:rStyle w:val="IntenseEmphasis"/>
         </w:rPr>
-        <w:t xml:space="preserve">    p-&gt;length=5;</w:t>
-      </w:r>
-    </w:p>
-    <w:p>
-      <w:pPr>
-        <w:pStyle w:val="ListParagraph"/>
-        <w:rPr>
-          <w:rStyle w:val="IntenseEmphasis"/>
-        </w:rPr>
-      </w:pPr>
-      <w:r>
-        <w:rPr>
-          <w:rStyle w:val="IntenseEmphasis"/>
-        </w:rPr>
-        <w:t xml:space="preserve">    p-&gt;breadth=10;</w:t>
-      </w:r>
+        <w:t xml:space="preserve">    p-&gt;length=</w:t>
+      </w:r>
+      <w:proofErr w:type="gramStart"/>
+      <w:r>
+        <w:rPr>
+          <w:rStyle w:val="IntenseEmphasis"/>
+        </w:rPr>
+        <w:t>5;</w:t>
+      </w:r>
+      <w:proofErr w:type="gramEnd"/>
+    </w:p>
+    <w:p>
+      <w:pPr>
+        <w:pStyle w:val="ListParagraph"/>
+        <w:rPr>
+          <w:rStyle w:val="IntenseEmphasis"/>
+        </w:rPr>
+      </w:pPr>
+      <w:r>
+        <w:rPr>
+          <w:rStyle w:val="IntenseEmphasis"/>
+        </w:rPr>
+        <w:t xml:space="preserve">    p-&gt;breadth=</w:t>
+      </w:r>
+      <w:proofErr w:type="gramStart"/>
+      <w:r>
+        <w:rPr>
+          <w:rStyle w:val="IntenseEmphasis"/>
+        </w:rPr>
+        <w:t>10;</w:t>
+      </w:r>
+      <w:proofErr w:type="gramEnd"/>
     </w:p>
     <w:p>
       <w:pPr>
@@ -891,64 +1307,38 @@
         <w:rPr>
           <w:rStyle w:val="IntenseEmphasis"/>
         </w:rPr>
-        <w:t xml:space="preserve">    cout&lt;&lt;p-&gt;length&lt;&lt;endl;</w:t>
-      </w:r>
-    </w:p>
-    <w:p>
-      <w:pPr>
-        <w:pStyle w:val="ListParagraph"/>
-        <w:rPr>
-          <w:rStyle w:val="IntenseEmphasis"/>
-        </w:rPr>
-      </w:pPr>
-      <w:r>
-        <w:rPr>
-          <w:rStyle w:val="IntenseEmphasis"/>
-        </w:rPr>
-        <w:t xml:space="preserve">    cout&lt;&lt;p-&gt;breadth&lt;&lt;endl;</w:t>
-      </w:r>
-    </w:p>
-    <w:p>
-      <w:pPr>
-        <w:pStyle w:val="ListParagraph"/>
-        <w:rPr>
-          <w:rStyle w:val="IntenseEmphasis"/>
-        </w:rPr>
-      </w:pPr>
-      <w:r>
-        <w:rPr>
-          <w:rStyle w:val="IntenseEmphasis"/>
-        </w:rPr>
         <w:t xml:space="preserve">    </w:t>
       </w:r>
-    </w:p>
-    <w:p>
-      <w:pPr>
-        <w:pStyle w:val="ListParagraph"/>
-        <w:rPr>
-          <w:rStyle w:val="IntenseEmphasis"/>
-        </w:rPr>
-      </w:pPr>
-      <w:r>
-        <w:rPr>
-          <w:rStyle w:val="IntenseEmphasis"/>
-        </w:rPr>
-        <w:t xml:space="preserve">    cout&lt;&lt;r.length&lt;&lt;endl;</w:t>
-      </w:r>
-    </w:p>
-    <w:p>
-      <w:pPr>
-        <w:pStyle w:val="ListParagraph"/>
-        <w:rPr>
-          <w:rStyle w:val="IntenseEmphasis"/>
-        </w:rPr>
-      </w:pPr>
-      <w:r>
-        <w:rPr>
-          <w:rStyle w:val="IntenseEmphasis"/>
-        </w:rPr>
-        <w:t xml:space="preserve">    cout&lt;&lt;r.breadth&lt;&lt;endl;</w:t>
-      </w:r>
+      <w:proofErr w:type="spellStart"/>
+      <w:r>
+        <w:rPr>
+          <w:rStyle w:val="IntenseEmphasis"/>
+        </w:rPr>
+        <w:t>cout</w:t>
+      </w:r>
+      <w:proofErr w:type="spellEnd"/>
+      <w:r>
+        <w:rPr>
+          <w:rStyle w:val="IntenseEmphasis"/>
+        </w:rPr>
+        <w:t>&lt;&lt;p-&gt;length&lt;&lt;</w:t>
+      </w:r>
+      <w:proofErr w:type="spellStart"/>
+      <w:proofErr w:type="gramStart"/>
+      <w:r>
+        <w:rPr>
+          <w:rStyle w:val="IntenseEmphasis"/>
+        </w:rPr>
+        <w:t>endl</w:t>
+      </w:r>
+      <w:proofErr w:type="spellEnd"/>
+      <w:r>
+        <w:rPr>
+          <w:rStyle w:val="IntenseEmphasis"/>
+        </w:rPr>
+        <w:t>;</w:t>
+      </w:r>
+      <w:proofErr w:type="gramEnd"/>
     </w:p>
     <w:p>
       <w:pPr>
@@ -963,20 +1353,202 @@
         </w:rPr>
         <w:t xml:space="preserve">    </w:t>
       </w:r>
-    </w:p>
-    <w:p>
-      <w:pPr>
-        <w:pStyle w:val="ListParagraph"/>
-        <w:rPr>
-          <w:rStyle w:val="IntenseEmphasis"/>
-        </w:rPr>
-      </w:pPr>
-      <w:r>
-        <w:rPr>
-          <w:rStyle w:val="IntenseEmphasis"/>
-        </w:rPr>
-        <w:t xml:space="preserve">    return 0;</w:t>
-      </w:r>
+      <w:proofErr w:type="spellStart"/>
+      <w:r>
+        <w:rPr>
+          <w:rStyle w:val="IntenseEmphasis"/>
+        </w:rPr>
+        <w:t>cout</w:t>
+      </w:r>
+      <w:proofErr w:type="spellEnd"/>
+      <w:r>
+        <w:rPr>
+          <w:rStyle w:val="IntenseEmphasis"/>
+        </w:rPr>
+        <w:t>&lt;&lt;p-&gt;breadth&lt;&lt;</w:t>
+      </w:r>
+      <w:proofErr w:type="spellStart"/>
+      <w:proofErr w:type="gramStart"/>
+      <w:r>
+        <w:rPr>
+          <w:rStyle w:val="IntenseEmphasis"/>
+        </w:rPr>
+        <w:t>endl</w:t>
+      </w:r>
+      <w:proofErr w:type="spellEnd"/>
+      <w:r>
+        <w:rPr>
+          <w:rStyle w:val="IntenseEmphasis"/>
+        </w:rPr>
+        <w:t>;</w:t>
+      </w:r>
+      <w:proofErr w:type="gramEnd"/>
+    </w:p>
+    <w:p>
+      <w:pPr>
+        <w:pStyle w:val="ListParagraph"/>
+        <w:rPr>
+          <w:rStyle w:val="IntenseEmphasis"/>
+        </w:rPr>
+      </w:pPr>
+      <w:r>
+        <w:rPr>
+          <w:rStyle w:val="IntenseEmphasis"/>
+        </w:rPr>
+        <w:t xml:space="preserve">    </w:t>
+      </w:r>
+    </w:p>
+    <w:p>
+      <w:pPr>
+        <w:pStyle w:val="ListParagraph"/>
+        <w:rPr>
+          <w:rStyle w:val="IntenseEmphasis"/>
+        </w:rPr>
+      </w:pPr>
+      <w:r>
+        <w:rPr>
+          <w:rStyle w:val="IntenseEmphasis"/>
+        </w:rPr>
+        <w:t xml:space="preserve">    </w:t>
+      </w:r>
+      <w:proofErr w:type="spellStart"/>
+      <w:r>
+        <w:rPr>
+          <w:rStyle w:val="IntenseEmphasis"/>
+        </w:rPr>
+        <w:t>cout</w:t>
+      </w:r>
+      <w:proofErr w:type="spellEnd"/>
+      <w:r>
+        <w:rPr>
+          <w:rStyle w:val="IntenseEmphasis"/>
+        </w:rPr>
+        <w:t>&lt;&lt;</w:t>
+      </w:r>
+      <w:proofErr w:type="spellStart"/>
+      <w:proofErr w:type="gramStart"/>
+      <w:r>
+        <w:rPr>
+          <w:rStyle w:val="IntenseEmphasis"/>
+        </w:rPr>
+        <w:t>r.length</w:t>
+      </w:r>
+      <w:proofErr w:type="spellEnd"/>
+      <w:proofErr w:type="gramEnd"/>
+      <w:r>
+        <w:rPr>
+          <w:rStyle w:val="IntenseEmphasis"/>
+        </w:rPr>
+        <w:t>&lt;&lt;</w:t>
+      </w:r>
+      <w:proofErr w:type="spellStart"/>
+      <w:r>
+        <w:rPr>
+          <w:rStyle w:val="IntenseEmphasis"/>
+        </w:rPr>
+        <w:t>endl</w:t>
+      </w:r>
+      <w:proofErr w:type="spellEnd"/>
+      <w:r>
+        <w:rPr>
+          <w:rStyle w:val="IntenseEmphasis"/>
+        </w:rPr>
+        <w:t>;</w:t>
+      </w:r>
+    </w:p>
+    <w:p>
+      <w:pPr>
+        <w:pStyle w:val="ListParagraph"/>
+        <w:rPr>
+          <w:rStyle w:val="IntenseEmphasis"/>
+        </w:rPr>
+      </w:pPr>
+      <w:r>
+        <w:rPr>
+          <w:rStyle w:val="IntenseEmphasis"/>
+        </w:rPr>
+        <w:t xml:space="preserve">    </w:t>
+      </w:r>
+      <w:proofErr w:type="spellStart"/>
+      <w:r>
+        <w:rPr>
+          <w:rStyle w:val="IntenseEmphasis"/>
+        </w:rPr>
+        <w:t>cout</w:t>
+      </w:r>
+      <w:proofErr w:type="spellEnd"/>
+      <w:r>
+        <w:rPr>
+          <w:rStyle w:val="IntenseEmphasis"/>
+        </w:rPr>
+        <w:t>&lt;&lt;</w:t>
+      </w:r>
+      <w:proofErr w:type="spellStart"/>
+      <w:proofErr w:type="gramStart"/>
+      <w:r>
+        <w:rPr>
+          <w:rStyle w:val="IntenseEmphasis"/>
+        </w:rPr>
+        <w:t>r.breadth</w:t>
+      </w:r>
+      <w:proofErr w:type="spellEnd"/>
+      <w:proofErr w:type="gramEnd"/>
+      <w:r>
+        <w:rPr>
+          <w:rStyle w:val="IntenseEmphasis"/>
+        </w:rPr>
+        <w:t>&lt;&lt;</w:t>
+      </w:r>
+      <w:proofErr w:type="spellStart"/>
+      <w:r>
+        <w:rPr>
+          <w:rStyle w:val="IntenseEmphasis"/>
+        </w:rPr>
+        <w:t>endl</w:t>
+      </w:r>
+      <w:proofErr w:type="spellEnd"/>
+      <w:r>
+        <w:rPr>
+          <w:rStyle w:val="IntenseEmphasis"/>
+        </w:rPr>
+        <w:t>;</w:t>
+      </w:r>
+    </w:p>
+    <w:p>
+      <w:pPr>
+        <w:pStyle w:val="ListParagraph"/>
+        <w:rPr>
+          <w:rStyle w:val="IntenseEmphasis"/>
+        </w:rPr>
+      </w:pPr>
+      <w:r>
+        <w:rPr>
+          <w:rStyle w:val="IntenseEmphasis"/>
+        </w:rPr>
+        <w:t xml:space="preserve">    </w:t>
+      </w:r>
+    </w:p>
+    <w:p>
+      <w:pPr>
+        <w:pStyle w:val="ListParagraph"/>
+        <w:rPr>
+          <w:rStyle w:val="IntenseEmphasis"/>
+        </w:rPr>
+      </w:pPr>
+      <w:r>
+        <w:rPr>
+          <w:rStyle w:val="IntenseEmphasis"/>
+        </w:rPr>
+        <w:t xml:space="preserve">    return </w:t>
+      </w:r>
+      <w:proofErr w:type="gramStart"/>
+      <w:r>
+        <w:rPr>
+          <w:rStyle w:val="IntenseEmphasis"/>
+        </w:rPr>
+        <w:t>0;</w:t>
+      </w:r>
+      <w:proofErr w:type="gramEnd"/>
     </w:p>
     <w:p>
       <w:pPr>
@@ -1011,8 +1583,327 @@
         </w:tabs>
       </w:pPr>
       <w:r>
-        <w:t>Pointer have same length regardless of which it is pointing or declared with.</w:t>
-      </w:r>
+        <w:t xml:space="preserve">Pointer </w:t>
+      </w:r>
+      <w:proofErr w:type="gramStart"/>
+      <w:r>
+        <w:t>have</w:t>
+      </w:r>
+      <w:proofErr w:type="gramEnd"/>
+      <w:r>
+        <w:t xml:space="preserve"> same </w:t>
+      </w:r>
+      <w:r>
+        <w:t>size</w:t>
+      </w:r>
+      <w:r>
+        <w:t xml:space="preserve"> regardless of which it is pointing or declared with.</w:t>
+      </w:r>
+    </w:p>
+    <w:p>
+      <w:pPr>
+        <w:pStyle w:val="ListParagraph"/>
+        <w:numPr>
+          <w:ilvl w:val="0"/>
+          <w:numId w:val="1"/>
+        </w:numPr>
+        <w:tabs>
+          <w:tab w:val="left" w:pos="964"/>
+        </w:tabs>
+      </w:pPr>
+      <w:r>
+        <w:t xml:space="preserve">Pass by </w:t>
+      </w:r>
+      <w:proofErr w:type="gramStart"/>
+      <w:r>
+        <w:t>Value ,Pass</w:t>
+      </w:r>
+      <w:proofErr w:type="gramEnd"/>
+      <w:r>
+        <w:t xml:space="preserve"> by address, Pass </w:t>
+      </w:r>
+      <w:proofErr w:type="spellStart"/>
+      <w:r>
+        <w:t>b y</w:t>
+      </w:r>
+      <w:proofErr w:type="spellEnd"/>
+      <w:r>
+        <w:t xml:space="preserve"> reference(in C++ only)</w:t>
+      </w:r>
+    </w:p>
+    <w:p>
+      <w:pPr>
+        <w:pStyle w:val="ListParagraph"/>
+        <w:numPr>
+          <w:ilvl w:val="0"/>
+          <w:numId w:val="1"/>
+        </w:numPr>
+        <w:tabs>
+          <w:tab w:val="left" w:pos="964"/>
+        </w:tabs>
+        <w:rPr>
+          <w:highlight w:val="yellow"/>
+        </w:rPr>
+      </w:pPr>
+      <w:r>
+        <w:rPr>
+          <w:highlight w:val="yellow"/>
+        </w:rPr>
+        <w:t>How an array is passed</w:t>
+      </w:r>
+      <w:r>
+        <w:rPr>
+          <w:highlight w:val="yellow"/>
+        </w:rPr>
+        <w:t xml:space="preserve"> (and it </w:t>
+      </w:r>
+      <w:proofErr w:type="gramStart"/>
+      <w:r>
+        <w:rPr>
+          <w:highlight w:val="yellow"/>
+        </w:rPr>
+        <w:t>is  always</w:t>
+      </w:r>
+      <w:proofErr w:type="gramEnd"/>
+      <w:r>
+        <w:rPr>
+          <w:highlight w:val="yellow"/>
+        </w:rPr>
+        <w:t xml:space="preserve"> send with the address</w:t>
+      </w:r>
+      <w:r>
+        <w:rPr>
+          <w:highlight w:val="yellow"/>
+        </w:rPr>
+        <w:t xml:space="preserve"> exception when it is send within a structure then it </w:t>
+      </w:r>
+      <w:proofErr w:type="spellStart"/>
+      <w:r>
+        <w:rPr>
+          <w:highlight w:val="yellow"/>
+        </w:rPr>
+        <w:t>camn</w:t>
+      </w:r>
+      <w:proofErr w:type="spellEnd"/>
+      <w:r>
+        <w:rPr>
+          <w:highlight w:val="yellow"/>
+        </w:rPr>
+        <w:t xml:space="preserve"> be called as call by value.</w:t>
+      </w:r>
+      <w:r>
+        <w:rPr>
+          <w:highlight w:val="yellow"/>
+        </w:rPr>
+        <w:t>)</w:t>
+      </w:r>
+    </w:p>
+    <w:p>
+      <w:pPr>
+        <w:pStyle w:val="ListParagraph"/>
+        <w:tabs>
+          <w:tab w:val="left" w:pos="964"/>
+        </w:tabs>
+      </w:pPr>
+      <w:r>
+        <w:t>#include &lt;iostream&gt;</w:t>
+      </w:r>
+    </w:p>
+    <w:p>
+      <w:pPr>
+        <w:pStyle w:val="ListParagraph"/>
+        <w:tabs>
+          <w:tab w:val="left" w:pos="964"/>
+        </w:tabs>
+      </w:pPr>
+      <w:r>
+        <w:t xml:space="preserve">using namespace </w:t>
+      </w:r>
+      <w:proofErr w:type="gramStart"/>
+      <w:r>
+        <w:t>std;</w:t>
+      </w:r>
+      <w:proofErr w:type="gramEnd"/>
+    </w:p>
+    <w:p>
+      <w:pPr>
+        <w:pStyle w:val="ListParagraph"/>
+        <w:tabs>
+          <w:tab w:val="left" w:pos="964"/>
+        </w:tabs>
+      </w:pPr>
+      <w:r>
+        <w:t>void fun (int *A, int n)</w:t>
+      </w:r>
+    </w:p>
+    <w:p>
+      <w:pPr>
+        <w:pStyle w:val="ListParagraph"/>
+        <w:tabs>
+          <w:tab w:val="left" w:pos="964"/>
+        </w:tabs>
+      </w:pPr>
+      <w:r>
+        <w:t>{</w:t>
+      </w:r>
+    </w:p>
+    <w:p>
+      <w:pPr>
+        <w:pStyle w:val="ListParagraph"/>
+        <w:tabs>
+          <w:tab w:val="left" w:pos="964"/>
+        </w:tabs>
+      </w:pPr>
+      <w:r>
+        <w:t xml:space="preserve">  </w:t>
+      </w:r>
+      <w:proofErr w:type="spellStart"/>
+      <w:r>
+        <w:t>cout</w:t>
+      </w:r>
+      <w:proofErr w:type="spellEnd"/>
+      <w:r>
+        <w:t xml:space="preserve"> &lt;&lt; *</w:t>
+      </w:r>
+      <w:proofErr w:type="gramStart"/>
+      <w:r>
+        <w:t>A;</w:t>
+      </w:r>
+      <w:proofErr w:type="gramEnd"/>
+    </w:p>
+    <w:p>
+      <w:pPr>
+        <w:pStyle w:val="ListParagraph"/>
+        <w:tabs>
+          <w:tab w:val="left" w:pos="964"/>
+        </w:tabs>
+      </w:pPr>
+      <w:r>
+        <w:t>}</w:t>
+      </w:r>
+    </w:p>
+    <w:p>
+      <w:pPr>
+        <w:pStyle w:val="ListParagraph"/>
+        <w:tabs>
+          <w:tab w:val="left" w:pos="964"/>
+        </w:tabs>
+      </w:pPr>
+    </w:p>
+    <w:p>
+      <w:pPr>
+        <w:pStyle w:val="ListParagraph"/>
+        <w:tabs>
+          <w:tab w:val="left" w:pos="964"/>
+        </w:tabs>
+      </w:pPr>
+      <w:r>
+        <w:t>int main ()</w:t>
+      </w:r>
+    </w:p>
+    <w:p>
+      <w:pPr>
+        <w:pStyle w:val="ListParagraph"/>
+        <w:tabs>
+          <w:tab w:val="left" w:pos="964"/>
+        </w:tabs>
+      </w:pPr>
+      <w:r>
+        <w:t>{</w:t>
+      </w:r>
+    </w:p>
+    <w:p>
+      <w:pPr>
+        <w:pStyle w:val="ListParagraph"/>
+        <w:tabs>
+          <w:tab w:val="left" w:pos="964"/>
+        </w:tabs>
+      </w:pPr>
+      <w:r>
+        <w:t xml:space="preserve">  int </w:t>
+      </w:r>
+      <w:proofErr w:type="gramStart"/>
+      <w:r>
+        <w:t>A[</w:t>
+      </w:r>
+      <w:proofErr w:type="gramEnd"/>
+      <w:r>
+        <w:t>5] = { 1, 2, 3, 4, 5 };</w:t>
+      </w:r>
+    </w:p>
+    <w:p>
+      <w:pPr>
+        <w:pStyle w:val="ListParagraph"/>
+        <w:tabs>
+          <w:tab w:val="left" w:pos="964"/>
+        </w:tabs>
+      </w:pPr>
+      <w:r>
+        <w:t xml:space="preserve">  fun (A, 5</w:t>
+      </w:r>
+      <w:proofErr w:type="gramStart"/>
+      <w:r>
+        <w:t>);</w:t>
+      </w:r>
+      <w:proofErr w:type="gramEnd"/>
+    </w:p>
+    <w:p>
+      <w:pPr>
+        <w:pStyle w:val="ListParagraph"/>
+        <w:tabs>
+          <w:tab w:val="left" w:pos="964"/>
+        </w:tabs>
+      </w:pPr>
+    </w:p>
+    <w:p>
+      <w:pPr>
+        <w:pStyle w:val="ListParagraph"/>
+        <w:tabs>
+          <w:tab w:val="left" w:pos="964"/>
+        </w:tabs>
+      </w:pPr>
+      <w:r>
+        <w:t xml:space="preserve">  return </w:t>
+      </w:r>
+      <w:proofErr w:type="gramStart"/>
+      <w:r>
+        <w:t>0;</w:t>
+      </w:r>
+      <w:proofErr w:type="gramEnd"/>
+    </w:p>
+    <w:p>
+      <w:pPr>
+        <w:pStyle w:val="ListParagraph"/>
+        <w:tabs>
+          <w:tab w:val="left" w:pos="964"/>
+        </w:tabs>
+      </w:pPr>
+      <w:r>
+        <w:t>}</w:t>
+      </w:r>
+    </w:p>
+    <w:p>
+      <w:pPr>
+        <w:pStyle w:val="ListParagraph"/>
+        <w:numPr>
+          <w:ilvl w:val="0"/>
+          <w:numId w:val="1"/>
+        </w:numPr>
+        <w:tabs>
+          <w:tab w:val="left" w:pos="964"/>
+        </w:tabs>
+      </w:pPr>
+      <w:r>
+        <w:t>Structure can be used as a parameter too.</w:t>
+      </w:r>
+    </w:p>
+    <w:p>
+      <w:pPr>
+        <w:pStyle w:val="ListParagraph"/>
+        <w:tabs>
+          <w:tab w:val="left" w:pos="964"/>
+        </w:tabs>
+      </w:pPr>
     </w:p>
     <w:sectPr>
       <w:pgSz w:w="12240" w:h="15840"/>
@@ -1029,7 +1920,7 @@
   <w:abstractNum w:abstractNumId="0" w15:restartNumberingAfterBreak="0">
     <w:nsid w:val="3AF343F5"/>
     <w:multiLevelType w:val="hybridMultilevel"/>
-    <w:tmpl w:val="2F30B3C0"/>
+    <w:tmpl w:val="17382FC2"/>
     <w:lvl w:ilvl="0" w:tplc="04090001">
       <w:start w:val="1"/>
       <w:numFmt w:val="bullet"/>

--- a/Mastering Data Structures & Algorithms using C and C++.docx
+++ b/Mastering Data Structures & Algorithms using C and C++.docx
@@ -1900,10 +1900,274 @@
     <w:p>
       <w:pPr>
         <w:pStyle w:val="ListParagraph"/>
+        <w:numPr>
+          <w:ilvl w:val="0"/>
+          <w:numId w:val="1"/>
+        </w:numPr>
         <w:tabs>
           <w:tab w:val="left" w:pos="964"/>
         </w:tabs>
       </w:pPr>
+      <w:r>
+        <w:t xml:space="preserve">Abstract Data </w:t>
+      </w:r>
+      <w:proofErr w:type="gramStart"/>
+      <w:r>
+        <w:t>Type(</w:t>
+      </w:r>
+      <w:proofErr w:type="gramEnd"/>
+      <w:r>
+        <w:t xml:space="preserve">ADT) </w:t>
+      </w:r>
+    </w:p>
+    <w:p>
+      <w:pPr>
+        <w:pStyle w:val="ListParagraph"/>
+        <w:numPr>
+          <w:ilvl w:val="0"/>
+          <w:numId w:val="1"/>
+        </w:numPr>
+        <w:tabs>
+          <w:tab w:val="left" w:pos="964"/>
+        </w:tabs>
+      </w:pPr>
+      <w:r>
+        <w:t xml:space="preserve">Recursive </w:t>
+      </w:r>
+      <w:proofErr w:type="gramStart"/>
+      <w:r>
+        <w:t>Function:-</w:t>
+      </w:r>
+      <w:proofErr w:type="gramEnd"/>
+      <w:r>
+        <w:t xml:space="preserve"> If a function call itself then it is a recursive function. </w:t>
+      </w:r>
+    </w:p>
+    <w:p>
+      <w:pPr>
+        <w:pStyle w:val="ListParagraph"/>
+        <w:tabs>
+          <w:tab w:val="left" w:pos="964"/>
+        </w:tabs>
+      </w:pPr>
+      <w:r>
+        <w:lastRenderedPageBreak/>
+        <w:t>Type function(params)</w:t>
+      </w:r>
+    </w:p>
+    <w:p>
+      <w:pPr>
+        <w:pStyle w:val="ListParagraph"/>
+        <w:tabs>
+          <w:tab w:val="left" w:pos="964"/>
+        </w:tabs>
+      </w:pPr>
+      <w:r>
+        <w:t>{</w:t>
+      </w:r>
+    </w:p>
+    <w:p>
+      <w:pPr>
+        <w:pStyle w:val="ListParagraph"/>
+        <w:tabs>
+          <w:tab w:val="left" w:pos="964"/>
+        </w:tabs>
+      </w:pPr>
+      <w:r>
+        <w:tab/>
+      </w:r>
+      <w:r>
+        <w:tab/>
+        <w:t>If base(condition)</w:t>
+      </w:r>
+    </w:p>
+    <w:p>
+      <w:pPr>
+        <w:pStyle w:val="ListParagraph"/>
+        <w:tabs>
+          <w:tab w:val="left" w:pos="964"/>
+        </w:tabs>
+      </w:pPr>
+      <w:r>
+        <w:tab/>
+      </w:r>
+      <w:r>
+        <w:tab/>
+        <w:t>{</w:t>
+      </w:r>
+    </w:p>
+    <w:p>
+      <w:pPr>
+        <w:pStyle w:val="ListParagraph"/>
+        <w:tabs>
+          <w:tab w:val="left" w:pos="964"/>
+        </w:tabs>
+      </w:pPr>
+      <w:r>
+        <w:tab/>
+      </w:r>
+      <w:r>
+        <w:tab/>
+        <w:t xml:space="preserve">  </w:t>
+      </w:r>
+      <w:proofErr w:type="gramStart"/>
+      <w:r>
+        <w:t>Function(</w:t>
+      </w:r>
+      <w:proofErr w:type="gramEnd"/>
+      <w:r>
+        <w:t>);</w:t>
+      </w:r>
+    </w:p>
+    <w:p>
+      <w:pPr>
+        <w:pStyle w:val="ListParagraph"/>
+        <w:tabs>
+          <w:tab w:val="left" w:pos="964"/>
+        </w:tabs>
+      </w:pPr>
+      <w:r>
+        <w:tab/>
+      </w:r>
+      <w:r>
+        <w:tab/>
+        <w:t>}</w:t>
+      </w:r>
+    </w:p>
+    <w:p>
+      <w:pPr>
+        <w:pStyle w:val="ListParagraph"/>
+        <w:tabs>
+          <w:tab w:val="left" w:pos="964"/>
+        </w:tabs>
+      </w:pPr>
+      <w:r>
+        <w:t>}</w:t>
+      </w:r>
+    </w:p>
+    <w:p>
+      <w:pPr>
+        <w:tabs>
+          <w:tab w:val="left" w:pos="964"/>
+        </w:tabs>
+        <w:ind w:left="360"/>
+      </w:pPr>
+      <w:r>
+        <w:object w:dxaOrig="1534" w:dyaOrig="997" w14:anchorId="62879D56">
+          <v:shapetype id="_x0000_t75" coordsize="21600,21600" o:spt="75" o:preferrelative="t" path="m@4@5l@4@11@9@11@9@5xe" filled="f" stroked="f">
+            <v:stroke joinstyle="miter"/>
+            <v:formulas>
+              <v:f eqn="if lineDrawn pixelLineWidth 0"/>
+              <v:f eqn="sum @0 1 0"/>
+              <v:f eqn="sum 0 0 @1"/>
+              <v:f eqn="prod @2 1 2"/>
+              <v:f eqn="prod @3 21600 pixelWidth"/>
+              <v:f eqn="prod @3 21600 pixelHeight"/>
+              <v:f eqn="sum @0 0 1"/>
+              <v:f eqn="prod @6 1 2"/>
+              <v:f eqn="prod @7 21600 pixelWidth"/>
+              <v:f eqn="sum @8 21600 0"/>
+              <v:f eqn="prod @7 21600 pixelHeight"/>
+              <v:f eqn="sum @10 21600 0"/>
+            </v:formulas>
+            <v:path o:extrusionok="f" gradientshapeok="t" o:connecttype="rect"/>
+            <o:lock v:ext="edit" aspectratio="t"/>
+          </v:shapetype>
+          <v:shape id="_x0000_i1027" type="#_x0000_t75" style="width:77pt;height:50.1pt" o:ole="">
+            <v:imagedata r:id="rId5" o:title=""/>
+          </v:shape>
+          <o:OLEObject Type="Embed" ProgID="AcroExch.Document.DC" ShapeID="_x0000_i1027" DrawAspect="Icon" ObjectID="_1770539257" r:id="rId6"/>
+        </w:object>
+      </w:r>
+    </w:p>
+    <w:p>
+      <w:pPr>
+        <w:pStyle w:val="ListParagraph"/>
+        <w:numPr>
+          <w:ilvl w:val="0"/>
+          <w:numId w:val="2"/>
+        </w:numPr>
+        <w:tabs>
+          <w:tab w:val="left" w:pos="964"/>
+        </w:tabs>
+        <w:rPr>
+          <w:highlight w:val="yellow"/>
+        </w:rPr>
+      </w:pPr>
+      <w:r>
+        <w:rPr>
+          <w:highlight w:val="yellow"/>
+        </w:rPr>
+        <w:t xml:space="preserve">Recursion have ascending and descending </w:t>
+      </w:r>
+      <w:proofErr w:type="gramStart"/>
+      <w:r>
+        <w:rPr>
+          <w:highlight w:val="yellow"/>
+        </w:rPr>
+        <w:t>phase</w:t>
+      </w:r>
+      <w:proofErr w:type="gramEnd"/>
+      <w:r>
+        <w:rPr>
+          <w:highlight w:val="yellow"/>
+        </w:rPr>
+        <w:t xml:space="preserve"> but loop has either ascending phase or descending phase.</w:t>
+      </w:r>
+    </w:p>
+    <w:p>
+      <w:pPr>
+        <w:pStyle w:val="ListParagraph"/>
+        <w:tabs>
+          <w:tab w:val="left" w:pos="964"/>
+        </w:tabs>
+        <w:ind w:left="1080"/>
+      </w:pPr>
+      <w:r>
+        <w:object w:dxaOrig="1534" w:dyaOrig="997" w14:anchorId="4179FE51">
+          <v:shape id="_x0000_i1028" type="#_x0000_t75" style="width:77pt;height:50.1pt" o:ole="">
+            <v:imagedata r:id="rId7" o:title=""/>
+          </v:shape>
+          <o:OLEObject Type="Embed" ProgID="AcroExch.Document.DC" ShapeID="_x0000_i1028" DrawAspect="Icon" ObjectID="_1770539258" r:id="rId8"/>
+        </w:object>
+      </w:r>
+    </w:p>
+    <w:p>
+      <w:pPr>
+        <w:pStyle w:val="ListParagraph"/>
+        <w:numPr>
+          <w:ilvl w:val="0"/>
+          <w:numId w:val="2"/>
+        </w:numPr>
+        <w:tabs>
+          <w:tab w:val="left" w:pos="964"/>
+        </w:tabs>
+      </w:pPr>
+      <w:r>
+        <w:t xml:space="preserve">Static </w:t>
+      </w:r>
+      <w:proofErr w:type="gramStart"/>
+      <w:r>
+        <w:t>Variable:-</w:t>
+      </w:r>
+      <w:proofErr w:type="gramEnd"/>
+    </w:p>
+    <w:p>
+      <w:pPr>
+        <w:pStyle w:val="ListParagraph"/>
+        <w:tabs>
+          <w:tab w:val="left" w:pos="964"/>
+        </w:tabs>
+        <w:ind w:left="1080"/>
+      </w:pPr>
+      <w:r>
+        <w:object w:dxaOrig="1534" w:dyaOrig="997" w14:anchorId="3B8B2F47">
+          <v:shape id="_x0000_i1030" type="#_x0000_t75" style="width:77pt;height:50.1pt" o:ole="">
+            <v:imagedata r:id="rId9" o:title=""/>
+          </v:shape>
+          <o:OLEObject Type="Embed" ProgID="AcroExch.Document.DC" ShapeID="_x0000_i1030" DrawAspect="Icon" ObjectID="_1770539259" r:id="rId10"/>
+        </w:object>
+      </w:r>
     </w:p>
     <w:sectPr>
       <w:pgSz w:w="12240" w:h="15840"/>
@@ -1920,7 +2184,7 @@
   <w:abstractNum w:abstractNumId="0" w15:restartNumberingAfterBreak="0">
     <w:nsid w:val="3AF343F5"/>
     <w:multiLevelType w:val="hybridMultilevel"/>
-    <w:tmpl w:val="17382FC2"/>
+    <w:tmpl w:val="17BCEE5A"/>
     <w:lvl w:ilvl="0" w:tplc="04090001">
       <w:start w:val="1"/>
       <w:numFmt w:val="bullet"/>
@@ -2030,8 +2294,124 @@
       </w:rPr>
     </w:lvl>
   </w:abstractNum>
+  <w:abstractNum w:abstractNumId="1" w15:restartNumberingAfterBreak="0">
+    <w:nsid w:val="4B8A2D90"/>
+    <w:multiLevelType w:val="hybridMultilevel"/>
+    <w:tmpl w:val="8D5C94C6"/>
+    <w:lvl w:ilvl="0" w:tplc="04090001">
+      <w:start w:val="1"/>
+      <w:numFmt w:val="bullet"/>
+      <w:lvlText w:val=""/>
+      <w:lvlJc w:val="left"/>
+      <w:pPr>
+        <w:ind w:left="1080" w:hanging="360"/>
+      </w:pPr>
+      <w:rPr>
+        <w:rFonts w:ascii="Symbol" w:hAnsi="Symbol" w:hint="default"/>
+      </w:rPr>
+    </w:lvl>
+    <w:lvl w:ilvl="1" w:tplc="04090003" w:tentative="1">
+      <w:start w:val="1"/>
+      <w:numFmt w:val="bullet"/>
+      <w:lvlText w:val="o"/>
+      <w:lvlJc w:val="left"/>
+      <w:pPr>
+        <w:ind w:left="1800" w:hanging="360"/>
+      </w:pPr>
+      <w:rPr>
+        <w:rFonts w:ascii="Courier New" w:hAnsi="Courier New" w:cs="Courier New" w:hint="default"/>
+      </w:rPr>
+    </w:lvl>
+    <w:lvl w:ilvl="2" w:tplc="04090005" w:tentative="1">
+      <w:start w:val="1"/>
+      <w:numFmt w:val="bullet"/>
+      <w:lvlText w:val=""/>
+      <w:lvlJc w:val="left"/>
+      <w:pPr>
+        <w:ind w:left="2520" w:hanging="360"/>
+      </w:pPr>
+      <w:rPr>
+        <w:rFonts w:ascii="Wingdings" w:hAnsi="Wingdings" w:hint="default"/>
+      </w:rPr>
+    </w:lvl>
+    <w:lvl w:ilvl="3" w:tplc="04090001" w:tentative="1">
+      <w:start w:val="1"/>
+      <w:numFmt w:val="bullet"/>
+      <w:lvlText w:val=""/>
+      <w:lvlJc w:val="left"/>
+      <w:pPr>
+        <w:ind w:left="3240" w:hanging="360"/>
+      </w:pPr>
+      <w:rPr>
+        <w:rFonts w:ascii="Symbol" w:hAnsi="Symbol" w:hint="default"/>
+      </w:rPr>
+    </w:lvl>
+    <w:lvl w:ilvl="4" w:tplc="04090003" w:tentative="1">
+      <w:start w:val="1"/>
+      <w:numFmt w:val="bullet"/>
+      <w:lvlText w:val="o"/>
+      <w:lvlJc w:val="left"/>
+      <w:pPr>
+        <w:ind w:left="3960" w:hanging="360"/>
+      </w:pPr>
+      <w:rPr>
+        <w:rFonts w:ascii="Courier New" w:hAnsi="Courier New" w:cs="Courier New" w:hint="default"/>
+      </w:rPr>
+    </w:lvl>
+    <w:lvl w:ilvl="5" w:tplc="04090005" w:tentative="1">
+      <w:start w:val="1"/>
+      <w:numFmt w:val="bullet"/>
+      <w:lvlText w:val=""/>
+      <w:lvlJc w:val="left"/>
+      <w:pPr>
+        <w:ind w:left="4680" w:hanging="360"/>
+      </w:pPr>
+      <w:rPr>
+        <w:rFonts w:ascii="Wingdings" w:hAnsi="Wingdings" w:hint="default"/>
+      </w:rPr>
+    </w:lvl>
+    <w:lvl w:ilvl="6" w:tplc="04090001" w:tentative="1">
+      <w:start w:val="1"/>
+      <w:numFmt w:val="bullet"/>
+      <w:lvlText w:val=""/>
+      <w:lvlJc w:val="left"/>
+      <w:pPr>
+        <w:ind w:left="5400" w:hanging="360"/>
+      </w:pPr>
+      <w:rPr>
+        <w:rFonts w:ascii="Symbol" w:hAnsi="Symbol" w:hint="default"/>
+      </w:rPr>
+    </w:lvl>
+    <w:lvl w:ilvl="7" w:tplc="04090003" w:tentative="1">
+      <w:start w:val="1"/>
+      <w:numFmt w:val="bullet"/>
+      <w:lvlText w:val="o"/>
+      <w:lvlJc w:val="left"/>
+      <w:pPr>
+        <w:ind w:left="6120" w:hanging="360"/>
+      </w:pPr>
+      <w:rPr>
+        <w:rFonts w:ascii="Courier New" w:hAnsi="Courier New" w:cs="Courier New" w:hint="default"/>
+      </w:rPr>
+    </w:lvl>
+    <w:lvl w:ilvl="8" w:tplc="04090005" w:tentative="1">
+      <w:start w:val="1"/>
+      <w:numFmt w:val="bullet"/>
+      <w:lvlText w:val=""/>
+      <w:lvlJc w:val="left"/>
+      <w:pPr>
+        <w:ind w:left="6840" w:hanging="360"/>
+      </w:pPr>
+      <w:rPr>
+        <w:rFonts w:ascii="Wingdings" w:hAnsi="Wingdings" w:hint="default"/>
+      </w:rPr>
+    </w:lvl>
+  </w:abstractNum>
   <w:num w:numId="1" w16cid:durableId="880551672">
     <w:abstractNumId w:val="0"/>
+  </w:num>
+  <w:num w:numId="2" w16cid:durableId="1814251172">
+    <w:abstractNumId w:val="1"/>
   </w:num>
 </w:numbering>
 </file>

--- a/Mastering Data Structures & Algorithms using C and C++.docx
+++ b/Mastering Data Structures & Algorithms using C and C++.docx
@@ -84,18 +84,8 @@
           <w:szCs w:val="24"/>
           <w:highlight w:val="yellow"/>
         </w:rPr>
-        <w:t xml:space="preserve">C++/C </w:t>
-      </w:r>
-      <w:proofErr w:type="spellStart"/>
-      <w:r>
-        <w:rPr>
-          <w:sz w:val="24"/>
-          <w:szCs w:val="24"/>
-          <w:highlight w:val="yellow"/>
-        </w:rPr>
-        <w:t>dataStructures</w:t>
-      </w:r>
-      <w:proofErr w:type="spellEnd"/>
+        <w:t>C++/C dataStructures</w:t>
+      </w:r>
     </w:p>
     <w:p>
       <w:pPr>
@@ -109,21 +99,12 @@
           <w:szCs w:val="24"/>
         </w:rPr>
       </w:pPr>
-      <w:proofErr w:type="spellStart"/>
-      <w:r>
-        <w:rPr>
-          <w:sz w:val="24"/>
-          <w:szCs w:val="24"/>
-        </w:rPr>
-        <w:t>Gbd</w:t>
-      </w:r>
-      <w:proofErr w:type="spellEnd"/>
-      <w:r>
-        <w:rPr>
-          <w:sz w:val="24"/>
-          <w:szCs w:val="24"/>
-        </w:rPr>
-        <w:t xml:space="preserve"> online code editor</w:t>
+      <w:r>
+        <w:rPr>
+          <w:sz w:val="24"/>
+          <w:szCs w:val="24"/>
+        </w:rPr>
+        <w:t>Gbd online code editor</w:t>
       </w:r>
       <w:r>
         <w:rPr>
@@ -157,23 +138,7 @@
           <w:sz w:val="24"/>
           <w:szCs w:val="24"/>
         </w:rPr>
-        <w:t>Main Memory is divided in 3 section</w:t>
-      </w:r>
-      <w:proofErr w:type="gramStart"/>
-      <w:r>
-        <w:rPr>
-          <w:sz w:val="24"/>
-          <w:szCs w:val="24"/>
-        </w:rPr>
-        <w:t xml:space="preserve"> ..</w:t>
-      </w:r>
-      <w:proofErr w:type="gramEnd"/>
-      <w:r>
-        <w:rPr>
-          <w:sz w:val="24"/>
-          <w:szCs w:val="24"/>
-        </w:rPr>
-        <w:t xml:space="preserve"> Heap Stack and Code Section.</w:t>
+        <w:t>Main Memory is divided in 3 section .. Heap Stack and Code Section.</w:t>
       </w:r>
     </w:p>
     <w:p>
@@ -193,23 +158,7 @@
           <w:sz w:val="24"/>
           <w:szCs w:val="24"/>
         </w:rPr>
-        <w:t xml:space="preserve">In </w:t>
-      </w:r>
-      <w:proofErr w:type="gramStart"/>
-      <w:r>
-        <w:rPr>
-          <w:sz w:val="24"/>
-          <w:szCs w:val="24"/>
-        </w:rPr>
-        <w:t>Array ,Variable</w:t>
-      </w:r>
-      <w:proofErr w:type="gramEnd"/>
-      <w:r>
-        <w:rPr>
-          <w:sz w:val="24"/>
-          <w:szCs w:val="24"/>
-        </w:rPr>
-        <w:t xml:space="preserve"> </w:t>
+        <w:t xml:space="preserve">In Array ,Variable </w:t>
       </w:r>
       <w:r>
         <w:rPr>
@@ -223,23 +172,7 @@
           <w:sz w:val="24"/>
           <w:szCs w:val="24"/>
         </w:rPr>
-        <w:t xml:space="preserve"> array contains garbage value when not initialized </w:t>
-      </w:r>
-      <w:proofErr w:type="spellStart"/>
-      <w:r>
-        <w:rPr>
-          <w:sz w:val="24"/>
-          <w:szCs w:val="24"/>
-        </w:rPr>
-        <w:t>where as</w:t>
-      </w:r>
-      <w:proofErr w:type="spellEnd"/>
-      <w:r>
-        <w:rPr>
-          <w:sz w:val="24"/>
-          <w:szCs w:val="24"/>
-        </w:rPr>
-        <w:t xml:space="preserve"> when Array with constant size have 0 in the places where the values are not initialized.</w:t>
+        <w:t xml:space="preserve"> array contains garbage value when not initialized where as when Array with constant size have 0 in the places where the values are not initialized.</w:t>
       </w:r>
     </w:p>
     <w:p>
@@ -254,7 +187,6 @@
           <w:szCs w:val="24"/>
         </w:rPr>
       </w:pPr>
-      <w:proofErr w:type="spellStart"/>
       <w:r>
         <w:rPr>
           <w:sz w:val="24"/>
@@ -267,50 +199,24 @@
           <w:sz w:val="24"/>
           <w:szCs w:val="24"/>
         </w:rPr>
-        <w:t>in</w:t>
-      </w:r>
-      <w:proofErr w:type="spellEnd"/>
-      <w:r>
-        <w:rPr>
-          <w:sz w:val="24"/>
-          <w:szCs w:val="24"/>
-        </w:rPr>
-        <w:t>&gt;&gt;</w:t>
-      </w:r>
-      <w:proofErr w:type="gramStart"/>
-      <w:r>
-        <w:rPr>
-          <w:sz w:val="24"/>
-          <w:szCs w:val="24"/>
-        </w:rPr>
-        <w:t>n;</w:t>
-      </w:r>
-      <w:proofErr w:type="gramEnd"/>
-    </w:p>
-    <w:p>
-      <w:pPr>
-        <w:pStyle w:val="ListParagraph"/>
-        <w:rPr>
-          <w:sz w:val="24"/>
-          <w:szCs w:val="24"/>
-        </w:rPr>
-      </w:pPr>
-      <w:r>
-        <w:rPr>
-          <w:sz w:val="24"/>
-          <w:szCs w:val="24"/>
-        </w:rPr>
-        <w:t>Int A[n</w:t>
-      </w:r>
-      <w:proofErr w:type="gramStart"/>
-      <w:r>
-        <w:rPr>
-          <w:sz w:val="24"/>
-          <w:szCs w:val="24"/>
-        </w:rPr>
-        <w:t>];</w:t>
-      </w:r>
-      <w:proofErr w:type="gramEnd"/>
+        <w:t>in&gt;&gt;n;</w:t>
+      </w:r>
+    </w:p>
+    <w:p>
+      <w:pPr>
+        <w:pStyle w:val="ListParagraph"/>
+        <w:rPr>
+          <w:sz w:val="24"/>
+          <w:szCs w:val="24"/>
+        </w:rPr>
+      </w:pPr>
+      <w:r>
+        <w:rPr>
+          <w:sz w:val="24"/>
+          <w:szCs w:val="24"/>
+        </w:rPr>
+        <w:t>Int A[n];</w:t>
+      </w:r>
     </w:p>
     <w:p>
       <w:pPr>
@@ -361,17 +267,8 @@
           <w:sz w:val="24"/>
           <w:szCs w:val="24"/>
         </w:rPr>
-        <w:t xml:space="preserve">struct </w:t>
-      </w:r>
-      <w:proofErr w:type="gramStart"/>
-      <w:r>
-        <w:rPr>
-          <w:sz w:val="24"/>
-          <w:szCs w:val="24"/>
-        </w:rPr>
-        <w:t>card</w:t>
-      </w:r>
-      <w:proofErr w:type="gramEnd"/>
+        <w:t>struct card</w:t>
+      </w:r>
     </w:p>
     <w:p>
       <w:pPr>
@@ -402,67 +299,40 @@
           <w:sz w:val="24"/>
           <w:szCs w:val="24"/>
         </w:rPr>
-        <w:t xml:space="preserve">    int </w:t>
-      </w:r>
-      <w:proofErr w:type="gramStart"/>
-      <w:r>
-        <w:rPr>
-          <w:sz w:val="24"/>
-          <w:szCs w:val="24"/>
-        </w:rPr>
-        <w:t>face;</w:t>
-      </w:r>
-      <w:proofErr w:type="gramEnd"/>
-    </w:p>
-    <w:p>
-      <w:pPr>
-        <w:pStyle w:val="ListParagraph"/>
-        <w:rPr>
-          <w:sz w:val="24"/>
-          <w:szCs w:val="24"/>
-        </w:rPr>
-      </w:pPr>
-      <w:r>
-        <w:rPr>
-          <w:sz w:val="24"/>
-          <w:szCs w:val="24"/>
-        </w:rPr>
-        <w:t xml:space="preserve">    int </w:t>
-      </w:r>
-      <w:proofErr w:type="gramStart"/>
-      <w:r>
-        <w:rPr>
-          <w:sz w:val="24"/>
-          <w:szCs w:val="24"/>
-        </w:rPr>
-        <w:t>shape;</w:t>
-      </w:r>
-      <w:proofErr w:type="gramEnd"/>
-    </w:p>
-    <w:p>
-      <w:pPr>
-        <w:pStyle w:val="ListParagraph"/>
-        <w:rPr>
-          <w:sz w:val="24"/>
-          <w:szCs w:val="24"/>
-        </w:rPr>
-      </w:pPr>
-      <w:r>
-        <w:rPr>
-          <w:sz w:val="24"/>
-          <w:szCs w:val="24"/>
-        </w:rPr>
-        <w:t xml:space="preserve">    int </w:t>
-      </w:r>
-      <w:proofErr w:type="gramStart"/>
-      <w:r>
-        <w:rPr>
-          <w:sz w:val="24"/>
-          <w:szCs w:val="24"/>
-        </w:rPr>
-        <w:t>color;</w:t>
-      </w:r>
-      <w:proofErr w:type="gramEnd"/>
+        <w:t xml:space="preserve">    int face;</w:t>
+      </w:r>
+    </w:p>
+    <w:p>
+      <w:pPr>
+        <w:pStyle w:val="ListParagraph"/>
+        <w:rPr>
+          <w:sz w:val="24"/>
+          <w:szCs w:val="24"/>
+        </w:rPr>
+      </w:pPr>
+      <w:r>
+        <w:rPr>
+          <w:sz w:val="24"/>
+          <w:szCs w:val="24"/>
+        </w:rPr>
+        <w:t xml:space="preserve">    int shape;</w:t>
+      </w:r>
+    </w:p>
+    <w:p>
+      <w:pPr>
+        <w:pStyle w:val="ListParagraph"/>
+        <w:rPr>
+          <w:sz w:val="24"/>
+          <w:szCs w:val="24"/>
+        </w:rPr>
+      </w:pPr>
+      <w:r>
+        <w:rPr>
+          <w:sz w:val="24"/>
+          <w:szCs w:val="24"/>
+        </w:rPr>
+        <w:t xml:space="preserve">    int color;</w:t>
+      </w:r>
     </w:p>
     <w:p>
       <w:pPr>
@@ -493,23 +363,7 @@
           <w:sz w:val="24"/>
           <w:szCs w:val="24"/>
         </w:rPr>
-        <w:t xml:space="preserve">Int </w:t>
-      </w:r>
-      <w:proofErr w:type="gramStart"/>
-      <w:r>
-        <w:rPr>
-          <w:sz w:val="24"/>
-          <w:szCs w:val="24"/>
-        </w:rPr>
-        <w:t>main(</w:t>
-      </w:r>
-      <w:proofErr w:type="gramEnd"/>
-      <w:r>
-        <w:rPr>
-          <w:sz w:val="24"/>
-          <w:szCs w:val="24"/>
-        </w:rPr>
-        <w:t>)</w:t>
+        <w:t>Int main()</w:t>
       </w:r>
     </w:p>
     <w:p>
@@ -541,92 +395,40 @@
           <w:sz w:val="24"/>
           <w:szCs w:val="24"/>
         </w:rPr>
-        <w:t xml:space="preserve">struct card </w:t>
-      </w:r>
-      <w:proofErr w:type="gramStart"/>
-      <w:r>
-        <w:rPr>
-          <w:sz w:val="24"/>
-          <w:szCs w:val="24"/>
-        </w:rPr>
-        <w:t>deck;</w:t>
-      </w:r>
-      <w:proofErr w:type="gramEnd"/>
-    </w:p>
-    <w:p>
-      <w:pPr>
-        <w:pStyle w:val="ListParagraph"/>
-        <w:rPr>
-          <w:sz w:val="24"/>
-          <w:szCs w:val="24"/>
-        </w:rPr>
-      </w:pPr>
-      <w:proofErr w:type="spellStart"/>
-      <w:r>
-        <w:rPr>
-          <w:sz w:val="24"/>
-          <w:szCs w:val="24"/>
-        </w:rPr>
-        <w:t>cout</w:t>
-      </w:r>
-      <w:proofErr w:type="spellEnd"/>
-      <w:r>
-        <w:rPr>
-          <w:sz w:val="24"/>
-          <w:szCs w:val="24"/>
-        </w:rPr>
-        <w:t>&lt;&lt;</w:t>
-      </w:r>
-      <w:proofErr w:type="spellStart"/>
-      <w:r>
-        <w:rPr>
-          <w:sz w:val="24"/>
-          <w:szCs w:val="24"/>
-        </w:rPr>
-        <w:t>sizeof</w:t>
-      </w:r>
-      <w:proofErr w:type="spellEnd"/>
-      <w:r>
-        <w:rPr>
-          <w:sz w:val="24"/>
-          <w:szCs w:val="24"/>
-        </w:rPr>
-        <w:t>(deck</w:t>
-      </w:r>
-      <w:proofErr w:type="gramStart"/>
-      <w:r>
-        <w:rPr>
-          <w:sz w:val="24"/>
-          <w:szCs w:val="24"/>
-        </w:rPr>
-        <w:t>);</w:t>
-      </w:r>
-      <w:proofErr w:type="gramEnd"/>
-    </w:p>
-    <w:p>
-      <w:pPr>
-        <w:pStyle w:val="ListParagraph"/>
-        <w:rPr>
-          <w:sz w:val="24"/>
-          <w:szCs w:val="24"/>
-        </w:rPr>
-      </w:pPr>
-      <w:r>
-        <w:rPr>
-          <w:sz w:val="24"/>
-          <w:szCs w:val="24"/>
-        </w:rPr>
-        <w:t xml:space="preserve">Return </w:t>
-      </w:r>
-      <w:proofErr w:type="gramStart"/>
-      <w:r>
-        <w:rPr>
-          <w:sz w:val="24"/>
-          <w:szCs w:val="24"/>
-        </w:rPr>
-        <w:t>0;</w:t>
-      </w:r>
-      <w:proofErr w:type="gramEnd"/>
+        <w:t>struct card deck;</w:t>
+      </w:r>
+    </w:p>
+    <w:p>
+      <w:pPr>
+        <w:pStyle w:val="ListParagraph"/>
+        <w:rPr>
+          <w:sz w:val="24"/>
+          <w:szCs w:val="24"/>
+        </w:rPr>
+      </w:pPr>
+      <w:r>
+        <w:rPr>
+          <w:sz w:val="24"/>
+          <w:szCs w:val="24"/>
+        </w:rPr>
+        <w:t>cout&lt;&lt;sizeof(deck);</w:t>
+      </w:r>
+    </w:p>
+    <w:p>
+      <w:pPr>
+        <w:pStyle w:val="ListParagraph"/>
+        <w:rPr>
+          <w:sz w:val="24"/>
+          <w:szCs w:val="24"/>
+        </w:rPr>
+      </w:pPr>
+      <w:r>
+        <w:rPr>
+          <w:sz w:val="24"/>
+          <w:szCs w:val="24"/>
+        </w:rPr>
+        <w:t>Return 0;</w:t>
+      </w:r>
     </w:p>
     <w:p>
       <w:pPr>
@@ -661,56 +463,15 @@
           <w:sz w:val="24"/>
           <w:szCs w:val="24"/>
         </w:rPr>
-        <w:t xml:space="preserve">  p</w:t>
-      </w:r>
-      <w:proofErr w:type="gramStart"/>
-      <w:r>
-        <w:rPr>
-          <w:sz w:val="24"/>
-          <w:szCs w:val="24"/>
-        </w:rPr>
-        <w:t>=(</w:t>
-      </w:r>
-      <w:proofErr w:type="gramEnd"/>
-      <w:r>
-        <w:rPr>
-          <w:sz w:val="24"/>
-          <w:szCs w:val="24"/>
-        </w:rPr>
-        <w:t>int *)malloc(5*</w:t>
-      </w:r>
-      <w:proofErr w:type="spellStart"/>
-      <w:r>
-        <w:rPr>
-          <w:sz w:val="24"/>
-          <w:szCs w:val="24"/>
-        </w:rPr>
-        <w:t>sizeof</w:t>
-      </w:r>
-      <w:proofErr w:type="spellEnd"/>
-      <w:r>
-        <w:rPr>
-          <w:sz w:val="24"/>
-          <w:szCs w:val="24"/>
-        </w:rPr>
-        <w:t>(int));</w:t>
-      </w:r>
-      <w:r>
-        <w:rPr>
-          <w:sz w:val="24"/>
-          <w:szCs w:val="24"/>
-        </w:rPr>
-        <w:t xml:space="preserve"> is used to make storage in heap also include </w:t>
-      </w:r>
-      <w:proofErr w:type="spellStart"/>
-      <w:r>
-        <w:rPr>
-          <w:sz w:val="24"/>
-          <w:szCs w:val="24"/>
-        </w:rPr>
-        <w:t>stdlib.h</w:t>
-      </w:r>
-      <w:proofErr w:type="spellEnd"/>
+        <w:t xml:space="preserve">  p=(int *)malloc(5*sizeof(int));</w:t>
+      </w:r>
+      <w:r>
+        <w:rPr>
+          <w:sz w:val="24"/>
+          <w:szCs w:val="24"/>
+        </w:rPr>
+        <w:t xml:space="preserve"> is used to make storage in heap also include stdlib.h</w:t>
+      </w:r>
     </w:p>
     <w:p>
       <w:pPr>
@@ -729,23 +490,7 @@
           <w:sz w:val="24"/>
           <w:szCs w:val="24"/>
         </w:rPr>
-        <w:t xml:space="preserve">P= new </w:t>
-      </w:r>
-      <w:proofErr w:type="gramStart"/>
-      <w:r>
-        <w:rPr>
-          <w:sz w:val="24"/>
-          <w:szCs w:val="24"/>
-        </w:rPr>
-        <w:t>int[</w:t>
-      </w:r>
-      <w:proofErr w:type="gramEnd"/>
-      <w:r>
-        <w:rPr>
-          <w:sz w:val="24"/>
-          <w:szCs w:val="24"/>
-        </w:rPr>
-        <w:t xml:space="preserve">5]; is used to make the storage in heap </w:t>
+        <w:t xml:space="preserve">P= new int[5]; is used to make the storage in heap </w:t>
       </w:r>
     </w:p>
     <w:p>
@@ -765,23 +510,7 @@
           <w:sz w:val="24"/>
           <w:szCs w:val="24"/>
         </w:rPr>
-        <w:t xml:space="preserve">Heap memory should be released </w:t>
-      </w:r>
-      <w:proofErr w:type="gramStart"/>
-      <w:r>
-        <w:rPr>
-          <w:sz w:val="24"/>
-          <w:szCs w:val="24"/>
-        </w:rPr>
-        <w:t>delete(</w:t>
-      </w:r>
-      <w:proofErr w:type="gramEnd"/>
-      <w:r>
-        <w:rPr>
-          <w:sz w:val="24"/>
-          <w:szCs w:val="24"/>
-        </w:rPr>
-        <w:t>[] p); free(p);</w:t>
+        <w:t>Heap memory should be released delete([] p); free(p);</w:t>
       </w:r>
     </w:p>
     <w:p>
@@ -817,66 +546,39 @@
           <w:sz w:val="24"/>
           <w:szCs w:val="24"/>
         </w:rPr>
-        <w:t>int a=</w:t>
-      </w:r>
-      <w:proofErr w:type="gramStart"/>
-      <w:r>
-        <w:rPr>
-          <w:sz w:val="24"/>
-          <w:szCs w:val="24"/>
-        </w:rPr>
-        <w:t>10;</w:t>
-      </w:r>
-      <w:proofErr w:type="gramEnd"/>
-    </w:p>
-    <w:p>
-      <w:pPr>
-        <w:pStyle w:val="ListParagraph"/>
-        <w:rPr>
-          <w:sz w:val="24"/>
-          <w:szCs w:val="24"/>
-        </w:rPr>
-      </w:pPr>
-      <w:r>
-        <w:rPr>
-          <w:sz w:val="24"/>
-          <w:szCs w:val="24"/>
-        </w:rPr>
-        <w:t xml:space="preserve">int &amp;r = </w:t>
-      </w:r>
-      <w:proofErr w:type="gramStart"/>
-      <w:r>
-        <w:rPr>
-          <w:sz w:val="24"/>
-          <w:szCs w:val="24"/>
-        </w:rPr>
-        <w:t>a;</w:t>
-      </w:r>
-      <w:proofErr w:type="gramEnd"/>
-    </w:p>
-    <w:p>
-      <w:pPr>
-        <w:pStyle w:val="ListParagraph"/>
-        <w:rPr>
-          <w:sz w:val="24"/>
-          <w:szCs w:val="24"/>
-        </w:rPr>
-      </w:pPr>
-      <w:proofErr w:type="spellStart"/>
-      <w:r>
-        <w:rPr>
-          <w:sz w:val="24"/>
-          <w:szCs w:val="24"/>
-        </w:rPr>
-        <w:t>cout</w:t>
-      </w:r>
-      <w:proofErr w:type="spellEnd"/>
-      <w:r>
-        <w:rPr>
-          <w:sz w:val="24"/>
-          <w:szCs w:val="24"/>
-        </w:rPr>
-        <w:t>&lt;&lt;r;</w:t>
+        <w:t>int a=10;</w:t>
+      </w:r>
+    </w:p>
+    <w:p>
+      <w:pPr>
+        <w:pStyle w:val="ListParagraph"/>
+        <w:rPr>
+          <w:sz w:val="24"/>
+          <w:szCs w:val="24"/>
+        </w:rPr>
+      </w:pPr>
+      <w:r>
+        <w:rPr>
+          <w:sz w:val="24"/>
+          <w:szCs w:val="24"/>
+        </w:rPr>
+        <w:t>int &amp;r = a;</w:t>
+      </w:r>
+    </w:p>
+    <w:p>
+      <w:pPr>
+        <w:pStyle w:val="ListParagraph"/>
+        <w:rPr>
+          <w:sz w:val="24"/>
+          <w:szCs w:val="24"/>
+        </w:rPr>
+      </w:pPr>
+      <w:r>
+        <w:rPr>
+          <w:sz w:val="24"/>
+          <w:szCs w:val="24"/>
+        </w:rPr>
+        <w:t>cout&lt;&lt;r;</w:t>
       </w:r>
       <w:r>
         <w:rPr>
@@ -956,44 +658,22 @@
         <w:rPr>
           <w:rStyle w:val="IntenseEmphasis"/>
         </w:rPr>
-        <w:t>#include &lt;</w:t>
-      </w:r>
-      <w:proofErr w:type="spellStart"/>
-      <w:r>
-        <w:rPr>
-          <w:rStyle w:val="IntenseEmphasis"/>
-        </w:rPr>
-        <w:t>stdlib.h</w:t>
-      </w:r>
-      <w:proofErr w:type="spellEnd"/>
-      <w:r>
-        <w:rPr>
-          <w:rStyle w:val="IntenseEmphasis"/>
-        </w:rPr>
-        <w:t>&gt;</w:t>
-      </w:r>
-    </w:p>
-    <w:p>
-      <w:pPr>
-        <w:pStyle w:val="ListParagraph"/>
-        <w:rPr>
-          <w:rStyle w:val="IntenseEmphasis"/>
-        </w:rPr>
-      </w:pPr>
-      <w:r>
-        <w:rPr>
-          <w:rStyle w:val="IntenseEmphasis"/>
-        </w:rPr>
-        <w:t xml:space="preserve">using namespace </w:t>
-      </w:r>
-      <w:proofErr w:type="gramStart"/>
-      <w:r>
-        <w:rPr>
-          <w:rStyle w:val="IntenseEmphasis"/>
-        </w:rPr>
-        <w:t>std;</w:t>
-      </w:r>
-      <w:proofErr w:type="gramEnd"/>
+        <w:t>#include &lt;stdlib.h&gt;</w:t>
+      </w:r>
+    </w:p>
+    <w:p>
+      <w:pPr>
+        <w:pStyle w:val="ListParagraph"/>
+        <w:rPr>
+          <w:rStyle w:val="IntenseEmphasis"/>
+        </w:rPr>
+      </w:pPr>
+      <w:r>
+        <w:rPr>
+          <w:rStyle w:val="IntenseEmphasis"/>
+        </w:rPr>
+        <w:t>using namespace std;</w:t>
+      </w:r>
     </w:p>
     <w:p>
       <w:pPr>
@@ -1035,38 +715,22 @@
           <w:rStyle w:val="IntenseEmphasis"/>
         </w:rPr>
         <w:lastRenderedPageBreak/>
-        <w:t xml:space="preserve">    int </w:t>
-      </w:r>
-      <w:proofErr w:type="gramStart"/>
-      <w:r>
-        <w:rPr>
-          <w:rStyle w:val="IntenseEmphasis"/>
-        </w:rPr>
-        <w:t>length;</w:t>
-      </w:r>
-      <w:proofErr w:type="gramEnd"/>
-    </w:p>
-    <w:p>
-      <w:pPr>
-        <w:pStyle w:val="ListParagraph"/>
-        <w:rPr>
-          <w:rStyle w:val="IntenseEmphasis"/>
-        </w:rPr>
-      </w:pPr>
-      <w:r>
-        <w:rPr>
-          <w:rStyle w:val="IntenseEmphasis"/>
-        </w:rPr>
-        <w:t xml:space="preserve">    int </w:t>
-      </w:r>
-      <w:proofErr w:type="gramStart"/>
-      <w:r>
-        <w:rPr>
-          <w:rStyle w:val="IntenseEmphasis"/>
-        </w:rPr>
-        <w:t>breadth;</w:t>
-      </w:r>
-      <w:proofErr w:type="gramEnd"/>
+        <w:t xml:space="preserve">    int length;</w:t>
+      </w:r>
+    </w:p>
+    <w:p>
+      <w:pPr>
+        <w:pStyle w:val="ListParagraph"/>
+        <w:rPr>
+          <w:rStyle w:val="IntenseEmphasis"/>
+        </w:rPr>
+      </w:pPr>
+      <w:r>
+        <w:rPr>
+          <w:rStyle w:val="IntenseEmphasis"/>
+        </w:rPr>
+        <w:t xml:space="preserve">    int breadth;</w:t>
+      </w:r>
     </w:p>
     <w:p>
       <w:pPr>
@@ -1101,21 +765,7 @@
         <w:rPr>
           <w:rStyle w:val="IntenseEmphasis"/>
         </w:rPr>
-        <w:t xml:space="preserve">int </w:t>
-      </w:r>
-      <w:proofErr w:type="gramStart"/>
-      <w:r>
-        <w:rPr>
-          <w:rStyle w:val="IntenseEmphasis"/>
-        </w:rPr>
-        <w:t>main(</w:t>
-      </w:r>
-      <w:proofErr w:type="gramEnd"/>
-      <w:r>
-        <w:rPr>
-          <w:rStyle w:val="IntenseEmphasis"/>
-        </w:rPr>
-        <w:t>)</w:t>
+        <w:t>int main()</w:t>
       </w:r>
     </w:p>
     <w:p>
@@ -1143,85 +793,35 @@
         <w:rPr>
           <w:rStyle w:val="IntenseEmphasis"/>
         </w:rPr>
-        <w:t xml:space="preserve">    struct Rectangle </w:t>
-      </w:r>
-      <w:proofErr w:type="gramStart"/>
-      <w:r>
-        <w:rPr>
-          <w:rStyle w:val="IntenseEmphasis"/>
-        </w:rPr>
-        <w:t>r{</w:t>
-      </w:r>
-      <w:proofErr w:type="gramEnd"/>
-      <w:r>
-        <w:rPr>
-          <w:rStyle w:val="IntenseEmphasis"/>
-        </w:rPr>
-        <w:t>10,5}, *p;</w:t>
-      </w:r>
-    </w:p>
-    <w:p>
-      <w:pPr>
-        <w:pStyle w:val="ListParagraph"/>
-        <w:rPr>
-          <w:rStyle w:val="IntenseEmphasis"/>
-        </w:rPr>
-      </w:pPr>
-      <w:r>
-        <w:rPr>
-          <w:rStyle w:val="IntenseEmphasis"/>
-        </w:rPr>
-        <w:t xml:space="preserve">    // p=new </w:t>
-      </w:r>
-      <w:proofErr w:type="gramStart"/>
-      <w:r>
-        <w:rPr>
-          <w:rStyle w:val="IntenseEmphasis"/>
-        </w:rPr>
-        <w:t>Rectangle;</w:t>
-      </w:r>
-      <w:proofErr w:type="gramEnd"/>
-    </w:p>
-    <w:p>
-      <w:pPr>
-        <w:pStyle w:val="ListParagraph"/>
-        <w:rPr>
-          <w:rStyle w:val="IntenseEmphasis"/>
-        </w:rPr>
-      </w:pPr>
-      <w:r>
-        <w:rPr>
-          <w:rStyle w:val="IntenseEmphasis"/>
-        </w:rPr>
-        <w:t xml:space="preserve">    p</w:t>
-      </w:r>
-      <w:proofErr w:type="gramStart"/>
-      <w:r>
-        <w:rPr>
-          <w:rStyle w:val="IntenseEmphasis"/>
-        </w:rPr>
-        <w:t>=(</w:t>
-      </w:r>
-      <w:proofErr w:type="gramEnd"/>
-      <w:r>
-        <w:rPr>
-          <w:rStyle w:val="IntenseEmphasis"/>
-        </w:rPr>
-        <w:t>struct Rectangle*)malloc(</w:t>
-      </w:r>
-      <w:proofErr w:type="spellStart"/>
-      <w:r>
-        <w:rPr>
-          <w:rStyle w:val="IntenseEmphasis"/>
-        </w:rPr>
-        <w:t>sizeof</w:t>
-      </w:r>
-      <w:proofErr w:type="spellEnd"/>
-      <w:r>
-        <w:rPr>
-          <w:rStyle w:val="IntenseEmphasis"/>
-        </w:rPr>
-        <w:t>(Rectangle));</w:t>
+        <w:t xml:space="preserve">    struct Rectangle r{10,5}, *p;</w:t>
+      </w:r>
+    </w:p>
+    <w:p>
+      <w:pPr>
+        <w:pStyle w:val="ListParagraph"/>
+        <w:rPr>
+          <w:rStyle w:val="IntenseEmphasis"/>
+        </w:rPr>
+      </w:pPr>
+      <w:r>
+        <w:rPr>
+          <w:rStyle w:val="IntenseEmphasis"/>
+        </w:rPr>
+        <w:t xml:space="preserve">    // p=new Rectangle;</w:t>
+      </w:r>
+    </w:p>
+    <w:p>
+      <w:pPr>
+        <w:pStyle w:val="ListParagraph"/>
+        <w:rPr>
+          <w:rStyle w:val="IntenseEmphasis"/>
+        </w:rPr>
+      </w:pPr>
+      <w:r>
+        <w:rPr>
+          <w:rStyle w:val="IntenseEmphasis"/>
+        </w:rPr>
+        <w:t xml:space="preserve">    p=(struct Rectangle*)malloc(sizeof(Rectangle));</w:t>
       </w:r>
     </w:p>
     <w:p>
@@ -1249,38 +849,22 @@
         <w:rPr>
           <w:rStyle w:val="IntenseEmphasis"/>
         </w:rPr>
-        <w:t xml:space="preserve">    p-&gt;length=</w:t>
-      </w:r>
-      <w:proofErr w:type="gramStart"/>
-      <w:r>
-        <w:rPr>
-          <w:rStyle w:val="IntenseEmphasis"/>
-        </w:rPr>
-        <w:t>5;</w:t>
-      </w:r>
-      <w:proofErr w:type="gramEnd"/>
-    </w:p>
-    <w:p>
-      <w:pPr>
-        <w:pStyle w:val="ListParagraph"/>
-        <w:rPr>
-          <w:rStyle w:val="IntenseEmphasis"/>
-        </w:rPr>
-      </w:pPr>
-      <w:r>
-        <w:rPr>
-          <w:rStyle w:val="IntenseEmphasis"/>
-        </w:rPr>
-        <w:t xml:space="preserve">    p-&gt;breadth=</w:t>
-      </w:r>
-      <w:proofErr w:type="gramStart"/>
-      <w:r>
-        <w:rPr>
-          <w:rStyle w:val="IntenseEmphasis"/>
-        </w:rPr>
-        <w:t>10;</w:t>
-      </w:r>
-      <w:proofErr w:type="gramEnd"/>
+        <w:t xml:space="preserve">    p-&gt;length=5;</w:t>
+      </w:r>
+    </w:p>
+    <w:p>
+      <w:pPr>
+        <w:pStyle w:val="ListParagraph"/>
+        <w:rPr>
+          <w:rStyle w:val="IntenseEmphasis"/>
+        </w:rPr>
+      </w:pPr>
+      <w:r>
+        <w:rPr>
+          <w:rStyle w:val="IntenseEmphasis"/>
+        </w:rPr>
+        <w:t xml:space="preserve">    p-&gt;breadth=10;</w:t>
+      </w:r>
     </w:p>
     <w:p>
       <w:pPr>
@@ -1307,38 +891,64 @@
         <w:rPr>
           <w:rStyle w:val="IntenseEmphasis"/>
         </w:rPr>
+        <w:t xml:space="preserve">    cout&lt;&lt;p-&gt;length&lt;&lt;endl;</w:t>
+      </w:r>
+    </w:p>
+    <w:p>
+      <w:pPr>
+        <w:pStyle w:val="ListParagraph"/>
+        <w:rPr>
+          <w:rStyle w:val="IntenseEmphasis"/>
+        </w:rPr>
+      </w:pPr>
+      <w:r>
+        <w:rPr>
+          <w:rStyle w:val="IntenseEmphasis"/>
+        </w:rPr>
+        <w:t xml:space="preserve">    cout&lt;&lt;p-&gt;breadth&lt;&lt;endl;</w:t>
+      </w:r>
+    </w:p>
+    <w:p>
+      <w:pPr>
+        <w:pStyle w:val="ListParagraph"/>
+        <w:rPr>
+          <w:rStyle w:val="IntenseEmphasis"/>
+        </w:rPr>
+      </w:pPr>
+      <w:r>
+        <w:rPr>
+          <w:rStyle w:val="IntenseEmphasis"/>
+        </w:rPr>
         <w:t xml:space="preserve">    </w:t>
       </w:r>
-      <w:proofErr w:type="spellStart"/>
-      <w:r>
-        <w:rPr>
-          <w:rStyle w:val="IntenseEmphasis"/>
-        </w:rPr>
-        <w:t>cout</w:t>
-      </w:r>
-      <w:proofErr w:type="spellEnd"/>
-      <w:r>
-        <w:rPr>
-          <w:rStyle w:val="IntenseEmphasis"/>
-        </w:rPr>
-        <w:t>&lt;&lt;p-&gt;length&lt;&lt;</w:t>
-      </w:r>
-      <w:proofErr w:type="spellStart"/>
-      <w:proofErr w:type="gramStart"/>
-      <w:r>
-        <w:rPr>
-          <w:rStyle w:val="IntenseEmphasis"/>
-        </w:rPr>
-        <w:t>endl</w:t>
-      </w:r>
-      <w:proofErr w:type="spellEnd"/>
-      <w:r>
-        <w:rPr>
-          <w:rStyle w:val="IntenseEmphasis"/>
-        </w:rPr>
-        <w:t>;</w:t>
-      </w:r>
-      <w:proofErr w:type="gramEnd"/>
+    </w:p>
+    <w:p>
+      <w:pPr>
+        <w:pStyle w:val="ListParagraph"/>
+        <w:rPr>
+          <w:rStyle w:val="IntenseEmphasis"/>
+        </w:rPr>
+      </w:pPr>
+      <w:r>
+        <w:rPr>
+          <w:rStyle w:val="IntenseEmphasis"/>
+        </w:rPr>
+        <w:t xml:space="preserve">    cout&lt;&lt;r.length&lt;&lt;endl;</w:t>
+      </w:r>
+    </w:p>
+    <w:p>
+      <w:pPr>
+        <w:pStyle w:val="ListParagraph"/>
+        <w:rPr>
+          <w:rStyle w:val="IntenseEmphasis"/>
+        </w:rPr>
+      </w:pPr>
+      <w:r>
+        <w:rPr>
+          <w:rStyle w:val="IntenseEmphasis"/>
+        </w:rPr>
+        <w:t xml:space="preserve">    cout&lt;&lt;r.breadth&lt;&lt;endl;</w:t>
+      </w:r>
     </w:p>
     <w:p>
       <w:pPr>
@@ -1353,202 +963,20 @@
         </w:rPr>
         <w:t xml:space="preserve">    </w:t>
       </w:r>
-      <w:proofErr w:type="spellStart"/>
-      <w:r>
-        <w:rPr>
-          <w:rStyle w:val="IntenseEmphasis"/>
-        </w:rPr>
-        <w:t>cout</w:t>
-      </w:r>
-      <w:proofErr w:type="spellEnd"/>
-      <w:r>
-        <w:rPr>
-          <w:rStyle w:val="IntenseEmphasis"/>
-        </w:rPr>
-        <w:t>&lt;&lt;p-&gt;breadth&lt;&lt;</w:t>
-      </w:r>
-      <w:proofErr w:type="spellStart"/>
-      <w:proofErr w:type="gramStart"/>
-      <w:r>
-        <w:rPr>
-          <w:rStyle w:val="IntenseEmphasis"/>
-        </w:rPr>
-        <w:t>endl</w:t>
-      </w:r>
-      <w:proofErr w:type="spellEnd"/>
-      <w:r>
-        <w:rPr>
-          <w:rStyle w:val="IntenseEmphasis"/>
-        </w:rPr>
-        <w:t>;</w:t>
-      </w:r>
-      <w:proofErr w:type="gramEnd"/>
-    </w:p>
-    <w:p>
-      <w:pPr>
-        <w:pStyle w:val="ListParagraph"/>
-        <w:rPr>
-          <w:rStyle w:val="IntenseEmphasis"/>
-        </w:rPr>
-      </w:pPr>
-      <w:r>
-        <w:rPr>
-          <w:rStyle w:val="IntenseEmphasis"/>
-        </w:rPr>
-        <w:t xml:space="preserve">    </w:t>
-      </w:r>
-    </w:p>
-    <w:p>
-      <w:pPr>
-        <w:pStyle w:val="ListParagraph"/>
-        <w:rPr>
-          <w:rStyle w:val="IntenseEmphasis"/>
-        </w:rPr>
-      </w:pPr>
-      <w:r>
-        <w:rPr>
-          <w:rStyle w:val="IntenseEmphasis"/>
-        </w:rPr>
-        <w:t xml:space="preserve">    </w:t>
-      </w:r>
-      <w:proofErr w:type="spellStart"/>
-      <w:r>
-        <w:rPr>
-          <w:rStyle w:val="IntenseEmphasis"/>
-        </w:rPr>
-        <w:t>cout</w:t>
-      </w:r>
-      <w:proofErr w:type="spellEnd"/>
-      <w:r>
-        <w:rPr>
-          <w:rStyle w:val="IntenseEmphasis"/>
-        </w:rPr>
-        <w:t>&lt;&lt;</w:t>
-      </w:r>
-      <w:proofErr w:type="spellStart"/>
-      <w:proofErr w:type="gramStart"/>
-      <w:r>
-        <w:rPr>
-          <w:rStyle w:val="IntenseEmphasis"/>
-        </w:rPr>
-        <w:t>r.length</w:t>
-      </w:r>
-      <w:proofErr w:type="spellEnd"/>
-      <w:proofErr w:type="gramEnd"/>
-      <w:r>
-        <w:rPr>
-          <w:rStyle w:val="IntenseEmphasis"/>
-        </w:rPr>
-        <w:t>&lt;&lt;</w:t>
-      </w:r>
-      <w:proofErr w:type="spellStart"/>
-      <w:r>
-        <w:rPr>
-          <w:rStyle w:val="IntenseEmphasis"/>
-        </w:rPr>
-        <w:t>endl</w:t>
-      </w:r>
-      <w:proofErr w:type="spellEnd"/>
-      <w:r>
-        <w:rPr>
-          <w:rStyle w:val="IntenseEmphasis"/>
-        </w:rPr>
-        <w:t>;</w:t>
-      </w:r>
-    </w:p>
-    <w:p>
-      <w:pPr>
-        <w:pStyle w:val="ListParagraph"/>
-        <w:rPr>
-          <w:rStyle w:val="IntenseEmphasis"/>
-        </w:rPr>
-      </w:pPr>
-      <w:r>
-        <w:rPr>
-          <w:rStyle w:val="IntenseEmphasis"/>
-        </w:rPr>
-        <w:t xml:space="preserve">    </w:t>
-      </w:r>
-      <w:proofErr w:type="spellStart"/>
-      <w:r>
-        <w:rPr>
-          <w:rStyle w:val="IntenseEmphasis"/>
-        </w:rPr>
-        <w:t>cout</w:t>
-      </w:r>
-      <w:proofErr w:type="spellEnd"/>
-      <w:r>
-        <w:rPr>
-          <w:rStyle w:val="IntenseEmphasis"/>
-        </w:rPr>
-        <w:t>&lt;&lt;</w:t>
-      </w:r>
-      <w:proofErr w:type="spellStart"/>
-      <w:proofErr w:type="gramStart"/>
-      <w:r>
-        <w:rPr>
-          <w:rStyle w:val="IntenseEmphasis"/>
-        </w:rPr>
-        <w:t>r.breadth</w:t>
-      </w:r>
-      <w:proofErr w:type="spellEnd"/>
-      <w:proofErr w:type="gramEnd"/>
-      <w:r>
-        <w:rPr>
-          <w:rStyle w:val="IntenseEmphasis"/>
-        </w:rPr>
-        <w:t>&lt;&lt;</w:t>
-      </w:r>
-      <w:proofErr w:type="spellStart"/>
-      <w:r>
-        <w:rPr>
-          <w:rStyle w:val="IntenseEmphasis"/>
-        </w:rPr>
-        <w:t>endl</w:t>
-      </w:r>
-      <w:proofErr w:type="spellEnd"/>
-      <w:r>
-        <w:rPr>
-          <w:rStyle w:val="IntenseEmphasis"/>
-        </w:rPr>
-        <w:t>;</w:t>
-      </w:r>
-    </w:p>
-    <w:p>
-      <w:pPr>
-        <w:pStyle w:val="ListParagraph"/>
-        <w:rPr>
-          <w:rStyle w:val="IntenseEmphasis"/>
-        </w:rPr>
-      </w:pPr>
-      <w:r>
-        <w:rPr>
-          <w:rStyle w:val="IntenseEmphasis"/>
-        </w:rPr>
-        <w:t xml:space="preserve">    </w:t>
-      </w:r>
-    </w:p>
-    <w:p>
-      <w:pPr>
-        <w:pStyle w:val="ListParagraph"/>
-        <w:rPr>
-          <w:rStyle w:val="IntenseEmphasis"/>
-        </w:rPr>
-      </w:pPr>
-      <w:r>
-        <w:rPr>
-          <w:rStyle w:val="IntenseEmphasis"/>
-        </w:rPr>
-        <w:t xml:space="preserve">    return </w:t>
-      </w:r>
-      <w:proofErr w:type="gramStart"/>
-      <w:r>
-        <w:rPr>
-          <w:rStyle w:val="IntenseEmphasis"/>
-        </w:rPr>
-        <w:t>0;</w:t>
-      </w:r>
-      <w:proofErr w:type="gramEnd"/>
+    </w:p>
+    <w:p>
+      <w:pPr>
+        <w:pStyle w:val="ListParagraph"/>
+        <w:rPr>
+          <w:rStyle w:val="IntenseEmphasis"/>
+        </w:rPr>
+      </w:pPr>
+      <w:r>
+        <w:rPr>
+          <w:rStyle w:val="IntenseEmphasis"/>
+        </w:rPr>
+        <w:t xml:space="preserve">    return 0;</w:t>
+      </w:r>
     </w:p>
     <w:p>
       <w:pPr>
@@ -1583,15 +1011,7 @@
         </w:tabs>
       </w:pPr>
       <w:r>
-        <w:t xml:space="preserve">Pointer </w:t>
-      </w:r>
-      <w:proofErr w:type="gramStart"/>
-      <w:r>
-        <w:t>have</w:t>
-      </w:r>
-      <w:proofErr w:type="gramEnd"/>
-      <w:r>
-        <w:t xml:space="preserve"> same </w:t>
+        <w:t xml:space="preserve">Pointer have same </w:t>
       </w:r>
       <w:r>
         <w:t>size</w:t>
@@ -1612,23 +1032,7 @@
         </w:tabs>
       </w:pPr>
       <w:r>
-        <w:t xml:space="preserve">Pass by </w:t>
-      </w:r>
-      <w:proofErr w:type="gramStart"/>
-      <w:r>
-        <w:t>Value ,Pass</w:t>
-      </w:r>
-      <w:proofErr w:type="gramEnd"/>
-      <w:r>
-        <w:t xml:space="preserve"> by address, Pass </w:t>
-      </w:r>
-      <w:proofErr w:type="spellStart"/>
-      <w:r>
-        <w:t>b y</w:t>
-      </w:r>
-      <w:proofErr w:type="spellEnd"/>
-      <w:r>
-        <w:t xml:space="preserve"> reference(in C++ only)</w:t>
+        <w:t>Pass by Value ,Pass by address, Pass b y reference(in C++ only)</w:t>
       </w:r>
     </w:p>
     <w:p>
@@ -1655,46 +1059,18 @@
         <w:rPr>
           <w:highlight w:val="yellow"/>
         </w:rPr>
-        <w:t xml:space="preserve"> (and it </w:t>
-      </w:r>
-      <w:proofErr w:type="gramStart"/>
+        <w:t xml:space="preserve"> (and it is  always send with the address</w:t>
+      </w:r>
       <w:r>
         <w:rPr>
           <w:highlight w:val="yellow"/>
         </w:rPr>
-        <w:t>is  always</w:t>
-      </w:r>
-      <w:proofErr w:type="gramEnd"/>
+        <w:t xml:space="preserve"> exception when it is send within a structure then it camn be called as call by value.</w:t>
+      </w:r>
       <w:r>
         <w:rPr>
           <w:highlight w:val="yellow"/>
         </w:rPr>
-        <w:t xml:space="preserve"> send with the address</w:t>
-      </w:r>
-      <w:r>
-        <w:rPr>
-          <w:highlight w:val="yellow"/>
-        </w:rPr>
-        <w:t xml:space="preserve"> exception when it is send within a structure then it </w:t>
-      </w:r>
-      <w:proofErr w:type="spellStart"/>
-      <w:r>
-        <w:rPr>
-          <w:highlight w:val="yellow"/>
-        </w:rPr>
-        <w:t>camn</w:t>
-      </w:r>
-      <w:proofErr w:type="spellEnd"/>
-      <w:r>
-        <w:rPr>
-          <w:highlight w:val="yellow"/>
-        </w:rPr>
-        <w:t xml:space="preserve"> be called as call by value.</w:t>
-      </w:r>
-      <w:r>
-        <w:rPr>
-          <w:highlight w:val="yellow"/>
-        </w:rPr>
         <w:t>)</w:t>
       </w:r>
     </w:p>
@@ -1717,13 +1093,8 @@
         </w:tabs>
       </w:pPr>
       <w:r>
-        <w:t xml:space="preserve">using namespace </w:t>
-      </w:r>
-      <w:proofErr w:type="gramStart"/>
-      <w:r>
-        <w:t>std;</w:t>
-      </w:r>
-      <w:proofErr w:type="gramEnd"/>
+        <w:t>using namespace std;</w:t>
+      </w:r>
     </w:p>
     <w:p>
       <w:pPr>
@@ -1755,21 +1126,8 @@
         </w:tabs>
       </w:pPr>
       <w:r>
-        <w:t xml:space="preserve">  </w:t>
-      </w:r>
-      <w:proofErr w:type="spellStart"/>
-      <w:r>
-        <w:t>cout</w:t>
-      </w:r>
-      <w:proofErr w:type="spellEnd"/>
-      <w:r>
-        <w:t xml:space="preserve"> &lt;&lt; *</w:t>
-      </w:r>
-      <w:proofErr w:type="gramStart"/>
-      <w:r>
-        <w:t>A;</w:t>
-      </w:r>
-      <w:proofErr w:type="gramEnd"/>
+        <w:t xml:space="preserve">  cout &lt;&lt; *A;</w:t>
+      </w:r>
     </w:p>
     <w:p>
       <w:pPr>
@@ -1820,56 +1178,38 @@
         </w:tabs>
       </w:pPr>
       <w:r>
-        <w:t xml:space="preserve">  int </w:t>
-      </w:r>
-      <w:proofErr w:type="gramStart"/>
-      <w:r>
-        <w:t>A[</w:t>
-      </w:r>
-      <w:proofErr w:type="gramEnd"/>
-      <w:r>
-        <w:t>5] = { 1, 2, 3, 4, 5 };</w:t>
-      </w:r>
-    </w:p>
-    <w:p>
-      <w:pPr>
-        <w:pStyle w:val="ListParagraph"/>
-        <w:tabs>
-          <w:tab w:val="left" w:pos="964"/>
-        </w:tabs>
-      </w:pPr>
-      <w:r>
-        <w:t xml:space="preserve">  fun (A, 5</w:t>
-      </w:r>
-      <w:proofErr w:type="gramStart"/>
-      <w:r>
-        <w:t>);</w:t>
-      </w:r>
-      <w:proofErr w:type="gramEnd"/>
-    </w:p>
-    <w:p>
-      <w:pPr>
-        <w:pStyle w:val="ListParagraph"/>
-        <w:tabs>
-          <w:tab w:val="left" w:pos="964"/>
-        </w:tabs>
-      </w:pPr>
-    </w:p>
-    <w:p>
-      <w:pPr>
-        <w:pStyle w:val="ListParagraph"/>
-        <w:tabs>
-          <w:tab w:val="left" w:pos="964"/>
-        </w:tabs>
-      </w:pPr>
-      <w:r>
-        <w:t xml:space="preserve">  return </w:t>
-      </w:r>
-      <w:proofErr w:type="gramStart"/>
-      <w:r>
-        <w:t>0;</w:t>
-      </w:r>
-      <w:proofErr w:type="gramEnd"/>
+        <w:t xml:space="preserve">  int A[5] = { 1, 2, 3, 4, 5 };</w:t>
+      </w:r>
+    </w:p>
+    <w:p>
+      <w:pPr>
+        <w:pStyle w:val="ListParagraph"/>
+        <w:tabs>
+          <w:tab w:val="left" w:pos="964"/>
+        </w:tabs>
+      </w:pPr>
+      <w:r>
+        <w:t xml:space="preserve">  fun (A, 5);</w:t>
+      </w:r>
+    </w:p>
+    <w:p>
+      <w:pPr>
+        <w:pStyle w:val="ListParagraph"/>
+        <w:tabs>
+          <w:tab w:val="left" w:pos="964"/>
+        </w:tabs>
+      </w:pPr>
+    </w:p>
+    <w:p>
+      <w:pPr>
+        <w:pStyle w:val="ListParagraph"/>
+        <w:tabs>
+          <w:tab w:val="left" w:pos="964"/>
+        </w:tabs>
+      </w:pPr>
+      <w:r>
+        <w:t xml:space="preserve">  return 0;</w:t>
+      </w:r>
     </w:p>
     <w:p>
       <w:pPr>
@@ -1909,15 +1249,7 @@
         </w:tabs>
       </w:pPr>
       <w:r>
-        <w:t xml:space="preserve">Abstract Data </w:t>
-      </w:r>
-      <w:proofErr w:type="gramStart"/>
-      <w:r>
-        <w:t>Type(</w:t>
-      </w:r>
-      <w:proofErr w:type="gramEnd"/>
-      <w:r>
-        <w:t xml:space="preserve">ADT) </w:t>
+        <w:t xml:space="preserve">Abstract Data Type(ADT) </w:t>
       </w:r>
     </w:p>
     <w:p>
@@ -1932,15 +1264,7 @@
         </w:tabs>
       </w:pPr>
       <w:r>
-        <w:t xml:space="preserve">Recursive </w:t>
-      </w:r>
-      <w:proofErr w:type="gramStart"/>
-      <w:r>
-        <w:t>Function:-</w:t>
-      </w:r>
-      <w:proofErr w:type="gramEnd"/>
-      <w:r>
-        <w:t xml:space="preserve"> If a function call itself then it is a recursive function. </w:t>
+        <w:t xml:space="preserve">Recursive Function:- If a function call itself then it is a recursive function. </w:t>
       </w:r>
     </w:p>
     <w:p>
@@ -2008,15 +1332,7 @@
       </w:r>
       <w:r>
         <w:tab/>
-        <w:t xml:space="preserve">  </w:t>
-      </w:r>
-      <w:proofErr w:type="gramStart"/>
-      <w:r>
-        <w:t>Function(</w:t>
-      </w:r>
-      <w:proofErr w:type="gramEnd"/>
-      <w:r>
-        <w:t>);</w:t>
+        <w:t xml:space="preserve">  Function();</w:t>
       </w:r>
     </w:p>
     <w:p>
@@ -2073,10 +1389,10 @@
             <v:path o:extrusionok="f" gradientshapeok="t" o:connecttype="rect"/>
             <o:lock v:ext="edit" aspectratio="t"/>
           </v:shapetype>
-          <v:shape id="_x0000_i1027" type="#_x0000_t75" style="width:77pt;height:50.1pt" o:ole="">
+          <v:shape id="_x0000_i1025" type="#_x0000_t75" style="width:77pt;height:50.1pt" o:ole="">
             <v:imagedata r:id="rId5" o:title=""/>
           </v:shape>
-          <o:OLEObject Type="Embed" ProgID="AcroExch.Document.DC" ShapeID="_x0000_i1027" DrawAspect="Icon" ObjectID="_1770539257" r:id="rId6"/>
+          <o:OLEObject Type="Embed" ProgID="AcroExch.Document.DC" ShapeID="_x0000_i1025" DrawAspect="Icon" ObjectID="_1770553600" r:id="rId6"/>
         </w:object>
       </w:r>
     </w:p>
@@ -2098,21 +1414,7 @@
         <w:rPr>
           <w:highlight w:val="yellow"/>
         </w:rPr>
-        <w:t xml:space="preserve">Recursion have ascending and descending </w:t>
-      </w:r>
-      <w:proofErr w:type="gramStart"/>
-      <w:r>
-        <w:rPr>
-          <w:highlight w:val="yellow"/>
-        </w:rPr>
-        <w:t>phase</w:t>
-      </w:r>
-      <w:proofErr w:type="gramEnd"/>
-      <w:r>
-        <w:rPr>
-          <w:highlight w:val="yellow"/>
-        </w:rPr>
-        <w:t xml:space="preserve"> but loop has either ascending phase or descending phase.</w:t>
+        <w:t>Recursion have ascending and descending phase but loop has either ascending phase or descending phase.</w:t>
       </w:r>
     </w:p>
     <w:p>
@@ -2125,10 +1427,10 @@
       </w:pPr>
       <w:r>
         <w:object w:dxaOrig="1534" w:dyaOrig="997" w14:anchorId="4179FE51">
-          <v:shape id="_x0000_i1028" type="#_x0000_t75" style="width:77pt;height:50.1pt" o:ole="">
+          <v:shape id="_x0000_i1026" type="#_x0000_t75" style="width:77pt;height:50.1pt" o:ole="">
             <v:imagedata r:id="rId7" o:title=""/>
           </v:shape>
-          <o:OLEObject Type="Embed" ProgID="AcroExch.Document.DC" ShapeID="_x0000_i1028" DrawAspect="Icon" ObjectID="_1770539258" r:id="rId8"/>
+          <o:OLEObject Type="Embed" ProgID="AcroExch.Document.DC" ShapeID="_x0000_i1026" DrawAspect="Icon" ObjectID="_1770553601" r:id="rId8"/>
         </w:object>
       </w:r>
     </w:p>
@@ -2144,13 +1446,8 @@
         </w:tabs>
       </w:pPr>
       <w:r>
-        <w:t xml:space="preserve">Static </w:t>
-      </w:r>
-      <w:proofErr w:type="gramStart"/>
-      <w:r>
-        <w:t>Variable:-</w:t>
-      </w:r>
-      <w:proofErr w:type="gramEnd"/>
+        <w:t>Static Variable:-</w:t>
+      </w:r>
     </w:p>
     <w:p>
       <w:pPr>
@@ -2162,10 +1459,161 @@
       </w:pPr>
       <w:r>
         <w:object w:dxaOrig="1534" w:dyaOrig="997" w14:anchorId="3B8B2F47">
-          <v:shape id="_x0000_i1030" type="#_x0000_t75" style="width:77pt;height:50.1pt" o:ole="">
+          <v:shape id="_x0000_i1029" type="#_x0000_t75" style="width:77pt;height:50.1pt" o:ole="">
             <v:imagedata r:id="rId9" o:title=""/>
           </v:shape>
-          <o:OLEObject Type="Embed" ProgID="AcroExch.Document.DC" ShapeID="_x0000_i1030" DrawAspect="Icon" ObjectID="_1770539259" r:id="rId10"/>
+          <o:OLEObject Type="Embed" ProgID="AcroExch.Document.DC" ShapeID="_x0000_i1029" DrawAspect="Icon" ObjectID="_1770553602" r:id="rId10"/>
+        </w:object>
+      </w:r>
+    </w:p>
+    <w:p>
+      <w:pPr>
+        <w:pStyle w:val="ListParagraph"/>
+        <w:numPr>
+          <w:ilvl w:val="0"/>
+          <w:numId w:val="2"/>
+        </w:numPr>
+        <w:tabs>
+          <w:tab w:val="left" w:pos="964"/>
+        </w:tabs>
+      </w:pPr>
+      <w:r>
+        <w:t>Tree Recursion:-</w:t>
+      </w:r>
+    </w:p>
+    <w:p>
+      <w:pPr>
+        <w:pStyle w:val="ListParagraph"/>
+        <w:tabs>
+          <w:tab w:val="left" w:pos="964"/>
+        </w:tabs>
+        <w:ind w:left="1080"/>
+      </w:pPr>
+      <w:r>
+        <w:object w:dxaOrig="1534" w:dyaOrig="997" w14:anchorId="1B803DB5">
+          <v:shape id="_x0000_i1030" type="#_x0000_t75" style="width:77pt;height:50.1pt" o:ole="">
+            <v:imagedata r:id="rId11" o:title=""/>
+          </v:shape>
+          <o:OLEObject Type="Embed" ProgID="AcroExch.Document.DC" ShapeID="_x0000_i1030" DrawAspect="Icon" ObjectID="_1770553603" r:id="rId12"/>
+        </w:object>
+      </w:r>
+    </w:p>
+    <w:p>
+      <w:pPr>
+        <w:pStyle w:val="ListParagraph"/>
+        <w:tabs>
+          <w:tab w:val="left" w:pos="964"/>
+        </w:tabs>
+        <w:ind w:left="1080"/>
+      </w:pPr>
+      <w:r>
+        <w:t>Time taken :- O(</w:t>
+      </w:r>
+      <w:r>
+        <w:t>2^n)</w:t>
+      </w:r>
+    </w:p>
+    <w:p>
+      <w:pPr>
+        <w:pStyle w:val="ListParagraph"/>
+        <w:tabs>
+          <w:tab w:val="left" w:pos="964"/>
+        </w:tabs>
+        <w:ind w:left="1080"/>
+      </w:pPr>
+      <w:r>
+        <w:t>Space Taken:- O(n)</w:t>
+      </w:r>
+    </w:p>
+    <w:p>
+      <w:pPr>
+        <w:pStyle w:val="ListParagraph"/>
+        <w:numPr>
+          <w:ilvl w:val="0"/>
+          <w:numId w:val="2"/>
+        </w:numPr>
+        <w:tabs>
+          <w:tab w:val="left" w:pos="964"/>
+        </w:tabs>
+      </w:pPr>
+      <w:r>
+        <w:t xml:space="preserve">Sum </w:t>
+      </w:r>
+      <w:r>
+        <w:object w:dxaOrig="1534" w:dyaOrig="997" w14:anchorId="4F9730AB">
+          <v:shape id="_x0000_i1031" type="#_x0000_t75" style="width:77pt;height:50.1pt" o:ole="">
+            <v:imagedata r:id="rId13" o:title=""/>
+          </v:shape>
+          <o:OLEObject Type="Embed" ProgID="AcroExch.Document.DC" ShapeID="_x0000_i1031" DrawAspect="Icon" ObjectID="_1770553604" r:id="rId14"/>
+        </w:object>
+      </w:r>
+    </w:p>
+    <w:p>
+      <w:pPr>
+        <w:pStyle w:val="ListParagraph"/>
+        <w:numPr>
+          <w:ilvl w:val="0"/>
+          <w:numId w:val="2"/>
+        </w:numPr>
+        <w:tabs>
+          <w:tab w:val="left" w:pos="964"/>
+        </w:tabs>
+      </w:pPr>
+      <w:r>
+        <w:t xml:space="preserve">Factorial </w:t>
+      </w:r>
+      <w:r>
+        <w:object w:dxaOrig="1534" w:dyaOrig="997" w14:anchorId="46393A23">
+          <v:shape id="_x0000_i1035" type="#_x0000_t75" style="width:77pt;height:50.1pt" o:ole="">
+            <v:imagedata r:id="rId15" o:title=""/>
+          </v:shape>
+          <o:OLEObject Type="Embed" ProgID="AcroExch.Document.DC" ShapeID="_x0000_i1035" DrawAspect="Icon" ObjectID="_1770553605" r:id="rId16"/>
+        </w:object>
+      </w:r>
+    </w:p>
+    <w:p>
+      <w:pPr>
+        <w:pStyle w:val="ListParagraph"/>
+        <w:numPr>
+          <w:ilvl w:val="0"/>
+          <w:numId w:val="2"/>
+        </w:numPr>
+        <w:tabs>
+          <w:tab w:val="left" w:pos="964"/>
+        </w:tabs>
+      </w:pPr>
+      <w:r>
+        <w:t>Power</w:t>
+      </w:r>
+      <w:r>
+        <w:object w:dxaOrig="1534" w:dyaOrig="997" w14:anchorId="0E9E38BB">
+          <v:shape id="_x0000_i1036" type="#_x0000_t75" style="width:77pt;height:50.1pt" o:ole="">
+            <v:imagedata r:id="rId17" o:title=""/>
+          </v:shape>
+          <o:OLEObject Type="Embed" ProgID="AcroExch.Document.DC" ShapeID="_x0000_i1036" DrawAspect="Icon" ObjectID="_1770553606" r:id="rId18"/>
+        </w:object>
+      </w:r>
+    </w:p>
+    <w:p>
+      <w:pPr>
+        <w:pStyle w:val="ListParagraph"/>
+        <w:numPr>
+          <w:ilvl w:val="0"/>
+          <w:numId w:val="2"/>
+        </w:numPr>
+        <w:tabs>
+          <w:tab w:val="left" w:pos="964"/>
+        </w:tabs>
+      </w:pPr>
+      <w:r>
+        <w:t xml:space="preserve">Taylor Series:- </w:t>
+      </w:r>
+      <w:r>
+        <w:object w:dxaOrig="1534" w:dyaOrig="997" w14:anchorId="4EBE610C">
+          <v:shape id="_x0000_i1037" type="#_x0000_t75" style="width:77pt;height:50.1pt" o:ole="">
+            <v:imagedata r:id="rId19" o:title=""/>
+          </v:shape>
+          <o:OLEObject Type="Embed" ProgID="AcroExch.Document.DC" ShapeID="_x0000_i1037" DrawAspect="Icon" ObjectID="_1770553607" r:id="rId20"/>
         </w:object>
       </w:r>
     </w:p>
@@ -2297,7 +1745,7 @@
   <w:abstractNum w:abstractNumId="1" w15:restartNumberingAfterBreak="0">
     <w:nsid w:val="4B8A2D90"/>
     <w:multiLevelType w:val="hybridMultilevel"/>
-    <w:tmpl w:val="8D5C94C6"/>
+    <w:tmpl w:val="7F240CDC"/>
     <w:lvl w:ilvl="0" w:tplc="04090001">
       <w:start w:val="1"/>
       <w:numFmt w:val="bullet"/>

--- a/Mastering Data Structures & Algorithms using C and C++.docx
+++ b/Mastering Data Structures & Algorithms using C and C++.docx
@@ -84,8 +84,18 @@
           <w:szCs w:val="24"/>
           <w:highlight w:val="yellow"/>
         </w:rPr>
-        <w:t>C++/C dataStructures</w:t>
-      </w:r>
+        <w:t xml:space="preserve">C++/C </w:t>
+      </w:r>
+      <w:proofErr w:type="spellStart"/>
+      <w:r>
+        <w:rPr>
+          <w:sz w:val="24"/>
+          <w:szCs w:val="24"/>
+          <w:highlight w:val="yellow"/>
+        </w:rPr>
+        <w:t>dataStructures</w:t>
+      </w:r>
+      <w:proofErr w:type="spellEnd"/>
     </w:p>
     <w:p>
       <w:pPr>
@@ -99,12 +109,21 @@
           <w:szCs w:val="24"/>
         </w:rPr>
       </w:pPr>
-      <w:r>
-        <w:rPr>
-          <w:sz w:val="24"/>
-          <w:szCs w:val="24"/>
-        </w:rPr>
-        <w:t>Gbd online code editor</w:t>
+      <w:proofErr w:type="spellStart"/>
+      <w:r>
+        <w:rPr>
+          <w:sz w:val="24"/>
+          <w:szCs w:val="24"/>
+        </w:rPr>
+        <w:t>Gbd</w:t>
+      </w:r>
+      <w:proofErr w:type="spellEnd"/>
+      <w:r>
+        <w:rPr>
+          <w:sz w:val="24"/>
+          <w:szCs w:val="24"/>
+        </w:rPr>
+        <w:t xml:space="preserve"> online code editor</w:t>
       </w:r>
       <w:r>
         <w:rPr>
@@ -138,7 +157,23 @@
           <w:sz w:val="24"/>
           <w:szCs w:val="24"/>
         </w:rPr>
-        <w:t>Main Memory is divided in 3 section .. Heap Stack and Code Section.</w:t>
+        <w:t>Main Memory is divided in 3 section</w:t>
+      </w:r>
+      <w:proofErr w:type="gramStart"/>
+      <w:r>
+        <w:rPr>
+          <w:sz w:val="24"/>
+          <w:szCs w:val="24"/>
+        </w:rPr>
+        <w:t xml:space="preserve"> ..</w:t>
+      </w:r>
+      <w:proofErr w:type="gramEnd"/>
+      <w:r>
+        <w:rPr>
+          <w:sz w:val="24"/>
+          <w:szCs w:val="24"/>
+        </w:rPr>
+        <w:t xml:space="preserve"> Heap Stack and Code Section.</w:t>
       </w:r>
     </w:p>
     <w:p>
@@ -158,7 +193,23 @@
           <w:sz w:val="24"/>
           <w:szCs w:val="24"/>
         </w:rPr>
-        <w:t xml:space="preserve">In Array ,Variable </w:t>
+        <w:t xml:space="preserve">In </w:t>
+      </w:r>
+      <w:proofErr w:type="gramStart"/>
+      <w:r>
+        <w:rPr>
+          <w:sz w:val="24"/>
+          <w:szCs w:val="24"/>
+        </w:rPr>
+        <w:t>Array ,Variable</w:t>
+      </w:r>
+      <w:proofErr w:type="gramEnd"/>
+      <w:r>
+        <w:rPr>
+          <w:sz w:val="24"/>
+          <w:szCs w:val="24"/>
+        </w:rPr>
+        <w:t xml:space="preserve"> </w:t>
       </w:r>
       <w:r>
         <w:rPr>
@@ -172,7 +223,23 @@
           <w:sz w:val="24"/>
           <w:szCs w:val="24"/>
         </w:rPr>
-        <w:t xml:space="preserve"> array contains garbage value when not initialized where as when Array with constant size have 0 in the places where the values are not initialized.</w:t>
+        <w:t xml:space="preserve"> array contains garbage value when not initialized </w:t>
+      </w:r>
+      <w:proofErr w:type="spellStart"/>
+      <w:r>
+        <w:rPr>
+          <w:sz w:val="24"/>
+          <w:szCs w:val="24"/>
+        </w:rPr>
+        <w:t>where as</w:t>
+      </w:r>
+      <w:proofErr w:type="spellEnd"/>
+      <w:r>
+        <w:rPr>
+          <w:sz w:val="24"/>
+          <w:szCs w:val="24"/>
+        </w:rPr>
+        <w:t xml:space="preserve"> when Array with constant size have 0 in the places where the values are not initialized.</w:t>
       </w:r>
     </w:p>
     <w:p>
@@ -187,6 +254,7 @@
           <w:szCs w:val="24"/>
         </w:rPr>
       </w:pPr>
+      <w:proofErr w:type="spellStart"/>
       <w:r>
         <w:rPr>
           <w:sz w:val="24"/>
@@ -199,24 +267,50 @@
           <w:sz w:val="24"/>
           <w:szCs w:val="24"/>
         </w:rPr>
-        <w:t>in&gt;&gt;n;</w:t>
-      </w:r>
-    </w:p>
-    <w:p>
-      <w:pPr>
-        <w:pStyle w:val="ListParagraph"/>
-        <w:rPr>
-          <w:sz w:val="24"/>
-          <w:szCs w:val="24"/>
-        </w:rPr>
-      </w:pPr>
-      <w:r>
-        <w:rPr>
-          <w:sz w:val="24"/>
-          <w:szCs w:val="24"/>
-        </w:rPr>
-        <w:t>Int A[n];</w:t>
-      </w:r>
+        <w:t>in</w:t>
+      </w:r>
+      <w:proofErr w:type="spellEnd"/>
+      <w:r>
+        <w:rPr>
+          <w:sz w:val="24"/>
+          <w:szCs w:val="24"/>
+        </w:rPr>
+        <w:t>&gt;&gt;</w:t>
+      </w:r>
+      <w:proofErr w:type="gramStart"/>
+      <w:r>
+        <w:rPr>
+          <w:sz w:val="24"/>
+          <w:szCs w:val="24"/>
+        </w:rPr>
+        <w:t>n;</w:t>
+      </w:r>
+      <w:proofErr w:type="gramEnd"/>
+    </w:p>
+    <w:p>
+      <w:pPr>
+        <w:pStyle w:val="ListParagraph"/>
+        <w:rPr>
+          <w:sz w:val="24"/>
+          <w:szCs w:val="24"/>
+        </w:rPr>
+      </w:pPr>
+      <w:r>
+        <w:rPr>
+          <w:sz w:val="24"/>
+          <w:szCs w:val="24"/>
+        </w:rPr>
+        <w:t>Int A[n</w:t>
+      </w:r>
+      <w:proofErr w:type="gramStart"/>
+      <w:r>
+        <w:rPr>
+          <w:sz w:val="24"/>
+          <w:szCs w:val="24"/>
+        </w:rPr>
+        <w:t>];</w:t>
+      </w:r>
+      <w:proofErr w:type="gramEnd"/>
     </w:p>
     <w:p>
       <w:pPr>
@@ -267,8 +361,17 @@
           <w:sz w:val="24"/>
           <w:szCs w:val="24"/>
         </w:rPr>
-        <w:t>struct card</w:t>
-      </w:r>
+        <w:t xml:space="preserve">struct </w:t>
+      </w:r>
+      <w:proofErr w:type="gramStart"/>
+      <w:r>
+        <w:rPr>
+          <w:sz w:val="24"/>
+          <w:szCs w:val="24"/>
+        </w:rPr>
+        <w:t>card</w:t>
+      </w:r>
+      <w:proofErr w:type="gramEnd"/>
     </w:p>
     <w:p>
       <w:pPr>
@@ -299,40 +402,67 @@
           <w:sz w:val="24"/>
           <w:szCs w:val="24"/>
         </w:rPr>
-        <w:t xml:space="preserve">    int face;</w:t>
-      </w:r>
-    </w:p>
-    <w:p>
-      <w:pPr>
-        <w:pStyle w:val="ListParagraph"/>
-        <w:rPr>
-          <w:sz w:val="24"/>
-          <w:szCs w:val="24"/>
-        </w:rPr>
-      </w:pPr>
-      <w:r>
-        <w:rPr>
-          <w:sz w:val="24"/>
-          <w:szCs w:val="24"/>
-        </w:rPr>
-        <w:t xml:space="preserve">    int shape;</w:t>
-      </w:r>
-    </w:p>
-    <w:p>
-      <w:pPr>
-        <w:pStyle w:val="ListParagraph"/>
-        <w:rPr>
-          <w:sz w:val="24"/>
-          <w:szCs w:val="24"/>
-        </w:rPr>
-      </w:pPr>
-      <w:r>
-        <w:rPr>
-          <w:sz w:val="24"/>
-          <w:szCs w:val="24"/>
-        </w:rPr>
-        <w:t xml:space="preserve">    int color;</w:t>
-      </w:r>
+        <w:t xml:space="preserve">    int </w:t>
+      </w:r>
+      <w:proofErr w:type="gramStart"/>
+      <w:r>
+        <w:rPr>
+          <w:sz w:val="24"/>
+          <w:szCs w:val="24"/>
+        </w:rPr>
+        <w:t>face;</w:t>
+      </w:r>
+      <w:proofErr w:type="gramEnd"/>
+    </w:p>
+    <w:p>
+      <w:pPr>
+        <w:pStyle w:val="ListParagraph"/>
+        <w:rPr>
+          <w:sz w:val="24"/>
+          <w:szCs w:val="24"/>
+        </w:rPr>
+      </w:pPr>
+      <w:r>
+        <w:rPr>
+          <w:sz w:val="24"/>
+          <w:szCs w:val="24"/>
+        </w:rPr>
+        <w:t xml:space="preserve">    int </w:t>
+      </w:r>
+      <w:proofErr w:type="gramStart"/>
+      <w:r>
+        <w:rPr>
+          <w:sz w:val="24"/>
+          <w:szCs w:val="24"/>
+        </w:rPr>
+        <w:t>shape;</w:t>
+      </w:r>
+      <w:proofErr w:type="gramEnd"/>
+    </w:p>
+    <w:p>
+      <w:pPr>
+        <w:pStyle w:val="ListParagraph"/>
+        <w:rPr>
+          <w:sz w:val="24"/>
+          <w:szCs w:val="24"/>
+        </w:rPr>
+      </w:pPr>
+      <w:r>
+        <w:rPr>
+          <w:sz w:val="24"/>
+          <w:szCs w:val="24"/>
+        </w:rPr>
+        <w:t xml:space="preserve">    int </w:t>
+      </w:r>
+      <w:proofErr w:type="gramStart"/>
+      <w:r>
+        <w:rPr>
+          <w:sz w:val="24"/>
+          <w:szCs w:val="24"/>
+        </w:rPr>
+        <w:t>color;</w:t>
+      </w:r>
+      <w:proofErr w:type="gramEnd"/>
     </w:p>
     <w:p>
       <w:pPr>
@@ -363,7 +493,23 @@
           <w:sz w:val="24"/>
           <w:szCs w:val="24"/>
         </w:rPr>
-        <w:t>Int main()</w:t>
+        <w:t xml:space="preserve">Int </w:t>
+      </w:r>
+      <w:proofErr w:type="gramStart"/>
+      <w:r>
+        <w:rPr>
+          <w:sz w:val="24"/>
+          <w:szCs w:val="24"/>
+        </w:rPr>
+        <w:t>main(</w:t>
+      </w:r>
+      <w:proofErr w:type="gramEnd"/>
+      <w:r>
+        <w:rPr>
+          <w:sz w:val="24"/>
+          <w:szCs w:val="24"/>
+        </w:rPr>
+        <w:t>)</w:t>
       </w:r>
     </w:p>
     <w:p>
@@ -395,40 +541,92 @@
           <w:sz w:val="24"/>
           <w:szCs w:val="24"/>
         </w:rPr>
-        <w:t>struct card deck;</w:t>
-      </w:r>
-    </w:p>
-    <w:p>
-      <w:pPr>
-        <w:pStyle w:val="ListParagraph"/>
-        <w:rPr>
-          <w:sz w:val="24"/>
-          <w:szCs w:val="24"/>
-        </w:rPr>
-      </w:pPr>
-      <w:r>
-        <w:rPr>
-          <w:sz w:val="24"/>
-          <w:szCs w:val="24"/>
-        </w:rPr>
-        <w:t>cout&lt;&lt;sizeof(deck);</w:t>
-      </w:r>
-    </w:p>
-    <w:p>
-      <w:pPr>
-        <w:pStyle w:val="ListParagraph"/>
-        <w:rPr>
-          <w:sz w:val="24"/>
-          <w:szCs w:val="24"/>
-        </w:rPr>
-      </w:pPr>
-      <w:r>
-        <w:rPr>
-          <w:sz w:val="24"/>
-          <w:szCs w:val="24"/>
-        </w:rPr>
-        <w:t>Return 0;</w:t>
-      </w:r>
+        <w:t xml:space="preserve">struct card </w:t>
+      </w:r>
+      <w:proofErr w:type="gramStart"/>
+      <w:r>
+        <w:rPr>
+          <w:sz w:val="24"/>
+          <w:szCs w:val="24"/>
+        </w:rPr>
+        <w:t>deck;</w:t>
+      </w:r>
+      <w:proofErr w:type="gramEnd"/>
+    </w:p>
+    <w:p>
+      <w:pPr>
+        <w:pStyle w:val="ListParagraph"/>
+        <w:rPr>
+          <w:sz w:val="24"/>
+          <w:szCs w:val="24"/>
+        </w:rPr>
+      </w:pPr>
+      <w:proofErr w:type="spellStart"/>
+      <w:r>
+        <w:rPr>
+          <w:sz w:val="24"/>
+          <w:szCs w:val="24"/>
+        </w:rPr>
+        <w:t>cout</w:t>
+      </w:r>
+      <w:proofErr w:type="spellEnd"/>
+      <w:r>
+        <w:rPr>
+          <w:sz w:val="24"/>
+          <w:szCs w:val="24"/>
+        </w:rPr>
+        <w:t>&lt;&lt;</w:t>
+      </w:r>
+      <w:proofErr w:type="spellStart"/>
+      <w:r>
+        <w:rPr>
+          <w:sz w:val="24"/>
+          <w:szCs w:val="24"/>
+        </w:rPr>
+        <w:t>sizeof</w:t>
+      </w:r>
+      <w:proofErr w:type="spellEnd"/>
+      <w:r>
+        <w:rPr>
+          <w:sz w:val="24"/>
+          <w:szCs w:val="24"/>
+        </w:rPr>
+        <w:t>(deck</w:t>
+      </w:r>
+      <w:proofErr w:type="gramStart"/>
+      <w:r>
+        <w:rPr>
+          <w:sz w:val="24"/>
+          <w:szCs w:val="24"/>
+        </w:rPr>
+        <w:t>);</w:t>
+      </w:r>
+      <w:proofErr w:type="gramEnd"/>
+    </w:p>
+    <w:p>
+      <w:pPr>
+        <w:pStyle w:val="ListParagraph"/>
+        <w:rPr>
+          <w:sz w:val="24"/>
+          <w:szCs w:val="24"/>
+        </w:rPr>
+      </w:pPr>
+      <w:r>
+        <w:rPr>
+          <w:sz w:val="24"/>
+          <w:szCs w:val="24"/>
+        </w:rPr>
+        <w:t xml:space="preserve">Return </w:t>
+      </w:r>
+      <w:proofErr w:type="gramStart"/>
+      <w:r>
+        <w:rPr>
+          <w:sz w:val="24"/>
+          <w:szCs w:val="24"/>
+        </w:rPr>
+        <w:t>0;</w:t>
+      </w:r>
+      <w:proofErr w:type="gramEnd"/>
     </w:p>
     <w:p>
       <w:pPr>
@@ -463,15 +661,56 @@
           <w:sz w:val="24"/>
           <w:szCs w:val="24"/>
         </w:rPr>
-        <w:t xml:space="preserve">  p=(int *)malloc(5*sizeof(int));</w:t>
-      </w:r>
-      <w:r>
-        <w:rPr>
-          <w:sz w:val="24"/>
-          <w:szCs w:val="24"/>
-        </w:rPr>
-        <w:t xml:space="preserve"> is used to make storage in heap also include stdlib.h</w:t>
-      </w:r>
+        <w:t xml:space="preserve">  p</w:t>
+      </w:r>
+      <w:proofErr w:type="gramStart"/>
+      <w:r>
+        <w:rPr>
+          <w:sz w:val="24"/>
+          <w:szCs w:val="24"/>
+        </w:rPr>
+        <w:t>=(</w:t>
+      </w:r>
+      <w:proofErr w:type="gramEnd"/>
+      <w:r>
+        <w:rPr>
+          <w:sz w:val="24"/>
+          <w:szCs w:val="24"/>
+        </w:rPr>
+        <w:t>int *)malloc(5*</w:t>
+      </w:r>
+      <w:proofErr w:type="spellStart"/>
+      <w:r>
+        <w:rPr>
+          <w:sz w:val="24"/>
+          <w:szCs w:val="24"/>
+        </w:rPr>
+        <w:t>sizeof</w:t>
+      </w:r>
+      <w:proofErr w:type="spellEnd"/>
+      <w:r>
+        <w:rPr>
+          <w:sz w:val="24"/>
+          <w:szCs w:val="24"/>
+        </w:rPr>
+        <w:t>(int));</w:t>
+      </w:r>
+      <w:r>
+        <w:rPr>
+          <w:sz w:val="24"/>
+          <w:szCs w:val="24"/>
+        </w:rPr>
+        <w:t xml:space="preserve"> is used to make storage in heap also include </w:t>
+      </w:r>
+      <w:proofErr w:type="spellStart"/>
+      <w:r>
+        <w:rPr>
+          <w:sz w:val="24"/>
+          <w:szCs w:val="24"/>
+        </w:rPr>
+        <w:t>stdlib.h</w:t>
+      </w:r>
+      <w:proofErr w:type="spellEnd"/>
     </w:p>
     <w:p>
       <w:pPr>
@@ -490,7 +729,23 @@
           <w:sz w:val="24"/>
           <w:szCs w:val="24"/>
         </w:rPr>
-        <w:t xml:space="preserve">P= new int[5]; is used to make the storage in heap </w:t>
+        <w:t xml:space="preserve">P= new </w:t>
+      </w:r>
+      <w:proofErr w:type="gramStart"/>
+      <w:r>
+        <w:rPr>
+          <w:sz w:val="24"/>
+          <w:szCs w:val="24"/>
+        </w:rPr>
+        <w:t>int[</w:t>
+      </w:r>
+      <w:proofErr w:type="gramEnd"/>
+      <w:r>
+        <w:rPr>
+          <w:sz w:val="24"/>
+          <w:szCs w:val="24"/>
+        </w:rPr>
+        <w:t xml:space="preserve">5]; is used to make the storage in heap </w:t>
       </w:r>
     </w:p>
     <w:p>
@@ -510,7 +765,23 @@
           <w:sz w:val="24"/>
           <w:szCs w:val="24"/>
         </w:rPr>
-        <w:t>Heap memory should be released delete([] p); free(p);</w:t>
+        <w:t xml:space="preserve">Heap memory should be released </w:t>
+      </w:r>
+      <w:proofErr w:type="gramStart"/>
+      <w:r>
+        <w:rPr>
+          <w:sz w:val="24"/>
+          <w:szCs w:val="24"/>
+        </w:rPr>
+        <w:t>delete(</w:t>
+      </w:r>
+      <w:proofErr w:type="gramEnd"/>
+      <w:r>
+        <w:rPr>
+          <w:sz w:val="24"/>
+          <w:szCs w:val="24"/>
+        </w:rPr>
+        <w:t>[] p); free(p);</w:t>
       </w:r>
     </w:p>
     <w:p>
@@ -546,39 +817,66 @@
           <w:sz w:val="24"/>
           <w:szCs w:val="24"/>
         </w:rPr>
-        <w:t>int a=10;</w:t>
-      </w:r>
-    </w:p>
-    <w:p>
-      <w:pPr>
-        <w:pStyle w:val="ListParagraph"/>
-        <w:rPr>
-          <w:sz w:val="24"/>
-          <w:szCs w:val="24"/>
-        </w:rPr>
-      </w:pPr>
-      <w:r>
-        <w:rPr>
-          <w:sz w:val="24"/>
-          <w:szCs w:val="24"/>
-        </w:rPr>
-        <w:t>int &amp;r = a;</w:t>
-      </w:r>
-    </w:p>
-    <w:p>
-      <w:pPr>
-        <w:pStyle w:val="ListParagraph"/>
-        <w:rPr>
-          <w:sz w:val="24"/>
-          <w:szCs w:val="24"/>
-        </w:rPr>
-      </w:pPr>
-      <w:r>
-        <w:rPr>
-          <w:sz w:val="24"/>
-          <w:szCs w:val="24"/>
-        </w:rPr>
-        <w:t>cout&lt;&lt;r;</w:t>
+        <w:t>int a=</w:t>
+      </w:r>
+      <w:proofErr w:type="gramStart"/>
+      <w:r>
+        <w:rPr>
+          <w:sz w:val="24"/>
+          <w:szCs w:val="24"/>
+        </w:rPr>
+        <w:t>10;</w:t>
+      </w:r>
+      <w:proofErr w:type="gramEnd"/>
+    </w:p>
+    <w:p>
+      <w:pPr>
+        <w:pStyle w:val="ListParagraph"/>
+        <w:rPr>
+          <w:sz w:val="24"/>
+          <w:szCs w:val="24"/>
+        </w:rPr>
+      </w:pPr>
+      <w:r>
+        <w:rPr>
+          <w:sz w:val="24"/>
+          <w:szCs w:val="24"/>
+        </w:rPr>
+        <w:t xml:space="preserve">int &amp;r = </w:t>
+      </w:r>
+      <w:proofErr w:type="gramStart"/>
+      <w:r>
+        <w:rPr>
+          <w:sz w:val="24"/>
+          <w:szCs w:val="24"/>
+        </w:rPr>
+        <w:t>a;</w:t>
+      </w:r>
+      <w:proofErr w:type="gramEnd"/>
+    </w:p>
+    <w:p>
+      <w:pPr>
+        <w:pStyle w:val="ListParagraph"/>
+        <w:rPr>
+          <w:sz w:val="24"/>
+          <w:szCs w:val="24"/>
+        </w:rPr>
+      </w:pPr>
+      <w:proofErr w:type="spellStart"/>
+      <w:r>
+        <w:rPr>
+          <w:sz w:val="24"/>
+          <w:szCs w:val="24"/>
+        </w:rPr>
+        <w:t>cout</w:t>
+      </w:r>
+      <w:proofErr w:type="spellEnd"/>
+      <w:r>
+        <w:rPr>
+          <w:sz w:val="24"/>
+          <w:szCs w:val="24"/>
+        </w:rPr>
+        <w:t>&lt;&lt;r;</w:t>
       </w:r>
       <w:r>
         <w:rPr>
@@ -658,22 +956,44 @@
         <w:rPr>
           <w:rStyle w:val="IntenseEmphasis"/>
         </w:rPr>
-        <w:t>#include &lt;stdlib.h&gt;</w:t>
-      </w:r>
-    </w:p>
-    <w:p>
-      <w:pPr>
-        <w:pStyle w:val="ListParagraph"/>
-        <w:rPr>
-          <w:rStyle w:val="IntenseEmphasis"/>
-        </w:rPr>
-      </w:pPr>
-      <w:r>
-        <w:rPr>
-          <w:rStyle w:val="IntenseEmphasis"/>
-        </w:rPr>
-        <w:t>using namespace std;</w:t>
-      </w:r>
+        <w:t>#include &lt;</w:t>
+      </w:r>
+      <w:proofErr w:type="spellStart"/>
+      <w:r>
+        <w:rPr>
+          <w:rStyle w:val="IntenseEmphasis"/>
+        </w:rPr>
+        <w:t>stdlib.h</w:t>
+      </w:r>
+      <w:proofErr w:type="spellEnd"/>
+      <w:r>
+        <w:rPr>
+          <w:rStyle w:val="IntenseEmphasis"/>
+        </w:rPr>
+        <w:t>&gt;</w:t>
+      </w:r>
+    </w:p>
+    <w:p>
+      <w:pPr>
+        <w:pStyle w:val="ListParagraph"/>
+        <w:rPr>
+          <w:rStyle w:val="IntenseEmphasis"/>
+        </w:rPr>
+      </w:pPr>
+      <w:r>
+        <w:rPr>
+          <w:rStyle w:val="IntenseEmphasis"/>
+        </w:rPr>
+        <w:t xml:space="preserve">using namespace </w:t>
+      </w:r>
+      <w:proofErr w:type="gramStart"/>
+      <w:r>
+        <w:rPr>
+          <w:rStyle w:val="IntenseEmphasis"/>
+        </w:rPr>
+        <w:t>std;</w:t>
+      </w:r>
+      <w:proofErr w:type="gramEnd"/>
     </w:p>
     <w:p>
       <w:pPr>
@@ -715,22 +1035,38 @@
           <w:rStyle w:val="IntenseEmphasis"/>
         </w:rPr>
         <w:lastRenderedPageBreak/>
-        <w:t xml:space="preserve">    int length;</w:t>
-      </w:r>
-    </w:p>
-    <w:p>
-      <w:pPr>
-        <w:pStyle w:val="ListParagraph"/>
-        <w:rPr>
-          <w:rStyle w:val="IntenseEmphasis"/>
-        </w:rPr>
-      </w:pPr>
-      <w:r>
-        <w:rPr>
-          <w:rStyle w:val="IntenseEmphasis"/>
-        </w:rPr>
-        <w:t xml:space="preserve">    int breadth;</w:t>
-      </w:r>
+        <w:t xml:space="preserve">    int </w:t>
+      </w:r>
+      <w:proofErr w:type="gramStart"/>
+      <w:r>
+        <w:rPr>
+          <w:rStyle w:val="IntenseEmphasis"/>
+        </w:rPr>
+        <w:t>length;</w:t>
+      </w:r>
+      <w:proofErr w:type="gramEnd"/>
+    </w:p>
+    <w:p>
+      <w:pPr>
+        <w:pStyle w:val="ListParagraph"/>
+        <w:rPr>
+          <w:rStyle w:val="IntenseEmphasis"/>
+        </w:rPr>
+      </w:pPr>
+      <w:r>
+        <w:rPr>
+          <w:rStyle w:val="IntenseEmphasis"/>
+        </w:rPr>
+        <w:t xml:space="preserve">    int </w:t>
+      </w:r>
+      <w:proofErr w:type="gramStart"/>
+      <w:r>
+        <w:rPr>
+          <w:rStyle w:val="IntenseEmphasis"/>
+        </w:rPr>
+        <w:t>breadth;</w:t>
+      </w:r>
+      <w:proofErr w:type="gramEnd"/>
     </w:p>
     <w:p>
       <w:pPr>
@@ -765,7 +1101,21 @@
         <w:rPr>
           <w:rStyle w:val="IntenseEmphasis"/>
         </w:rPr>
-        <w:t>int main()</w:t>
+        <w:t xml:space="preserve">int </w:t>
+      </w:r>
+      <w:proofErr w:type="gramStart"/>
+      <w:r>
+        <w:rPr>
+          <w:rStyle w:val="IntenseEmphasis"/>
+        </w:rPr>
+        <w:t>main(</w:t>
+      </w:r>
+      <w:proofErr w:type="gramEnd"/>
+      <w:r>
+        <w:rPr>
+          <w:rStyle w:val="IntenseEmphasis"/>
+        </w:rPr>
+        <w:t>)</w:t>
       </w:r>
     </w:p>
     <w:p>
@@ -793,35 +1143,85 @@
         <w:rPr>
           <w:rStyle w:val="IntenseEmphasis"/>
         </w:rPr>
-        <w:t xml:space="preserve">    struct Rectangle r{10,5}, *p;</w:t>
-      </w:r>
-    </w:p>
-    <w:p>
-      <w:pPr>
-        <w:pStyle w:val="ListParagraph"/>
-        <w:rPr>
-          <w:rStyle w:val="IntenseEmphasis"/>
-        </w:rPr>
-      </w:pPr>
-      <w:r>
-        <w:rPr>
-          <w:rStyle w:val="IntenseEmphasis"/>
-        </w:rPr>
-        <w:t xml:space="preserve">    // p=new Rectangle;</w:t>
-      </w:r>
-    </w:p>
-    <w:p>
-      <w:pPr>
-        <w:pStyle w:val="ListParagraph"/>
-        <w:rPr>
-          <w:rStyle w:val="IntenseEmphasis"/>
-        </w:rPr>
-      </w:pPr>
-      <w:r>
-        <w:rPr>
-          <w:rStyle w:val="IntenseEmphasis"/>
-        </w:rPr>
-        <w:t xml:space="preserve">    p=(struct Rectangle*)malloc(sizeof(Rectangle));</w:t>
+        <w:t xml:space="preserve">    struct Rectangle </w:t>
+      </w:r>
+      <w:proofErr w:type="gramStart"/>
+      <w:r>
+        <w:rPr>
+          <w:rStyle w:val="IntenseEmphasis"/>
+        </w:rPr>
+        <w:t>r{</w:t>
+      </w:r>
+      <w:proofErr w:type="gramEnd"/>
+      <w:r>
+        <w:rPr>
+          <w:rStyle w:val="IntenseEmphasis"/>
+        </w:rPr>
+        <w:t>10,5}, *p;</w:t>
+      </w:r>
+    </w:p>
+    <w:p>
+      <w:pPr>
+        <w:pStyle w:val="ListParagraph"/>
+        <w:rPr>
+          <w:rStyle w:val="IntenseEmphasis"/>
+        </w:rPr>
+      </w:pPr>
+      <w:r>
+        <w:rPr>
+          <w:rStyle w:val="IntenseEmphasis"/>
+        </w:rPr>
+        <w:t xml:space="preserve">    // p=new </w:t>
+      </w:r>
+      <w:proofErr w:type="gramStart"/>
+      <w:r>
+        <w:rPr>
+          <w:rStyle w:val="IntenseEmphasis"/>
+        </w:rPr>
+        <w:t>Rectangle;</w:t>
+      </w:r>
+      <w:proofErr w:type="gramEnd"/>
+    </w:p>
+    <w:p>
+      <w:pPr>
+        <w:pStyle w:val="ListParagraph"/>
+        <w:rPr>
+          <w:rStyle w:val="IntenseEmphasis"/>
+        </w:rPr>
+      </w:pPr>
+      <w:r>
+        <w:rPr>
+          <w:rStyle w:val="IntenseEmphasis"/>
+        </w:rPr>
+        <w:t xml:space="preserve">    p</w:t>
+      </w:r>
+      <w:proofErr w:type="gramStart"/>
+      <w:r>
+        <w:rPr>
+          <w:rStyle w:val="IntenseEmphasis"/>
+        </w:rPr>
+        <w:t>=(</w:t>
+      </w:r>
+      <w:proofErr w:type="gramEnd"/>
+      <w:r>
+        <w:rPr>
+          <w:rStyle w:val="IntenseEmphasis"/>
+        </w:rPr>
+        <w:t>struct Rectangle*)malloc(</w:t>
+      </w:r>
+      <w:proofErr w:type="spellStart"/>
+      <w:r>
+        <w:rPr>
+          <w:rStyle w:val="IntenseEmphasis"/>
+        </w:rPr>
+        <w:t>sizeof</w:t>
+      </w:r>
+      <w:proofErr w:type="spellEnd"/>
+      <w:r>
+        <w:rPr>
+          <w:rStyle w:val="IntenseEmphasis"/>
+        </w:rPr>
+        <w:t>(Rectangle));</w:t>
       </w:r>
     </w:p>
     <w:p>
@@ -849,22 +1249,38 @@
         <w:rPr>
           <w:rStyle w:val="IntenseEmphasis"/>
         </w:rPr>
-        <w:t xml:space="preserve">    p-&gt;length=5;</w:t>
-      </w:r>
-    </w:p>
-    <w:p>
-      <w:pPr>
-        <w:pStyle w:val="ListParagraph"/>
-        <w:rPr>
-          <w:rStyle w:val="IntenseEmphasis"/>
-        </w:rPr>
-      </w:pPr>
-      <w:r>
-        <w:rPr>
-          <w:rStyle w:val="IntenseEmphasis"/>
-        </w:rPr>
-        <w:t xml:space="preserve">    p-&gt;breadth=10;</w:t>
-      </w:r>
+        <w:t xml:space="preserve">    p-&gt;length=</w:t>
+      </w:r>
+      <w:proofErr w:type="gramStart"/>
+      <w:r>
+        <w:rPr>
+          <w:rStyle w:val="IntenseEmphasis"/>
+        </w:rPr>
+        <w:t>5;</w:t>
+      </w:r>
+      <w:proofErr w:type="gramEnd"/>
+    </w:p>
+    <w:p>
+      <w:pPr>
+        <w:pStyle w:val="ListParagraph"/>
+        <w:rPr>
+          <w:rStyle w:val="IntenseEmphasis"/>
+        </w:rPr>
+      </w:pPr>
+      <w:r>
+        <w:rPr>
+          <w:rStyle w:val="IntenseEmphasis"/>
+        </w:rPr>
+        <w:t xml:space="preserve">    p-&gt;breadth=</w:t>
+      </w:r>
+      <w:proofErr w:type="gramStart"/>
+      <w:r>
+        <w:rPr>
+          <w:rStyle w:val="IntenseEmphasis"/>
+        </w:rPr>
+        <w:t>10;</w:t>
+      </w:r>
+      <w:proofErr w:type="gramEnd"/>
     </w:p>
     <w:p>
       <w:pPr>
@@ -891,64 +1307,38 @@
         <w:rPr>
           <w:rStyle w:val="IntenseEmphasis"/>
         </w:rPr>
-        <w:t xml:space="preserve">    cout&lt;&lt;p-&gt;length&lt;&lt;endl;</w:t>
-      </w:r>
-    </w:p>
-    <w:p>
-      <w:pPr>
-        <w:pStyle w:val="ListParagraph"/>
-        <w:rPr>
-          <w:rStyle w:val="IntenseEmphasis"/>
-        </w:rPr>
-      </w:pPr>
-      <w:r>
-        <w:rPr>
-          <w:rStyle w:val="IntenseEmphasis"/>
-        </w:rPr>
-        <w:t xml:space="preserve">    cout&lt;&lt;p-&gt;breadth&lt;&lt;endl;</w:t>
-      </w:r>
-    </w:p>
-    <w:p>
-      <w:pPr>
-        <w:pStyle w:val="ListParagraph"/>
-        <w:rPr>
-          <w:rStyle w:val="IntenseEmphasis"/>
-        </w:rPr>
-      </w:pPr>
-      <w:r>
-        <w:rPr>
-          <w:rStyle w:val="IntenseEmphasis"/>
-        </w:rPr>
         <w:t xml:space="preserve">    </w:t>
       </w:r>
-    </w:p>
-    <w:p>
-      <w:pPr>
-        <w:pStyle w:val="ListParagraph"/>
-        <w:rPr>
-          <w:rStyle w:val="IntenseEmphasis"/>
-        </w:rPr>
-      </w:pPr>
-      <w:r>
-        <w:rPr>
-          <w:rStyle w:val="IntenseEmphasis"/>
-        </w:rPr>
-        <w:t xml:space="preserve">    cout&lt;&lt;r.length&lt;&lt;endl;</w:t>
-      </w:r>
-    </w:p>
-    <w:p>
-      <w:pPr>
-        <w:pStyle w:val="ListParagraph"/>
-        <w:rPr>
-          <w:rStyle w:val="IntenseEmphasis"/>
-        </w:rPr>
-      </w:pPr>
-      <w:r>
-        <w:rPr>
-          <w:rStyle w:val="IntenseEmphasis"/>
-        </w:rPr>
-        <w:t xml:space="preserve">    cout&lt;&lt;r.breadth&lt;&lt;endl;</w:t>
-      </w:r>
+      <w:proofErr w:type="spellStart"/>
+      <w:r>
+        <w:rPr>
+          <w:rStyle w:val="IntenseEmphasis"/>
+        </w:rPr>
+        <w:t>cout</w:t>
+      </w:r>
+      <w:proofErr w:type="spellEnd"/>
+      <w:r>
+        <w:rPr>
+          <w:rStyle w:val="IntenseEmphasis"/>
+        </w:rPr>
+        <w:t>&lt;&lt;p-&gt;length&lt;&lt;</w:t>
+      </w:r>
+      <w:proofErr w:type="spellStart"/>
+      <w:proofErr w:type="gramStart"/>
+      <w:r>
+        <w:rPr>
+          <w:rStyle w:val="IntenseEmphasis"/>
+        </w:rPr>
+        <w:t>endl</w:t>
+      </w:r>
+      <w:proofErr w:type="spellEnd"/>
+      <w:r>
+        <w:rPr>
+          <w:rStyle w:val="IntenseEmphasis"/>
+        </w:rPr>
+        <w:t>;</w:t>
+      </w:r>
+      <w:proofErr w:type="gramEnd"/>
     </w:p>
     <w:p>
       <w:pPr>
@@ -963,20 +1353,202 @@
         </w:rPr>
         <w:t xml:space="preserve">    </w:t>
       </w:r>
-    </w:p>
-    <w:p>
-      <w:pPr>
-        <w:pStyle w:val="ListParagraph"/>
-        <w:rPr>
-          <w:rStyle w:val="IntenseEmphasis"/>
-        </w:rPr>
-      </w:pPr>
-      <w:r>
-        <w:rPr>
-          <w:rStyle w:val="IntenseEmphasis"/>
-        </w:rPr>
-        <w:t xml:space="preserve">    return 0;</w:t>
-      </w:r>
+      <w:proofErr w:type="spellStart"/>
+      <w:r>
+        <w:rPr>
+          <w:rStyle w:val="IntenseEmphasis"/>
+        </w:rPr>
+        <w:t>cout</w:t>
+      </w:r>
+      <w:proofErr w:type="spellEnd"/>
+      <w:r>
+        <w:rPr>
+          <w:rStyle w:val="IntenseEmphasis"/>
+        </w:rPr>
+        <w:t>&lt;&lt;p-&gt;breadth&lt;&lt;</w:t>
+      </w:r>
+      <w:proofErr w:type="spellStart"/>
+      <w:proofErr w:type="gramStart"/>
+      <w:r>
+        <w:rPr>
+          <w:rStyle w:val="IntenseEmphasis"/>
+        </w:rPr>
+        <w:t>endl</w:t>
+      </w:r>
+      <w:proofErr w:type="spellEnd"/>
+      <w:r>
+        <w:rPr>
+          <w:rStyle w:val="IntenseEmphasis"/>
+        </w:rPr>
+        <w:t>;</w:t>
+      </w:r>
+      <w:proofErr w:type="gramEnd"/>
+    </w:p>
+    <w:p>
+      <w:pPr>
+        <w:pStyle w:val="ListParagraph"/>
+        <w:rPr>
+          <w:rStyle w:val="IntenseEmphasis"/>
+        </w:rPr>
+      </w:pPr>
+      <w:r>
+        <w:rPr>
+          <w:rStyle w:val="IntenseEmphasis"/>
+        </w:rPr>
+        <w:t xml:space="preserve">    </w:t>
+      </w:r>
+    </w:p>
+    <w:p>
+      <w:pPr>
+        <w:pStyle w:val="ListParagraph"/>
+        <w:rPr>
+          <w:rStyle w:val="IntenseEmphasis"/>
+        </w:rPr>
+      </w:pPr>
+      <w:r>
+        <w:rPr>
+          <w:rStyle w:val="IntenseEmphasis"/>
+        </w:rPr>
+        <w:t xml:space="preserve">    </w:t>
+      </w:r>
+      <w:proofErr w:type="spellStart"/>
+      <w:r>
+        <w:rPr>
+          <w:rStyle w:val="IntenseEmphasis"/>
+        </w:rPr>
+        <w:t>cout</w:t>
+      </w:r>
+      <w:proofErr w:type="spellEnd"/>
+      <w:r>
+        <w:rPr>
+          <w:rStyle w:val="IntenseEmphasis"/>
+        </w:rPr>
+        <w:t>&lt;&lt;</w:t>
+      </w:r>
+      <w:proofErr w:type="spellStart"/>
+      <w:proofErr w:type="gramStart"/>
+      <w:r>
+        <w:rPr>
+          <w:rStyle w:val="IntenseEmphasis"/>
+        </w:rPr>
+        <w:t>r.length</w:t>
+      </w:r>
+      <w:proofErr w:type="spellEnd"/>
+      <w:proofErr w:type="gramEnd"/>
+      <w:r>
+        <w:rPr>
+          <w:rStyle w:val="IntenseEmphasis"/>
+        </w:rPr>
+        <w:t>&lt;&lt;</w:t>
+      </w:r>
+      <w:proofErr w:type="spellStart"/>
+      <w:r>
+        <w:rPr>
+          <w:rStyle w:val="IntenseEmphasis"/>
+        </w:rPr>
+        <w:t>endl</w:t>
+      </w:r>
+      <w:proofErr w:type="spellEnd"/>
+      <w:r>
+        <w:rPr>
+          <w:rStyle w:val="IntenseEmphasis"/>
+        </w:rPr>
+        <w:t>;</w:t>
+      </w:r>
+    </w:p>
+    <w:p>
+      <w:pPr>
+        <w:pStyle w:val="ListParagraph"/>
+        <w:rPr>
+          <w:rStyle w:val="IntenseEmphasis"/>
+        </w:rPr>
+      </w:pPr>
+      <w:r>
+        <w:rPr>
+          <w:rStyle w:val="IntenseEmphasis"/>
+        </w:rPr>
+        <w:t xml:space="preserve">    </w:t>
+      </w:r>
+      <w:proofErr w:type="spellStart"/>
+      <w:r>
+        <w:rPr>
+          <w:rStyle w:val="IntenseEmphasis"/>
+        </w:rPr>
+        <w:t>cout</w:t>
+      </w:r>
+      <w:proofErr w:type="spellEnd"/>
+      <w:r>
+        <w:rPr>
+          <w:rStyle w:val="IntenseEmphasis"/>
+        </w:rPr>
+        <w:t>&lt;&lt;</w:t>
+      </w:r>
+      <w:proofErr w:type="spellStart"/>
+      <w:proofErr w:type="gramStart"/>
+      <w:r>
+        <w:rPr>
+          <w:rStyle w:val="IntenseEmphasis"/>
+        </w:rPr>
+        <w:t>r.breadth</w:t>
+      </w:r>
+      <w:proofErr w:type="spellEnd"/>
+      <w:proofErr w:type="gramEnd"/>
+      <w:r>
+        <w:rPr>
+          <w:rStyle w:val="IntenseEmphasis"/>
+        </w:rPr>
+        <w:t>&lt;&lt;</w:t>
+      </w:r>
+      <w:proofErr w:type="spellStart"/>
+      <w:r>
+        <w:rPr>
+          <w:rStyle w:val="IntenseEmphasis"/>
+        </w:rPr>
+        <w:t>endl</w:t>
+      </w:r>
+      <w:proofErr w:type="spellEnd"/>
+      <w:r>
+        <w:rPr>
+          <w:rStyle w:val="IntenseEmphasis"/>
+        </w:rPr>
+        <w:t>;</w:t>
+      </w:r>
+    </w:p>
+    <w:p>
+      <w:pPr>
+        <w:pStyle w:val="ListParagraph"/>
+        <w:rPr>
+          <w:rStyle w:val="IntenseEmphasis"/>
+        </w:rPr>
+      </w:pPr>
+      <w:r>
+        <w:rPr>
+          <w:rStyle w:val="IntenseEmphasis"/>
+        </w:rPr>
+        <w:t xml:space="preserve">    </w:t>
+      </w:r>
+    </w:p>
+    <w:p>
+      <w:pPr>
+        <w:pStyle w:val="ListParagraph"/>
+        <w:rPr>
+          <w:rStyle w:val="IntenseEmphasis"/>
+        </w:rPr>
+      </w:pPr>
+      <w:r>
+        <w:rPr>
+          <w:rStyle w:val="IntenseEmphasis"/>
+        </w:rPr>
+        <w:t xml:space="preserve">    return </w:t>
+      </w:r>
+      <w:proofErr w:type="gramStart"/>
+      <w:r>
+        <w:rPr>
+          <w:rStyle w:val="IntenseEmphasis"/>
+        </w:rPr>
+        <w:t>0;</w:t>
+      </w:r>
+      <w:proofErr w:type="gramEnd"/>
     </w:p>
     <w:p>
       <w:pPr>
@@ -1011,7 +1583,15 @@
         </w:tabs>
       </w:pPr>
       <w:r>
-        <w:t xml:space="preserve">Pointer have same </w:t>
+        <w:t xml:space="preserve">Pointer </w:t>
+      </w:r>
+      <w:proofErr w:type="gramStart"/>
+      <w:r>
+        <w:t>have</w:t>
+      </w:r>
+      <w:proofErr w:type="gramEnd"/>
+      <w:r>
+        <w:t xml:space="preserve"> same </w:t>
       </w:r>
       <w:r>
         <w:t>size</w:t>
@@ -1032,7 +1612,23 @@
         </w:tabs>
       </w:pPr>
       <w:r>
-        <w:t>Pass by Value ,Pass by address, Pass b y reference(in C++ only)</w:t>
+        <w:t xml:space="preserve">Pass by </w:t>
+      </w:r>
+      <w:proofErr w:type="gramStart"/>
+      <w:r>
+        <w:t>Value ,Pass</w:t>
+      </w:r>
+      <w:proofErr w:type="gramEnd"/>
+      <w:r>
+        <w:t xml:space="preserve"> by address, Pass </w:t>
+      </w:r>
+      <w:proofErr w:type="spellStart"/>
+      <w:r>
+        <w:t>b y</w:t>
+      </w:r>
+      <w:proofErr w:type="spellEnd"/>
+      <w:r>
+        <w:t xml:space="preserve"> reference(in C++ only)</w:t>
       </w:r>
     </w:p>
     <w:p>
@@ -1059,18 +1655,46 @@
         <w:rPr>
           <w:highlight w:val="yellow"/>
         </w:rPr>
-        <w:t xml:space="preserve"> (and it is  always send with the address</w:t>
-      </w:r>
+        <w:t xml:space="preserve"> (and it </w:t>
+      </w:r>
+      <w:proofErr w:type="gramStart"/>
       <w:r>
         <w:rPr>
           <w:highlight w:val="yellow"/>
         </w:rPr>
-        <w:t xml:space="preserve"> exception when it is send within a structure then it camn be called as call by value.</w:t>
-      </w:r>
+        <w:t>is  always</w:t>
+      </w:r>
+      <w:proofErr w:type="gramEnd"/>
       <w:r>
         <w:rPr>
           <w:highlight w:val="yellow"/>
         </w:rPr>
+        <w:t xml:space="preserve"> send with the address</w:t>
+      </w:r>
+      <w:r>
+        <w:rPr>
+          <w:highlight w:val="yellow"/>
+        </w:rPr>
+        <w:t xml:space="preserve"> exception when it is send within a structure then it </w:t>
+      </w:r>
+      <w:proofErr w:type="spellStart"/>
+      <w:r>
+        <w:rPr>
+          <w:highlight w:val="yellow"/>
+        </w:rPr>
+        <w:t>camn</w:t>
+      </w:r>
+      <w:proofErr w:type="spellEnd"/>
+      <w:r>
+        <w:rPr>
+          <w:highlight w:val="yellow"/>
+        </w:rPr>
+        <w:t xml:space="preserve"> be called as call by value.</w:t>
+      </w:r>
+      <w:r>
+        <w:rPr>
+          <w:highlight w:val="yellow"/>
+        </w:rPr>
         <w:t>)</w:t>
       </w:r>
     </w:p>
@@ -1093,8 +1717,13 @@
         </w:tabs>
       </w:pPr>
       <w:r>
-        <w:t>using namespace std;</w:t>
-      </w:r>
+        <w:t xml:space="preserve">using namespace </w:t>
+      </w:r>
+      <w:proofErr w:type="gramStart"/>
+      <w:r>
+        <w:t>std;</w:t>
+      </w:r>
+      <w:proofErr w:type="gramEnd"/>
     </w:p>
     <w:p>
       <w:pPr>
@@ -1126,8 +1755,21 @@
         </w:tabs>
       </w:pPr>
       <w:r>
-        <w:t xml:space="preserve">  cout &lt;&lt; *A;</w:t>
-      </w:r>
+        <w:t xml:space="preserve">  </w:t>
+      </w:r>
+      <w:proofErr w:type="spellStart"/>
+      <w:r>
+        <w:t>cout</w:t>
+      </w:r>
+      <w:proofErr w:type="spellEnd"/>
+      <w:r>
+        <w:t xml:space="preserve"> &lt;&lt; *</w:t>
+      </w:r>
+      <w:proofErr w:type="gramStart"/>
+      <w:r>
+        <w:t>A;</w:t>
+      </w:r>
+      <w:proofErr w:type="gramEnd"/>
     </w:p>
     <w:p>
       <w:pPr>
@@ -1178,38 +1820,56 @@
         </w:tabs>
       </w:pPr>
       <w:r>
-        <w:t xml:space="preserve">  int A[5] = { 1, 2, 3, 4, 5 };</w:t>
-      </w:r>
-    </w:p>
-    <w:p>
-      <w:pPr>
-        <w:pStyle w:val="ListParagraph"/>
-        <w:tabs>
-          <w:tab w:val="left" w:pos="964"/>
-        </w:tabs>
-      </w:pPr>
-      <w:r>
-        <w:t xml:space="preserve">  fun (A, 5);</w:t>
-      </w:r>
-    </w:p>
-    <w:p>
-      <w:pPr>
-        <w:pStyle w:val="ListParagraph"/>
-        <w:tabs>
-          <w:tab w:val="left" w:pos="964"/>
-        </w:tabs>
-      </w:pPr>
-    </w:p>
-    <w:p>
-      <w:pPr>
-        <w:pStyle w:val="ListParagraph"/>
-        <w:tabs>
-          <w:tab w:val="left" w:pos="964"/>
-        </w:tabs>
-      </w:pPr>
-      <w:r>
-        <w:t xml:space="preserve">  return 0;</w:t>
-      </w:r>
+        <w:t xml:space="preserve">  int </w:t>
+      </w:r>
+      <w:proofErr w:type="gramStart"/>
+      <w:r>
+        <w:t>A[</w:t>
+      </w:r>
+      <w:proofErr w:type="gramEnd"/>
+      <w:r>
+        <w:t>5] = { 1, 2, 3, 4, 5 };</w:t>
+      </w:r>
+    </w:p>
+    <w:p>
+      <w:pPr>
+        <w:pStyle w:val="ListParagraph"/>
+        <w:tabs>
+          <w:tab w:val="left" w:pos="964"/>
+        </w:tabs>
+      </w:pPr>
+      <w:r>
+        <w:t xml:space="preserve">  fun (A, 5</w:t>
+      </w:r>
+      <w:proofErr w:type="gramStart"/>
+      <w:r>
+        <w:t>);</w:t>
+      </w:r>
+      <w:proofErr w:type="gramEnd"/>
+    </w:p>
+    <w:p>
+      <w:pPr>
+        <w:pStyle w:val="ListParagraph"/>
+        <w:tabs>
+          <w:tab w:val="left" w:pos="964"/>
+        </w:tabs>
+      </w:pPr>
+    </w:p>
+    <w:p>
+      <w:pPr>
+        <w:pStyle w:val="ListParagraph"/>
+        <w:tabs>
+          <w:tab w:val="left" w:pos="964"/>
+        </w:tabs>
+      </w:pPr>
+      <w:r>
+        <w:t xml:space="preserve">  return </w:t>
+      </w:r>
+      <w:proofErr w:type="gramStart"/>
+      <w:r>
+        <w:t>0;</w:t>
+      </w:r>
+      <w:proofErr w:type="gramEnd"/>
     </w:p>
     <w:p>
       <w:pPr>
@@ -1249,7 +1909,15 @@
         </w:tabs>
       </w:pPr>
       <w:r>
-        <w:t xml:space="preserve">Abstract Data Type(ADT) </w:t>
+        <w:t xml:space="preserve">Abstract Data </w:t>
+      </w:r>
+      <w:proofErr w:type="gramStart"/>
+      <w:r>
+        <w:t>Type(</w:t>
+      </w:r>
+      <w:proofErr w:type="gramEnd"/>
+      <w:r>
+        <w:t xml:space="preserve">ADT) </w:t>
       </w:r>
     </w:p>
     <w:p>
@@ -1264,7 +1932,15 @@
         </w:tabs>
       </w:pPr>
       <w:r>
-        <w:t xml:space="preserve">Recursive Function:- If a function call itself then it is a recursive function. </w:t>
+        <w:t xml:space="preserve">Recursive </w:t>
+      </w:r>
+      <w:proofErr w:type="gramStart"/>
+      <w:r>
+        <w:t>Function:-</w:t>
+      </w:r>
+      <w:proofErr w:type="gramEnd"/>
+      <w:r>
+        <w:t xml:space="preserve"> If a function call itself then it is a recursive function. </w:t>
       </w:r>
     </w:p>
     <w:p>
@@ -1332,7 +2008,15 @@
       </w:r>
       <w:r>
         <w:tab/>
-        <w:t xml:space="preserve">  Function();</w:t>
+        <w:t xml:space="preserve">  </w:t>
+      </w:r>
+      <w:proofErr w:type="gramStart"/>
+      <w:r>
+        <w:t>Function(</w:t>
+      </w:r>
+      <w:proofErr w:type="gramEnd"/>
+      <w:r>
+        <w:t>);</w:t>
       </w:r>
     </w:p>
     <w:p>
@@ -1392,7 +2076,7 @@
           <v:shape id="_x0000_i1025" type="#_x0000_t75" style="width:77pt;height:50.1pt" o:ole="">
             <v:imagedata r:id="rId5" o:title=""/>
           </v:shape>
-          <o:OLEObject Type="Embed" ProgID="AcroExch.Document.DC" ShapeID="_x0000_i1025" DrawAspect="Icon" ObjectID="_1770553600" r:id="rId6"/>
+          <o:OLEObject Type="Embed" ProgID="AcroExch.Document.DC" ShapeID="_x0000_i1025" DrawAspect="Icon" ObjectID="_1770555916" r:id="rId6"/>
         </w:object>
       </w:r>
     </w:p>
@@ -1414,7 +2098,21 @@
         <w:rPr>
           <w:highlight w:val="yellow"/>
         </w:rPr>
-        <w:t>Recursion have ascending and descending phase but loop has either ascending phase or descending phase.</w:t>
+        <w:t xml:space="preserve">Recursion have ascending and descending </w:t>
+      </w:r>
+      <w:proofErr w:type="gramStart"/>
+      <w:r>
+        <w:rPr>
+          <w:highlight w:val="yellow"/>
+        </w:rPr>
+        <w:t>phase</w:t>
+      </w:r>
+      <w:proofErr w:type="gramEnd"/>
+      <w:r>
+        <w:rPr>
+          <w:highlight w:val="yellow"/>
+        </w:rPr>
+        <w:t xml:space="preserve"> but loop has either ascending phase or descending phase.</w:t>
       </w:r>
     </w:p>
     <w:p>
@@ -1430,7 +2128,7 @@
           <v:shape id="_x0000_i1026" type="#_x0000_t75" style="width:77pt;height:50.1pt" o:ole="">
             <v:imagedata r:id="rId7" o:title=""/>
           </v:shape>
-          <o:OLEObject Type="Embed" ProgID="AcroExch.Document.DC" ShapeID="_x0000_i1026" DrawAspect="Icon" ObjectID="_1770553601" r:id="rId8"/>
+          <o:OLEObject Type="Embed" ProgID="AcroExch.Document.DC" ShapeID="_x0000_i1026" DrawAspect="Icon" ObjectID="_1770555917" r:id="rId8"/>
         </w:object>
       </w:r>
     </w:p>
@@ -1446,8 +2144,13 @@
         </w:tabs>
       </w:pPr>
       <w:r>
-        <w:t>Static Variable:-</w:t>
-      </w:r>
+        <w:t xml:space="preserve">Static </w:t>
+      </w:r>
+      <w:proofErr w:type="gramStart"/>
+      <w:r>
+        <w:t>Variable:-</w:t>
+      </w:r>
+      <w:proofErr w:type="gramEnd"/>
     </w:p>
     <w:p>
       <w:pPr>
@@ -1459,10 +2162,10 @@
       </w:pPr>
       <w:r>
         <w:object w:dxaOrig="1534" w:dyaOrig="997" w14:anchorId="3B8B2F47">
-          <v:shape id="_x0000_i1029" type="#_x0000_t75" style="width:77pt;height:50.1pt" o:ole="">
+          <v:shape id="_x0000_i1027" type="#_x0000_t75" style="width:77pt;height:50.1pt" o:ole="">
             <v:imagedata r:id="rId9" o:title=""/>
           </v:shape>
-          <o:OLEObject Type="Embed" ProgID="AcroExch.Document.DC" ShapeID="_x0000_i1029" DrawAspect="Icon" ObjectID="_1770553602" r:id="rId10"/>
+          <o:OLEObject Type="Embed" ProgID="AcroExch.Document.DC" ShapeID="_x0000_i1027" DrawAspect="Icon" ObjectID="_1770555918" r:id="rId10"/>
         </w:object>
       </w:r>
     </w:p>
@@ -1478,8 +2181,13 @@
         </w:tabs>
       </w:pPr>
       <w:r>
-        <w:t>Tree Recursion:-</w:t>
-      </w:r>
+        <w:t xml:space="preserve">Tree </w:t>
+      </w:r>
+      <w:proofErr w:type="gramStart"/>
+      <w:r>
+        <w:t>Recursion:-</w:t>
+      </w:r>
+      <w:proofErr w:type="gramEnd"/>
     </w:p>
     <w:p>
       <w:pPr>
@@ -1491,10 +2199,10 @@
       </w:pPr>
       <w:r>
         <w:object w:dxaOrig="1534" w:dyaOrig="997" w14:anchorId="1B803DB5">
-          <v:shape id="_x0000_i1030" type="#_x0000_t75" style="width:77pt;height:50.1pt" o:ole="">
+          <v:shape id="_x0000_i1028" type="#_x0000_t75" style="width:77pt;height:50.1pt" o:ole="">
             <v:imagedata r:id="rId11" o:title=""/>
           </v:shape>
-          <o:OLEObject Type="Embed" ProgID="AcroExch.Document.DC" ShapeID="_x0000_i1030" DrawAspect="Icon" ObjectID="_1770553603" r:id="rId12"/>
+          <o:OLEObject Type="Embed" ProgID="AcroExch.Document.DC" ShapeID="_x0000_i1028" DrawAspect="Icon" ObjectID="_1770555919" r:id="rId12"/>
         </w:object>
       </w:r>
     </w:p>
@@ -1507,7 +2215,15 @@
         <w:ind w:left="1080"/>
       </w:pPr>
       <w:r>
-        <w:t>Time taken :- O(</w:t>
+        <w:t xml:space="preserve">Time </w:t>
+      </w:r>
+      <w:proofErr w:type="gramStart"/>
+      <w:r>
+        <w:t>taken :</w:t>
+      </w:r>
+      <w:proofErr w:type="gramEnd"/>
+      <w:r>
+        <w:t>- O(</w:t>
       </w:r>
       <w:r>
         <w:t>2^n)</w:t>
@@ -1522,7 +2238,15 @@
         <w:ind w:left="1080"/>
       </w:pPr>
       <w:r>
-        <w:t>Space Taken:- O(n)</w:t>
+        <w:t xml:space="preserve">Space </w:t>
+      </w:r>
+      <w:proofErr w:type="gramStart"/>
+      <w:r>
+        <w:t>Taken:-</w:t>
+      </w:r>
+      <w:proofErr w:type="gramEnd"/>
+      <w:r>
+        <w:t xml:space="preserve"> O(n)</w:t>
       </w:r>
     </w:p>
     <w:p>
@@ -1541,10 +2265,10 @@
       </w:r>
       <w:r>
         <w:object w:dxaOrig="1534" w:dyaOrig="997" w14:anchorId="4F9730AB">
-          <v:shape id="_x0000_i1031" type="#_x0000_t75" style="width:77pt;height:50.1pt" o:ole="">
+          <v:shape id="_x0000_i1029" type="#_x0000_t75" style="width:77pt;height:50.1pt" o:ole="">
             <v:imagedata r:id="rId13" o:title=""/>
           </v:shape>
-          <o:OLEObject Type="Embed" ProgID="AcroExch.Document.DC" ShapeID="_x0000_i1031" DrawAspect="Icon" ObjectID="_1770553604" r:id="rId14"/>
+          <o:OLEObject Type="Embed" ProgID="AcroExch.Document.DC" ShapeID="_x0000_i1029" DrawAspect="Icon" ObjectID="_1770555920" r:id="rId14"/>
         </w:object>
       </w:r>
     </w:p>
@@ -1564,10 +2288,10 @@
       </w:r>
       <w:r>
         <w:object w:dxaOrig="1534" w:dyaOrig="997" w14:anchorId="46393A23">
-          <v:shape id="_x0000_i1035" type="#_x0000_t75" style="width:77pt;height:50.1pt" o:ole="">
+          <v:shape id="_x0000_i1030" type="#_x0000_t75" style="width:77pt;height:50.1pt" o:ole="">
             <v:imagedata r:id="rId15" o:title=""/>
           </v:shape>
-          <o:OLEObject Type="Embed" ProgID="AcroExch.Document.DC" ShapeID="_x0000_i1035" DrawAspect="Icon" ObjectID="_1770553605" r:id="rId16"/>
+          <o:OLEObject Type="Embed" ProgID="AcroExch.Document.DC" ShapeID="_x0000_i1030" DrawAspect="Icon" ObjectID="_1770555921" r:id="rId16"/>
         </w:object>
       </w:r>
     </w:p>
@@ -1587,10 +2311,10 @@
       </w:r>
       <w:r>
         <w:object w:dxaOrig="1534" w:dyaOrig="997" w14:anchorId="0E9E38BB">
-          <v:shape id="_x0000_i1036" type="#_x0000_t75" style="width:77pt;height:50.1pt" o:ole="">
+          <v:shape id="_x0000_i1031" type="#_x0000_t75" style="width:77pt;height:50.1pt" o:ole="">
             <v:imagedata r:id="rId17" o:title=""/>
           </v:shape>
-          <o:OLEObject Type="Embed" ProgID="AcroExch.Document.DC" ShapeID="_x0000_i1036" DrawAspect="Icon" ObjectID="_1770553606" r:id="rId18"/>
+          <o:OLEObject Type="Embed" ProgID="AcroExch.Document.DC" ShapeID="_x0000_i1031" DrawAspect="Icon" ObjectID="_1770555922" r:id="rId18"/>
         </w:object>
       </w:r>
     </w:p>
@@ -1606,16 +2330,140 @@
         </w:tabs>
       </w:pPr>
       <w:r>
-        <w:t xml:space="preserve">Taylor Series:- </w:t>
+        <w:t xml:space="preserve">Taylor </w:t>
+      </w:r>
+      <w:proofErr w:type="gramStart"/>
+      <w:r>
+        <w:t>Series:-</w:t>
+      </w:r>
+      <w:proofErr w:type="gramEnd"/>
+      <w:r>
+        <w:t xml:space="preserve"> </w:t>
       </w:r>
       <w:r>
         <w:object w:dxaOrig="1534" w:dyaOrig="997" w14:anchorId="4EBE610C">
-          <v:shape id="_x0000_i1037" type="#_x0000_t75" style="width:77pt;height:50.1pt" o:ole="">
+          <v:shape id="_x0000_i1032" type="#_x0000_t75" style="width:77pt;height:50.1pt" o:ole="">
             <v:imagedata r:id="rId19" o:title=""/>
           </v:shape>
-          <o:OLEObject Type="Embed" ProgID="AcroExch.Document.DC" ShapeID="_x0000_i1037" DrawAspect="Icon" ObjectID="_1770553607" r:id="rId20"/>
+          <o:OLEObject Type="Embed" ProgID="AcroExch.Document.DC" ShapeID="_x0000_i1032" DrawAspect="Icon" ObjectID="_1770555923" r:id="rId20"/>
         </w:object>
       </w:r>
+    </w:p>
+    <w:p>
+      <w:pPr>
+        <w:pStyle w:val="ListParagraph"/>
+        <w:numPr>
+          <w:ilvl w:val="0"/>
+          <w:numId w:val="2"/>
+        </w:numPr>
+        <w:tabs>
+          <w:tab w:val="left" w:pos="964"/>
+        </w:tabs>
+      </w:pPr>
+      <w:proofErr w:type="spellStart"/>
+      <w:r>
+        <w:lastRenderedPageBreak/>
+        <w:t>Fibonnaci</w:t>
+      </w:r>
+      <w:proofErr w:type="spellEnd"/>
+      <w:r>
+        <w:t xml:space="preserve"> </w:t>
+      </w:r>
+      <w:proofErr w:type="gramStart"/>
+      <w:r>
+        <w:t>Series:-</w:t>
+      </w:r>
+      <w:proofErr w:type="gramEnd"/>
+      <w:r>
+        <w:t xml:space="preserve"> </w:t>
+      </w:r>
+      <w:r>
+        <w:object w:dxaOrig="1534" w:dyaOrig="997" w14:anchorId="7EA8AD55">
+          <v:shape id="_x0000_i1035" type="#_x0000_t75" style="width:77pt;height:50.1pt" o:ole="">
+            <v:imagedata r:id="rId21" o:title=""/>
+          </v:shape>
+          <o:OLEObject Type="Embed" ProgID="AcroExch.Document.DC" ShapeID="_x0000_i1035" DrawAspect="Icon" ObjectID="_1770555924" r:id="rId22"/>
+        </w:object>
+      </w:r>
+    </w:p>
+    <w:p>
+      <w:pPr>
+        <w:pStyle w:val="ListParagraph"/>
+        <w:numPr>
+          <w:ilvl w:val="0"/>
+          <w:numId w:val="2"/>
+        </w:numPr>
+        <w:tabs>
+          <w:tab w:val="left" w:pos="964"/>
+        </w:tabs>
+      </w:pPr>
+      <w:proofErr w:type="spellStart"/>
+      <w:r>
+        <w:t>nCr</w:t>
+      </w:r>
+      <w:proofErr w:type="spellEnd"/>
+      <w:r>
+        <w:t xml:space="preserve"> </w:t>
+      </w:r>
+      <w:proofErr w:type="gramStart"/>
+      <w:r>
+        <w:t>code:-</w:t>
+      </w:r>
+      <w:proofErr w:type="gramEnd"/>
+      <w:r>
+        <w:t xml:space="preserve"> </w:t>
+      </w:r>
+      <w:r>
+        <w:object w:dxaOrig="1534" w:dyaOrig="997" w14:anchorId="43F5108D">
+          <v:shape id="_x0000_i1036" type="#_x0000_t75" style="width:77pt;height:50.1pt" o:ole="">
+            <v:imagedata r:id="rId23" o:title=""/>
+          </v:shape>
+          <o:OLEObject Type="Embed" ProgID="AcroExch.Document.DC" ShapeID="_x0000_i1036" DrawAspect="Icon" ObjectID="_1770555925" r:id="rId24"/>
+        </w:object>
+      </w:r>
+    </w:p>
+    <w:p>
+      <w:pPr>
+        <w:pStyle w:val="ListParagraph"/>
+        <w:numPr>
+          <w:ilvl w:val="0"/>
+          <w:numId w:val="2"/>
+        </w:numPr>
+        <w:tabs>
+          <w:tab w:val="left" w:pos="964"/>
+        </w:tabs>
+      </w:pPr>
+      <w:r>
+        <w:t xml:space="preserve">Tower of </w:t>
+      </w:r>
+      <w:proofErr w:type="gramStart"/>
+      <w:r>
+        <w:t>Hanoi:-</w:t>
+      </w:r>
+      <w:proofErr w:type="gramEnd"/>
+      <w:r>
+        <w:t xml:space="preserve"> </w:t>
+      </w:r>
+      <w:r>
+        <w:object w:dxaOrig="1534" w:dyaOrig="997" w14:anchorId="5D065795">
+          <v:shape id="_x0000_i1041" type="#_x0000_t75" style="width:77pt;height:50.1pt" o:ole="">
+            <v:imagedata r:id="rId25" o:title=""/>
+          </v:shape>
+          <o:OLEObject Type="Embed" ProgID="AcroExch.Document.DC" ShapeID="_x0000_i1041" DrawAspect="Icon" ObjectID="_1770555926" r:id="rId26"/>
+        </w:object>
+      </w:r>
+    </w:p>
+    <w:p>
+      <w:pPr>
+        <w:pStyle w:val="ListParagraph"/>
+        <w:numPr>
+          <w:ilvl w:val="0"/>
+          <w:numId w:val="2"/>
+        </w:numPr>
+        <w:tabs>
+          <w:tab w:val="left" w:pos="964"/>
+        </w:tabs>
+      </w:pPr>
     </w:p>
     <w:sectPr>
       <w:pgSz w:w="12240" w:h="15840"/>

--- a/Mastering Data Structures & Algorithms using C and C++.docx
+++ b/Mastering Data Structures & Algorithms using C and C++.docx
@@ -84,18 +84,8 @@
           <w:szCs w:val="24"/>
           <w:highlight w:val="yellow"/>
         </w:rPr>
-        <w:t xml:space="preserve">C++/C </w:t>
-      </w:r>
-      <w:proofErr w:type="spellStart"/>
-      <w:r>
-        <w:rPr>
-          <w:sz w:val="24"/>
-          <w:szCs w:val="24"/>
-          <w:highlight w:val="yellow"/>
-        </w:rPr>
-        <w:t>dataStructures</w:t>
-      </w:r>
-      <w:proofErr w:type="spellEnd"/>
+        <w:t>C++/C dataStructures</w:t>
+      </w:r>
     </w:p>
     <w:p>
       <w:pPr>
@@ -109,21 +99,12 @@
           <w:szCs w:val="24"/>
         </w:rPr>
       </w:pPr>
-      <w:proofErr w:type="spellStart"/>
-      <w:r>
-        <w:rPr>
-          <w:sz w:val="24"/>
-          <w:szCs w:val="24"/>
-        </w:rPr>
-        <w:t>Gbd</w:t>
-      </w:r>
-      <w:proofErr w:type="spellEnd"/>
-      <w:r>
-        <w:rPr>
-          <w:sz w:val="24"/>
-          <w:szCs w:val="24"/>
-        </w:rPr>
-        <w:t xml:space="preserve"> online code editor</w:t>
+      <w:r>
+        <w:rPr>
+          <w:sz w:val="24"/>
+          <w:szCs w:val="24"/>
+        </w:rPr>
+        <w:t>Gbd online code editor</w:t>
       </w:r>
       <w:r>
         <w:rPr>
@@ -223,23 +204,7 @@
           <w:sz w:val="24"/>
           <w:szCs w:val="24"/>
         </w:rPr>
-        <w:t xml:space="preserve"> array contains garbage value when not initialized </w:t>
-      </w:r>
-      <w:proofErr w:type="spellStart"/>
-      <w:r>
-        <w:rPr>
-          <w:sz w:val="24"/>
-          <w:szCs w:val="24"/>
-        </w:rPr>
-        <w:t>where as</w:t>
-      </w:r>
-      <w:proofErr w:type="spellEnd"/>
-      <w:r>
-        <w:rPr>
-          <w:sz w:val="24"/>
-          <w:szCs w:val="24"/>
-        </w:rPr>
-        <w:t xml:space="preserve"> when Array with constant size have 0 in the places where the values are not initialized.</w:t>
+        <w:t xml:space="preserve"> array contains garbage value when not initialized where as when Array with constant size have 0 in the places where the values are not initialized.</w:t>
       </w:r>
     </w:p>
     <w:p>
@@ -254,7 +219,6 @@
           <w:szCs w:val="24"/>
         </w:rPr>
       </w:pPr>
-      <w:proofErr w:type="spellStart"/>
       <w:r>
         <w:rPr>
           <w:sz w:val="24"/>
@@ -267,15 +231,7 @@
           <w:sz w:val="24"/>
           <w:szCs w:val="24"/>
         </w:rPr>
-        <w:t>in</w:t>
-      </w:r>
-      <w:proofErr w:type="spellEnd"/>
-      <w:r>
-        <w:rPr>
-          <w:sz w:val="24"/>
-          <w:szCs w:val="24"/>
-        </w:rPr>
-        <w:t>&gt;&gt;</w:t>
+        <w:t>in&gt;&gt;</w:t>
       </w:r>
       <w:proofErr w:type="gramStart"/>
       <w:r>
@@ -561,37 +517,12 @@
           <w:szCs w:val="24"/>
         </w:rPr>
       </w:pPr>
-      <w:proofErr w:type="spellStart"/>
-      <w:r>
-        <w:rPr>
-          <w:sz w:val="24"/>
-          <w:szCs w:val="24"/>
-        </w:rPr>
-        <w:t>cout</w:t>
-      </w:r>
-      <w:proofErr w:type="spellEnd"/>
-      <w:r>
-        <w:rPr>
-          <w:sz w:val="24"/>
-          <w:szCs w:val="24"/>
-        </w:rPr>
-        <w:t>&lt;&lt;</w:t>
-      </w:r>
-      <w:proofErr w:type="spellStart"/>
-      <w:r>
-        <w:rPr>
-          <w:sz w:val="24"/>
-          <w:szCs w:val="24"/>
-        </w:rPr>
-        <w:t>sizeof</w:t>
-      </w:r>
-      <w:proofErr w:type="spellEnd"/>
-      <w:r>
-        <w:rPr>
-          <w:sz w:val="24"/>
-          <w:szCs w:val="24"/>
-        </w:rPr>
-        <w:t>(deck</w:t>
+      <w:r>
+        <w:rPr>
+          <w:sz w:val="24"/>
+          <w:szCs w:val="24"/>
+        </w:rPr>
+        <w:t>cout&lt;&lt;sizeof(deck</w:t>
       </w:r>
       <w:proofErr w:type="gramStart"/>
       <w:r>
@@ -677,40 +608,15 @@
           <w:sz w:val="24"/>
           <w:szCs w:val="24"/>
         </w:rPr>
-        <w:t>int *)malloc(5*</w:t>
-      </w:r>
-      <w:proofErr w:type="spellStart"/>
-      <w:r>
-        <w:rPr>
-          <w:sz w:val="24"/>
-          <w:szCs w:val="24"/>
-        </w:rPr>
-        <w:t>sizeof</w:t>
-      </w:r>
-      <w:proofErr w:type="spellEnd"/>
-      <w:r>
-        <w:rPr>
-          <w:sz w:val="24"/>
-          <w:szCs w:val="24"/>
-        </w:rPr>
-        <w:t>(int));</w:t>
-      </w:r>
-      <w:r>
-        <w:rPr>
-          <w:sz w:val="24"/>
-          <w:szCs w:val="24"/>
-        </w:rPr>
-        <w:t xml:space="preserve"> is used to make storage in heap also include </w:t>
-      </w:r>
-      <w:proofErr w:type="spellStart"/>
-      <w:r>
-        <w:rPr>
-          <w:sz w:val="24"/>
-          <w:szCs w:val="24"/>
-        </w:rPr>
-        <w:t>stdlib.h</w:t>
-      </w:r>
-      <w:proofErr w:type="spellEnd"/>
+        <w:t>int *)malloc(5*sizeof(int));</w:t>
+      </w:r>
+      <w:r>
+        <w:rPr>
+          <w:sz w:val="24"/>
+          <w:szCs w:val="24"/>
+        </w:rPr>
+        <w:t xml:space="preserve"> is used to make storage in heap also include stdlib.h</w:t>
+      </w:r>
     </w:p>
     <w:p>
       <w:pPr>
@@ -765,7 +671,21 @@
           <w:sz w:val="24"/>
           <w:szCs w:val="24"/>
         </w:rPr>
-        <w:t xml:space="preserve">Heap memory should be released </w:t>
+        <w:t>Heap memory should be released</w:t>
+      </w:r>
+      <w:r>
+        <w:rPr>
+          <w:sz w:val="24"/>
+          <w:szCs w:val="24"/>
+        </w:rPr>
+        <w:t xml:space="preserve"> in C++</w:t>
+      </w:r>
+      <w:r>
+        <w:rPr>
+          <w:sz w:val="24"/>
+          <w:szCs w:val="24"/>
+        </w:rPr>
+        <w:t xml:space="preserve"> </w:t>
       </w:r>
       <w:proofErr w:type="gramStart"/>
       <w:r>
@@ -781,7 +701,21 @@
           <w:sz w:val="24"/>
           <w:szCs w:val="24"/>
         </w:rPr>
-        <w:t>[] p); free(p);</w:t>
+        <w:t xml:space="preserve">[] p); </w:t>
+      </w:r>
+      <w:r>
+        <w:rPr>
+          <w:sz w:val="24"/>
+          <w:szCs w:val="24"/>
+        </w:rPr>
+        <w:t xml:space="preserve">in C </w:t>
+      </w:r>
+      <w:r>
+        <w:rPr>
+          <w:sz w:val="24"/>
+          <w:szCs w:val="24"/>
+        </w:rPr>
+        <w:t>free(p);</w:t>
       </w:r>
     </w:p>
     <w:p>
@@ -862,21 +796,12 @@
           <w:szCs w:val="24"/>
         </w:rPr>
       </w:pPr>
-      <w:proofErr w:type="spellStart"/>
-      <w:r>
-        <w:rPr>
-          <w:sz w:val="24"/>
-          <w:szCs w:val="24"/>
-        </w:rPr>
-        <w:t>cout</w:t>
-      </w:r>
-      <w:proofErr w:type="spellEnd"/>
-      <w:r>
-        <w:rPr>
-          <w:sz w:val="24"/>
-          <w:szCs w:val="24"/>
-        </w:rPr>
-        <w:t>&lt;&lt;r;</w:t>
+      <w:r>
+        <w:rPr>
+          <w:sz w:val="24"/>
+          <w:szCs w:val="24"/>
+        </w:rPr>
+        <w:t>cout&lt;&lt;r;</w:t>
       </w:r>
       <w:r>
         <w:rPr>
@@ -956,21 +881,7 @@
         <w:rPr>
           <w:rStyle w:val="IntenseEmphasis"/>
         </w:rPr>
-        <w:t>#include &lt;</w:t>
-      </w:r>
-      <w:proofErr w:type="spellStart"/>
-      <w:r>
-        <w:rPr>
-          <w:rStyle w:val="IntenseEmphasis"/>
-        </w:rPr>
-        <w:t>stdlib.h</w:t>
-      </w:r>
-      <w:proofErr w:type="spellEnd"/>
-      <w:r>
-        <w:rPr>
-          <w:rStyle w:val="IntenseEmphasis"/>
-        </w:rPr>
-        <w:t>&gt;</w:t>
+        <w:t>#include &lt;stdlib.h&gt;</w:t>
       </w:r>
     </w:p>
     <w:p>
@@ -1207,21 +1118,7 @@
         <w:rPr>
           <w:rStyle w:val="IntenseEmphasis"/>
         </w:rPr>
-        <w:t>struct Rectangle*)malloc(</w:t>
-      </w:r>
-      <w:proofErr w:type="spellStart"/>
-      <w:r>
-        <w:rPr>
-          <w:rStyle w:val="IntenseEmphasis"/>
-        </w:rPr>
-        <w:t>sizeof</w:t>
-      </w:r>
-      <w:proofErr w:type="spellEnd"/>
-      <w:r>
-        <w:rPr>
-          <w:rStyle w:val="IntenseEmphasis"/>
-        </w:rPr>
-        <w:t>(Rectangle));</w:t>
+        <w:t>struct Rectangle*)malloc(sizeof(Rectangle));</w:t>
       </w:r>
     </w:p>
     <w:p>
@@ -1307,38 +1204,108 @@
         <w:rPr>
           <w:rStyle w:val="IntenseEmphasis"/>
         </w:rPr>
+        <w:t xml:space="preserve">    cout&lt;&lt;p-&gt;length&lt;&lt;</w:t>
+      </w:r>
+      <w:proofErr w:type="gramStart"/>
+      <w:r>
+        <w:rPr>
+          <w:rStyle w:val="IntenseEmphasis"/>
+        </w:rPr>
+        <w:t>endl;</w:t>
+      </w:r>
+      <w:proofErr w:type="gramEnd"/>
+    </w:p>
+    <w:p>
+      <w:pPr>
+        <w:pStyle w:val="ListParagraph"/>
+        <w:rPr>
+          <w:rStyle w:val="IntenseEmphasis"/>
+        </w:rPr>
+      </w:pPr>
+      <w:r>
+        <w:rPr>
+          <w:rStyle w:val="IntenseEmphasis"/>
+        </w:rPr>
+        <w:t xml:space="preserve">    cout&lt;&lt;p-&gt;breadth&lt;&lt;</w:t>
+      </w:r>
+      <w:proofErr w:type="gramStart"/>
+      <w:r>
+        <w:rPr>
+          <w:rStyle w:val="IntenseEmphasis"/>
+        </w:rPr>
+        <w:t>endl;</w:t>
+      </w:r>
+      <w:proofErr w:type="gramEnd"/>
+    </w:p>
+    <w:p>
+      <w:pPr>
+        <w:pStyle w:val="ListParagraph"/>
+        <w:rPr>
+          <w:rStyle w:val="IntenseEmphasis"/>
+        </w:rPr>
+      </w:pPr>
+      <w:r>
+        <w:rPr>
+          <w:rStyle w:val="IntenseEmphasis"/>
+        </w:rPr>
         <w:t xml:space="preserve">    </w:t>
       </w:r>
-      <w:proofErr w:type="spellStart"/>
-      <w:r>
-        <w:rPr>
-          <w:rStyle w:val="IntenseEmphasis"/>
-        </w:rPr>
-        <w:t>cout</w:t>
-      </w:r>
-      <w:proofErr w:type="spellEnd"/>
-      <w:r>
-        <w:rPr>
-          <w:rStyle w:val="IntenseEmphasis"/>
-        </w:rPr>
-        <w:t>&lt;&lt;p-&gt;length&lt;&lt;</w:t>
-      </w:r>
-      <w:proofErr w:type="spellStart"/>
-      <w:proofErr w:type="gramStart"/>
-      <w:r>
-        <w:rPr>
-          <w:rStyle w:val="IntenseEmphasis"/>
-        </w:rPr>
-        <w:t>endl</w:t>
-      </w:r>
-      <w:proofErr w:type="spellEnd"/>
-      <w:r>
-        <w:rPr>
-          <w:rStyle w:val="IntenseEmphasis"/>
-        </w:rPr>
-        <w:t>;</w:t>
-      </w:r>
-      <w:proofErr w:type="gramEnd"/>
+    </w:p>
+    <w:p>
+      <w:pPr>
+        <w:pStyle w:val="ListParagraph"/>
+        <w:rPr>
+          <w:rStyle w:val="IntenseEmphasis"/>
+        </w:rPr>
+      </w:pPr>
+      <w:r>
+        <w:rPr>
+          <w:rStyle w:val="IntenseEmphasis"/>
+        </w:rPr>
+        <w:t xml:space="preserve">    cout&lt;&lt;</w:t>
+      </w:r>
+      <w:proofErr w:type="gramStart"/>
+      <w:r>
+        <w:rPr>
+          <w:rStyle w:val="IntenseEmphasis"/>
+        </w:rPr>
+        <w:t>r.length</w:t>
+      </w:r>
+      <w:proofErr w:type="gramEnd"/>
+      <w:r>
+        <w:rPr>
+          <w:rStyle w:val="IntenseEmphasis"/>
+        </w:rPr>
+        <w:t>&lt;&lt;endl;</w:t>
+      </w:r>
+    </w:p>
+    <w:p>
+      <w:pPr>
+        <w:pStyle w:val="ListParagraph"/>
+        <w:rPr>
+          <w:rStyle w:val="IntenseEmphasis"/>
+        </w:rPr>
+      </w:pPr>
+      <w:r>
+        <w:rPr>
+          <w:rStyle w:val="IntenseEmphasis"/>
+        </w:rPr>
+        <w:t xml:space="preserve">    cout&lt;&lt;</w:t>
+      </w:r>
+      <w:proofErr w:type="gramStart"/>
+      <w:r>
+        <w:rPr>
+          <w:rStyle w:val="IntenseEmphasis"/>
+        </w:rPr>
+        <w:t>r.breadth</w:t>
+      </w:r>
+      <w:proofErr w:type="gramEnd"/>
+      <w:r>
+        <w:rPr>
+          <w:rStyle w:val="IntenseEmphasis"/>
+        </w:rPr>
+        <w:t>&lt;&lt;endl;</w:t>
+      </w:r>
     </w:p>
     <w:p>
       <w:pPr>
@@ -1353,180 +1320,6 @@
         </w:rPr>
         <w:t xml:space="preserve">    </w:t>
       </w:r>
-      <w:proofErr w:type="spellStart"/>
-      <w:r>
-        <w:rPr>
-          <w:rStyle w:val="IntenseEmphasis"/>
-        </w:rPr>
-        <w:t>cout</w:t>
-      </w:r>
-      <w:proofErr w:type="spellEnd"/>
-      <w:r>
-        <w:rPr>
-          <w:rStyle w:val="IntenseEmphasis"/>
-        </w:rPr>
-        <w:t>&lt;&lt;p-&gt;breadth&lt;&lt;</w:t>
-      </w:r>
-      <w:proofErr w:type="spellStart"/>
-      <w:proofErr w:type="gramStart"/>
-      <w:r>
-        <w:rPr>
-          <w:rStyle w:val="IntenseEmphasis"/>
-        </w:rPr>
-        <w:t>endl</w:t>
-      </w:r>
-      <w:proofErr w:type="spellEnd"/>
-      <w:r>
-        <w:rPr>
-          <w:rStyle w:val="IntenseEmphasis"/>
-        </w:rPr>
-        <w:t>;</w:t>
-      </w:r>
-      <w:proofErr w:type="gramEnd"/>
-    </w:p>
-    <w:p>
-      <w:pPr>
-        <w:pStyle w:val="ListParagraph"/>
-        <w:rPr>
-          <w:rStyle w:val="IntenseEmphasis"/>
-        </w:rPr>
-      </w:pPr>
-      <w:r>
-        <w:rPr>
-          <w:rStyle w:val="IntenseEmphasis"/>
-        </w:rPr>
-        <w:t xml:space="preserve">    </w:t>
-      </w:r>
-    </w:p>
-    <w:p>
-      <w:pPr>
-        <w:pStyle w:val="ListParagraph"/>
-        <w:rPr>
-          <w:rStyle w:val="IntenseEmphasis"/>
-        </w:rPr>
-      </w:pPr>
-      <w:r>
-        <w:rPr>
-          <w:rStyle w:val="IntenseEmphasis"/>
-        </w:rPr>
-        <w:t xml:space="preserve">    </w:t>
-      </w:r>
-      <w:proofErr w:type="spellStart"/>
-      <w:r>
-        <w:rPr>
-          <w:rStyle w:val="IntenseEmphasis"/>
-        </w:rPr>
-        <w:t>cout</w:t>
-      </w:r>
-      <w:proofErr w:type="spellEnd"/>
-      <w:r>
-        <w:rPr>
-          <w:rStyle w:val="IntenseEmphasis"/>
-        </w:rPr>
-        <w:t>&lt;&lt;</w:t>
-      </w:r>
-      <w:proofErr w:type="spellStart"/>
-      <w:proofErr w:type="gramStart"/>
-      <w:r>
-        <w:rPr>
-          <w:rStyle w:val="IntenseEmphasis"/>
-        </w:rPr>
-        <w:t>r.length</w:t>
-      </w:r>
-      <w:proofErr w:type="spellEnd"/>
-      <w:proofErr w:type="gramEnd"/>
-      <w:r>
-        <w:rPr>
-          <w:rStyle w:val="IntenseEmphasis"/>
-        </w:rPr>
-        <w:t>&lt;&lt;</w:t>
-      </w:r>
-      <w:proofErr w:type="spellStart"/>
-      <w:r>
-        <w:rPr>
-          <w:rStyle w:val="IntenseEmphasis"/>
-        </w:rPr>
-        <w:t>endl</w:t>
-      </w:r>
-      <w:proofErr w:type="spellEnd"/>
-      <w:r>
-        <w:rPr>
-          <w:rStyle w:val="IntenseEmphasis"/>
-        </w:rPr>
-        <w:t>;</w:t>
-      </w:r>
-    </w:p>
-    <w:p>
-      <w:pPr>
-        <w:pStyle w:val="ListParagraph"/>
-        <w:rPr>
-          <w:rStyle w:val="IntenseEmphasis"/>
-        </w:rPr>
-      </w:pPr>
-      <w:r>
-        <w:rPr>
-          <w:rStyle w:val="IntenseEmphasis"/>
-        </w:rPr>
-        <w:t xml:space="preserve">    </w:t>
-      </w:r>
-      <w:proofErr w:type="spellStart"/>
-      <w:r>
-        <w:rPr>
-          <w:rStyle w:val="IntenseEmphasis"/>
-        </w:rPr>
-        <w:t>cout</w:t>
-      </w:r>
-      <w:proofErr w:type="spellEnd"/>
-      <w:r>
-        <w:rPr>
-          <w:rStyle w:val="IntenseEmphasis"/>
-        </w:rPr>
-        <w:t>&lt;&lt;</w:t>
-      </w:r>
-      <w:proofErr w:type="spellStart"/>
-      <w:proofErr w:type="gramStart"/>
-      <w:r>
-        <w:rPr>
-          <w:rStyle w:val="IntenseEmphasis"/>
-        </w:rPr>
-        <w:t>r.breadth</w:t>
-      </w:r>
-      <w:proofErr w:type="spellEnd"/>
-      <w:proofErr w:type="gramEnd"/>
-      <w:r>
-        <w:rPr>
-          <w:rStyle w:val="IntenseEmphasis"/>
-        </w:rPr>
-        <w:t>&lt;&lt;</w:t>
-      </w:r>
-      <w:proofErr w:type="spellStart"/>
-      <w:r>
-        <w:rPr>
-          <w:rStyle w:val="IntenseEmphasis"/>
-        </w:rPr>
-        <w:t>endl</w:t>
-      </w:r>
-      <w:proofErr w:type="spellEnd"/>
-      <w:r>
-        <w:rPr>
-          <w:rStyle w:val="IntenseEmphasis"/>
-        </w:rPr>
-        <w:t>;</w:t>
-      </w:r>
-    </w:p>
-    <w:p>
-      <w:pPr>
-        <w:pStyle w:val="ListParagraph"/>
-        <w:rPr>
-          <w:rStyle w:val="IntenseEmphasis"/>
-        </w:rPr>
-      </w:pPr>
-      <w:r>
-        <w:rPr>
-          <w:rStyle w:val="IntenseEmphasis"/>
-        </w:rPr>
-        <w:t xml:space="preserve">    </w:t>
-      </w:r>
     </w:p>
     <w:p>
       <w:pPr>
@@ -1620,15 +1413,7 @@
       </w:r>
       <w:proofErr w:type="gramEnd"/>
       <w:r>
-        <w:t xml:space="preserve"> by address, Pass </w:t>
-      </w:r>
-      <w:proofErr w:type="spellStart"/>
-      <w:r>
-        <w:t>b y</w:t>
-      </w:r>
-      <w:proofErr w:type="spellEnd"/>
-      <w:r>
-        <w:t xml:space="preserve"> reference(in C++ only)</w:t>
+        <w:t xml:space="preserve"> by address, Pass b y reference(in C++ only)</w:t>
       </w:r>
     </w:p>
     <w:p>
@@ -1675,26 +1460,12 @@
         <w:rPr>
           <w:highlight w:val="yellow"/>
         </w:rPr>
-        <w:t xml:space="preserve"> exception when it is send within a structure then it </w:t>
-      </w:r>
-      <w:proofErr w:type="spellStart"/>
+        <w:t xml:space="preserve"> exception when it is send within a structure then it camn be called as call by value.</w:t>
+      </w:r>
       <w:r>
         <w:rPr>
           <w:highlight w:val="yellow"/>
         </w:rPr>
-        <w:t>camn</w:t>
-      </w:r>
-      <w:proofErr w:type="spellEnd"/>
-      <w:r>
-        <w:rPr>
-          <w:highlight w:val="yellow"/>
-        </w:rPr>
-        <w:t xml:space="preserve"> be called as call by value.</w:t>
-      </w:r>
-      <w:r>
-        <w:rPr>
-          <w:highlight w:val="yellow"/>
-        </w:rPr>
         <w:t>)</w:t>
       </w:r>
     </w:p>
@@ -1755,15 +1526,7 @@
         </w:tabs>
       </w:pPr>
       <w:r>
-        <w:t xml:space="preserve">  </w:t>
-      </w:r>
-      <w:proofErr w:type="spellStart"/>
-      <w:r>
-        <w:t>cout</w:t>
-      </w:r>
-      <w:proofErr w:type="spellEnd"/>
-      <w:r>
-        <w:t xml:space="preserve"> &lt;&lt; *</w:t>
+        <w:t xml:space="preserve">  cout &lt;&lt; *</w:t>
       </w:r>
       <w:proofErr w:type="gramStart"/>
       <w:r>
@@ -2076,7 +1839,7 @@
           <v:shape id="_x0000_i1025" type="#_x0000_t75" style="width:77pt;height:50.1pt" o:ole="">
             <v:imagedata r:id="rId5" o:title=""/>
           </v:shape>
-          <o:OLEObject Type="Embed" ProgID="AcroExch.Document.DC" ShapeID="_x0000_i1025" DrawAspect="Icon" ObjectID="_1770555916" r:id="rId6"/>
+          <o:OLEObject Type="Embed" ProgID="AcroExch.Document.DC" ShapeID="_x0000_i1025" DrawAspect="Icon" ObjectID="_1770629293" r:id="rId6"/>
         </w:object>
       </w:r>
     </w:p>
@@ -2128,7 +1891,7 @@
           <v:shape id="_x0000_i1026" type="#_x0000_t75" style="width:77pt;height:50.1pt" o:ole="">
             <v:imagedata r:id="rId7" o:title=""/>
           </v:shape>
-          <o:OLEObject Type="Embed" ProgID="AcroExch.Document.DC" ShapeID="_x0000_i1026" DrawAspect="Icon" ObjectID="_1770555917" r:id="rId8"/>
+          <o:OLEObject Type="Embed" ProgID="AcroExch.Document.DC" ShapeID="_x0000_i1026" DrawAspect="Icon" ObjectID="_1770629294" r:id="rId8"/>
         </w:object>
       </w:r>
     </w:p>
@@ -2165,7 +1928,7 @@
           <v:shape id="_x0000_i1027" type="#_x0000_t75" style="width:77pt;height:50.1pt" o:ole="">
             <v:imagedata r:id="rId9" o:title=""/>
           </v:shape>
-          <o:OLEObject Type="Embed" ProgID="AcroExch.Document.DC" ShapeID="_x0000_i1027" DrawAspect="Icon" ObjectID="_1770555918" r:id="rId10"/>
+          <o:OLEObject Type="Embed" ProgID="AcroExch.Document.DC" ShapeID="_x0000_i1027" DrawAspect="Icon" ObjectID="_1770629295" r:id="rId10"/>
         </w:object>
       </w:r>
     </w:p>
@@ -2202,7 +1965,7 @@
           <v:shape id="_x0000_i1028" type="#_x0000_t75" style="width:77pt;height:50.1pt" o:ole="">
             <v:imagedata r:id="rId11" o:title=""/>
           </v:shape>
-          <o:OLEObject Type="Embed" ProgID="AcroExch.Document.DC" ShapeID="_x0000_i1028" DrawAspect="Icon" ObjectID="_1770555919" r:id="rId12"/>
+          <o:OLEObject Type="Embed" ProgID="AcroExch.Document.DC" ShapeID="_x0000_i1028" DrawAspect="Icon" ObjectID="_1770629296" r:id="rId12"/>
         </w:object>
       </w:r>
     </w:p>
@@ -2268,7 +2031,7 @@
           <v:shape id="_x0000_i1029" type="#_x0000_t75" style="width:77pt;height:50.1pt" o:ole="">
             <v:imagedata r:id="rId13" o:title=""/>
           </v:shape>
-          <o:OLEObject Type="Embed" ProgID="AcroExch.Document.DC" ShapeID="_x0000_i1029" DrawAspect="Icon" ObjectID="_1770555920" r:id="rId14"/>
+          <o:OLEObject Type="Embed" ProgID="AcroExch.Document.DC" ShapeID="_x0000_i1029" DrawAspect="Icon" ObjectID="_1770629297" r:id="rId14"/>
         </w:object>
       </w:r>
     </w:p>
@@ -2291,7 +2054,7 @@
           <v:shape id="_x0000_i1030" type="#_x0000_t75" style="width:77pt;height:50.1pt" o:ole="">
             <v:imagedata r:id="rId15" o:title=""/>
           </v:shape>
-          <o:OLEObject Type="Embed" ProgID="AcroExch.Document.DC" ShapeID="_x0000_i1030" DrawAspect="Icon" ObjectID="_1770555921" r:id="rId16"/>
+          <o:OLEObject Type="Embed" ProgID="AcroExch.Document.DC" ShapeID="_x0000_i1030" DrawAspect="Icon" ObjectID="_1770629298" r:id="rId16"/>
         </w:object>
       </w:r>
     </w:p>
@@ -2314,7 +2077,7 @@
           <v:shape id="_x0000_i1031" type="#_x0000_t75" style="width:77pt;height:50.1pt" o:ole="">
             <v:imagedata r:id="rId17" o:title=""/>
           </v:shape>
-          <o:OLEObject Type="Embed" ProgID="AcroExch.Document.DC" ShapeID="_x0000_i1031" DrawAspect="Icon" ObjectID="_1770555922" r:id="rId18"/>
+          <o:OLEObject Type="Embed" ProgID="AcroExch.Document.DC" ShapeID="_x0000_i1031" DrawAspect="Icon" ObjectID="_1770629299" r:id="rId18"/>
         </w:object>
       </w:r>
     </w:p>
@@ -2345,7 +2108,7 @@
           <v:shape id="_x0000_i1032" type="#_x0000_t75" style="width:77pt;height:50.1pt" o:ole="">
             <v:imagedata r:id="rId19" o:title=""/>
           </v:shape>
-          <o:OLEObject Type="Embed" ProgID="AcroExch.Document.DC" ShapeID="_x0000_i1032" DrawAspect="Icon" ObjectID="_1770555923" r:id="rId20"/>
+          <o:OLEObject Type="Embed" ProgID="AcroExch.Document.DC" ShapeID="_x0000_i1032" DrawAspect="Icon" ObjectID="_1770629300" r:id="rId20"/>
         </w:object>
       </w:r>
     </w:p>
@@ -2360,29 +2123,24 @@
           <w:tab w:val="left" w:pos="964"/>
         </w:tabs>
       </w:pPr>
-      <w:proofErr w:type="spellStart"/>
       <w:r>
         <w:lastRenderedPageBreak/>
-        <w:t>Fibonnaci</w:t>
-      </w:r>
-      <w:proofErr w:type="spellEnd"/>
+        <w:t xml:space="preserve">Fibonnaci </w:t>
+      </w:r>
+      <w:proofErr w:type="gramStart"/>
+      <w:r>
+        <w:t>Series:-</w:t>
+      </w:r>
+      <w:proofErr w:type="gramEnd"/>
       <w:r>
         <w:t xml:space="preserve"> </w:t>
       </w:r>
-      <w:proofErr w:type="gramStart"/>
-      <w:r>
-        <w:t>Series:-</w:t>
-      </w:r>
-      <w:proofErr w:type="gramEnd"/>
-      <w:r>
-        <w:t xml:space="preserve"> </w:t>
-      </w:r>
       <w:r>
         <w:object w:dxaOrig="1534" w:dyaOrig="997" w14:anchorId="7EA8AD55">
-          <v:shape id="_x0000_i1035" type="#_x0000_t75" style="width:77pt;height:50.1pt" o:ole="">
+          <v:shape id="_x0000_i1033" type="#_x0000_t75" style="width:77pt;height:50.1pt" o:ole="">
             <v:imagedata r:id="rId21" o:title=""/>
           </v:shape>
-          <o:OLEObject Type="Embed" ProgID="AcroExch.Document.DC" ShapeID="_x0000_i1035" DrawAspect="Icon" ObjectID="_1770555924" r:id="rId22"/>
+          <o:OLEObject Type="Embed" ProgID="AcroExch.Document.DC" ShapeID="_x0000_i1033" DrawAspect="Icon" ObjectID="_1770629301" r:id="rId22"/>
         </w:object>
       </w:r>
     </w:p>
@@ -2397,28 +2155,23 @@
           <w:tab w:val="left" w:pos="964"/>
         </w:tabs>
       </w:pPr>
-      <w:proofErr w:type="spellStart"/>
-      <w:r>
-        <w:t>nCr</w:t>
-      </w:r>
-      <w:proofErr w:type="spellEnd"/>
+      <w:r>
+        <w:t xml:space="preserve">nCr </w:t>
+      </w:r>
+      <w:proofErr w:type="gramStart"/>
+      <w:r>
+        <w:t>code:-</w:t>
+      </w:r>
+      <w:proofErr w:type="gramEnd"/>
       <w:r>
         <w:t xml:space="preserve"> </w:t>
       </w:r>
-      <w:proofErr w:type="gramStart"/>
-      <w:r>
-        <w:t>code:-</w:t>
-      </w:r>
-      <w:proofErr w:type="gramEnd"/>
-      <w:r>
-        <w:t xml:space="preserve"> </w:t>
-      </w:r>
       <w:r>
         <w:object w:dxaOrig="1534" w:dyaOrig="997" w14:anchorId="43F5108D">
-          <v:shape id="_x0000_i1036" type="#_x0000_t75" style="width:77pt;height:50.1pt" o:ole="">
+          <v:shape id="_x0000_i1034" type="#_x0000_t75" style="width:77pt;height:50.1pt" o:ole="">
             <v:imagedata r:id="rId23" o:title=""/>
           </v:shape>
-          <o:OLEObject Type="Embed" ProgID="AcroExch.Document.DC" ShapeID="_x0000_i1036" DrawAspect="Icon" ObjectID="_1770555925" r:id="rId24"/>
+          <o:OLEObject Type="Embed" ProgID="AcroExch.Document.DC" ShapeID="_x0000_i1034" DrawAspect="Icon" ObjectID="_1770629302" r:id="rId24"/>
         </w:object>
       </w:r>
     </w:p>
@@ -2446,10 +2199,10 @@
       </w:r>
       <w:r>
         <w:object w:dxaOrig="1534" w:dyaOrig="997" w14:anchorId="5D065795">
-          <v:shape id="_x0000_i1041" type="#_x0000_t75" style="width:77pt;height:50.1pt" o:ole="">
+          <v:shape id="_x0000_i1035" type="#_x0000_t75" style="width:77pt;height:50.1pt" o:ole="">
             <v:imagedata r:id="rId25" o:title=""/>
           </v:shape>
-          <o:OLEObject Type="Embed" ProgID="AcroExch.Document.DC" ShapeID="_x0000_i1041" DrawAspect="Icon" ObjectID="_1770555926" r:id="rId26"/>
+          <o:OLEObject Type="Embed" ProgID="AcroExch.Document.DC" ShapeID="_x0000_i1035" DrawAspect="Icon" ObjectID="_1770629303" r:id="rId26"/>
         </w:object>
       </w:r>
     </w:p>
@@ -2464,6 +2217,162 @@
           <w:tab w:val="left" w:pos="964"/>
         </w:tabs>
       </w:pPr>
+      <w:r>
+        <w:t>Scalar variable as they are local variables.</w:t>
+      </w:r>
+    </w:p>
+    <w:p>
+      <w:pPr>
+        <w:pStyle w:val="ListParagraph"/>
+        <w:numPr>
+          <w:ilvl w:val="0"/>
+          <w:numId w:val="2"/>
+        </w:numPr>
+        <w:tabs>
+          <w:tab w:val="left" w:pos="964"/>
+        </w:tabs>
+      </w:pPr>
+      <w:proofErr w:type="gramStart"/>
+      <w:r>
+        <w:t>Array</w:t>
+      </w:r>
+      <w:proofErr w:type="gramEnd"/>
+      <w:r>
+        <w:t xml:space="preserve"> are vector variables.</w:t>
+      </w:r>
+    </w:p>
+    <w:p>
+      <w:pPr>
+        <w:pStyle w:val="ListParagraph"/>
+        <w:numPr>
+          <w:ilvl w:val="0"/>
+          <w:numId w:val="2"/>
+        </w:numPr>
+        <w:tabs>
+          <w:tab w:val="left" w:pos="964"/>
+        </w:tabs>
+      </w:pPr>
+      <w:proofErr w:type="gramStart"/>
+      <w:r>
+        <w:t>Array:-</w:t>
+      </w:r>
+      <w:proofErr w:type="gramEnd"/>
+      <w:r>
+        <w:object w:dxaOrig="1534" w:dyaOrig="997" w14:anchorId="2926FA60">
+          <v:shape id="_x0000_i1036" type="#_x0000_t75" style="width:77pt;height:50.1pt" o:ole="">
+            <v:imagedata r:id="rId27" o:title=""/>
+          </v:shape>
+          <o:OLEObject Type="Embed" ProgID="AcroExch.Document.DC" ShapeID="_x0000_i1036" DrawAspect="Icon" ObjectID="_1770629304" r:id="rId28"/>
+        </w:object>
+      </w:r>
+    </w:p>
+    <w:p>
+      <w:pPr>
+        <w:pStyle w:val="ListParagraph"/>
+        <w:numPr>
+          <w:ilvl w:val="0"/>
+          <w:numId w:val="2"/>
+        </w:numPr>
+        <w:tabs>
+          <w:tab w:val="left" w:pos="964"/>
+        </w:tabs>
+      </w:pPr>
+      <w:r>
+        <w:t>Array size should be declared in c at compile time but in c++ we can declare in the runtime.</w:t>
+      </w:r>
+    </w:p>
+    <w:p>
+      <w:pPr>
+        <w:pStyle w:val="ListParagraph"/>
+        <w:numPr>
+          <w:ilvl w:val="0"/>
+          <w:numId w:val="2"/>
+        </w:numPr>
+        <w:tabs>
+          <w:tab w:val="left" w:pos="964"/>
+        </w:tabs>
+      </w:pPr>
+      <w:r>
+        <w:t xml:space="preserve">2D </w:t>
+      </w:r>
+      <w:proofErr w:type="gramStart"/>
+      <w:r>
+        <w:t>Array:-</w:t>
+      </w:r>
+      <w:proofErr w:type="gramEnd"/>
+      <w:r>
+        <w:t xml:space="preserve"> </w:t>
+      </w:r>
+      <w:r>
+        <w:object w:dxaOrig="1534" w:dyaOrig="997" w14:anchorId="05D34220">
+          <v:shape id="_x0000_i1039" type="#_x0000_t75" style="width:77pt;height:50.1pt" o:ole="">
+            <v:imagedata r:id="rId29" o:title=""/>
+          </v:shape>
+          <o:OLEObject Type="Embed" ProgID="AcroExch.Document.DC" ShapeID="_x0000_i1039" DrawAspect="Icon" ObjectID="_1770629305" r:id="rId30"/>
+        </w:object>
+      </w:r>
+    </w:p>
+    <w:p>
+      <w:pPr>
+        <w:pStyle w:val="ListParagraph"/>
+        <w:numPr>
+          <w:ilvl w:val="0"/>
+          <w:numId w:val="2"/>
+        </w:numPr>
+        <w:tabs>
+          <w:tab w:val="left" w:pos="964"/>
+        </w:tabs>
+      </w:pPr>
+      <w:r>
+        <w:t xml:space="preserve">Row major mapping &amp; column major </w:t>
+      </w:r>
+      <w:proofErr w:type="gramStart"/>
+      <w:r>
+        <w:t>mapping:-</w:t>
+      </w:r>
+      <w:proofErr w:type="gramEnd"/>
+      <w:r>
+        <w:t xml:space="preserve"> </w:t>
+      </w:r>
+      <w:r>
+        <w:object w:dxaOrig="1534" w:dyaOrig="997" w14:anchorId="7A335ADC">
+          <v:shape id="_x0000_i1040" type="#_x0000_t75" style="width:77pt;height:50.1pt" o:ole="">
+            <v:imagedata r:id="rId31" o:title=""/>
+          </v:shape>
+          <o:OLEObject Type="Embed" ProgID="AcroExch.Document.DC" ShapeID="_x0000_i1040" DrawAspect="Icon" ObjectID="_1770629306" r:id="rId32"/>
+        </w:object>
+      </w:r>
+      <w:r>
+        <w:object w:dxaOrig="1534" w:dyaOrig="997" w14:anchorId="6283F593">
+          <v:shape id="_x0000_i1041" type="#_x0000_t75" style="width:77pt;height:50.1pt" o:ole="">
+            <v:imagedata r:id="rId33" o:title=""/>
+          </v:shape>
+          <o:OLEObject Type="Embed" ProgID="AcroExch.Document.DC" ShapeID="_x0000_i1041" DrawAspect="Icon" ObjectID="_1770629307" r:id="rId34"/>
+        </w:object>
+      </w:r>
+    </w:p>
+    <w:p>
+      <w:pPr>
+        <w:pStyle w:val="ListParagraph"/>
+        <w:numPr>
+          <w:ilvl w:val="0"/>
+          <w:numId w:val="2"/>
+        </w:numPr>
+        <w:tabs>
+          <w:tab w:val="left" w:pos="964"/>
+        </w:tabs>
+      </w:pPr>
+      <w:r>
+        <w:t>For n dimension Array.</w:t>
+      </w:r>
+      <w:r>
+        <w:object w:dxaOrig="1534" w:dyaOrig="997" w14:anchorId="6C338FD4">
+          <v:shape id="_x0000_i1042" type="#_x0000_t75" style="width:77pt;height:50.1pt" o:ole="">
+            <v:imagedata r:id="rId35" o:title=""/>
+          </v:shape>
+          <o:OLEObject Type="Embed" ProgID="AcroExch.Document.DC" ShapeID="_x0000_i1042" DrawAspect="Icon" ObjectID="_1770629308" r:id="rId36"/>
+        </w:object>
+      </w:r>
     </w:p>
     <w:sectPr>
       <w:pgSz w:w="12240" w:h="15840"/>
